--- a/Adult_Income_ML_Project_Report.docx
+++ b/Adult_Income_ML_Project_Report.docx
@@ -173,12 +173,62 @@
         <w:spacing w:after="160" w:line="360" w:lineRule="auto"/>
         <w:jc w:val="center"/>
       </w:pPr>
+      <w:proofErr w:type="gramStart"/>
       <w:r>
         <w:rPr>
           <w:b/>
           <w:bCs/>
         </w:rPr>
-        <w:t>Python  |  Google Colab  |  Scikit-Learn  |  UCI Adult Census Dataset</w:t>
+        <w:t>Python  |</w:t>
+      </w:r>
+      <w:proofErr w:type="gramEnd"/>
+      <w:r>
+        <w:rPr>
+          <w:b/>
+          <w:bCs/>
+        </w:rPr>
+        <w:t xml:space="preserve">  Google </w:t>
+      </w:r>
+      <w:proofErr w:type="spellStart"/>
+      <w:proofErr w:type="gramStart"/>
+      <w:r>
+        <w:rPr>
+          <w:b/>
+          <w:bCs/>
+        </w:rPr>
+        <w:t>Colab</w:t>
+      </w:r>
+      <w:proofErr w:type="spellEnd"/>
+      <w:r>
+        <w:rPr>
+          <w:b/>
+          <w:bCs/>
+        </w:rPr>
+        <w:t xml:space="preserve">  |</w:t>
+      </w:r>
+      <w:proofErr w:type="gramEnd"/>
+      <w:r>
+        <w:rPr>
+          <w:b/>
+          <w:bCs/>
+        </w:rPr>
+        <w:t xml:space="preserve">  Scikit-</w:t>
+      </w:r>
+      <w:proofErr w:type="gramStart"/>
+      <w:r>
+        <w:rPr>
+          <w:b/>
+          <w:bCs/>
+        </w:rPr>
+        <w:t>Learn  |</w:t>
+      </w:r>
+      <w:proofErr w:type="gramEnd"/>
+      <w:r>
+        <w:rPr>
+          <w:b/>
+          <w:bCs/>
+        </w:rPr>
+        <w:t xml:space="preserve">  UCI Adult Census Dataset</w:t>
       </w:r>
     </w:p>
     <w:p>
@@ -264,7 +314,31 @@
         <w:jc w:val="both"/>
       </w:pPr>
       <w:r>
-        <w:t>This project was implemented entirely on Google Colaboratory (Colab), a cloud-based Python notebook environment, using open-source machine learning libraries including Scikit-Learn, Pandas, NumPy, Matplotlib, and Seaborn. While the author holds a Coursera certification in Microsoft Azure fundamentals, the implementation of this project was performed independently using Google Colab as a free and accessible alternative to cloud-based machine learning environments.</w:t>
+        <w:t xml:space="preserve">This project was implemented entirely on Google </w:t>
+      </w:r>
+      <w:proofErr w:type="spellStart"/>
+      <w:r>
+        <w:t>Colaboratory</w:t>
+      </w:r>
+      <w:proofErr w:type="spellEnd"/>
+      <w:r>
+        <w:t xml:space="preserve"> (</w:t>
+      </w:r>
+      <w:proofErr w:type="spellStart"/>
+      <w:r>
+        <w:t>Colab</w:t>
+      </w:r>
+      <w:proofErr w:type="spellEnd"/>
+      <w:r>
+        <w:t xml:space="preserve">), a cloud-based Python notebook environment, using open-source machine learning libraries including Scikit-Learn, Pandas, NumPy, Matplotlib, and Seaborn. While the author holds a Coursera certification in Microsoft Azure fundamentals, the implementation of this project was performed independently using Google </w:t>
+      </w:r>
+      <w:proofErr w:type="spellStart"/>
+      <w:r>
+        <w:t>Colab</w:t>
+      </w:r>
+      <w:proofErr w:type="spellEnd"/>
+      <w:r>
+        <w:t xml:space="preserve"> as a free and accessible alternative to cloud-based machine learning environments.</w:t>
       </w:r>
     </w:p>
     <w:p>
@@ -448,7 +522,15 @@
         <w:jc w:val="both"/>
       </w:pPr>
       <w:r>
-        <w:t>All figures, charts, and visualizations included in this report were generated by me as part of the implementation carried out in Google Colaboratory.</w:t>
+        <w:t xml:space="preserve">All figures, charts, and visualizations included in this report were generated by me as part of the implementation carried out in Google </w:t>
+      </w:r>
+      <w:proofErr w:type="spellStart"/>
+      <w:r>
+        <w:t>Colaboratory</w:t>
+      </w:r>
+      <w:proofErr w:type="spellEnd"/>
+      <w:r>
+        <w:t>.</w:t>
       </w:r>
     </w:p>
     <w:p>
@@ -583,7 +665,23 @@
         <w:jc w:val="both"/>
       </w:pPr>
       <w:r>
-        <w:t>I am also grateful to Google for providing Google Colaboratory as a free, cloud-based Python notebook environment. Colab democratizes access to computational resources and makes it possible for individuals anywhere in the world to experiment with machine learning at scale without requiring expensive hardware setups.</w:t>
+        <w:t xml:space="preserve">I am also grateful to Google for providing Google </w:t>
+      </w:r>
+      <w:proofErr w:type="spellStart"/>
+      <w:r>
+        <w:t>Colaboratory</w:t>
+      </w:r>
+      <w:proofErr w:type="spellEnd"/>
+      <w:r>
+        <w:t xml:space="preserve"> as a free, cloud-based Python notebook environment. </w:t>
+      </w:r>
+      <w:proofErr w:type="spellStart"/>
+      <w:r>
+        <w:t>Colab</w:t>
+      </w:r>
+      <w:proofErr w:type="spellEnd"/>
+      <w:r>
+        <w:t xml:space="preserve"> democratizes access to computational resources and makes it possible for individuals anywhere in the world to experiment with machine learning at scale without requiring expensive hardware setups.</w:t>
       </w:r>
     </w:p>
     <w:p>
@@ -615,7 +713,15 @@
         <w:jc w:val="both"/>
       </w:pPr>
       <w:r>
-        <w:t>Finally, I would like to acknowledge the pioneering researchers in ensemble learning, particularly Leo Breiman for Random Forests and Jerome H. Friedman for Gradient Boosting Machines, whose foundational work underpins the models implemented in this project.</w:t>
+        <w:t xml:space="preserve">Finally, I would like to acknowledge the pioneering researchers in ensemble learning, particularly Leo </w:t>
+      </w:r>
+      <w:proofErr w:type="spellStart"/>
+      <w:r>
+        <w:t>Breiman</w:t>
+      </w:r>
+      <w:proofErr w:type="spellEnd"/>
+      <w:r>
+        <w:t xml:space="preserve"> for Random Forests and Jerome H. Friedman for Gradient Boosting Machines, whose foundational work underpins the models implemented in this project.</w:t>
       </w:r>
     </w:p>
     <w:p>
@@ -686,7 +792,15 @@
         <w:jc w:val="both"/>
       </w:pPr>
       <w:r>
-        <w:t>The study evaluates three prominent classification algorithms — Logistic Regression, Gradient Boosting, and Random Forest — through the lens of a complete, production-ready machine learning pipeline implemented in Python using the Scikit-Learn library on Google Colaboratory. The pipeline encompasses all critical stages of a modern machine learning workflow: data loading and inspection, exploratory data analysis, missing value imputation, categorical feature encoding via one-hot encoding, numerical feature scaling via standardization, model training, cross-validation, and comprehensive performance evaluation.</w:t>
+        <w:t xml:space="preserve">The study evaluates three prominent classification algorithms — Logistic Regression, Gradient Boosting, and Random Forest — through the lens of a complete, production-ready machine learning pipeline implemented in Python using the Scikit-Learn library on Google </w:t>
+      </w:r>
+      <w:proofErr w:type="spellStart"/>
+      <w:r>
+        <w:t>Colaboratory</w:t>
+      </w:r>
+      <w:proofErr w:type="spellEnd"/>
+      <w:r>
+        <w:t>. The pipeline encompasses all critical stages of a modern machine learning workflow: data loading and inspection, exploratory data analysis, missing value imputation, categorical feature encoding via one-hot encoding, numerical feature scaling via standardization, model training, cross-validation, and comprehensive performance evaluation.</w:t>
       </w:r>
     </w:p>
     <w:p>
@@ -700,7 +814,23 @@
         <w:jc w:val="both"/>
       </w:pPr>
       <w:r>
-        <w:t>The UCI Adult Census Income dataset comprises 32,561 training instances and 16,281 test instances, each described by 14 features including age, education level, marital status, occupation, race, gender, capital gain, capital loss, and hours worked per week. The target variable is binary, distinguishing individuals earning above or below $50,000 annually. Preprocessing involved the removal of the fnlwgt (final weight) column, handling of missing values encoded as '?' in the original dataset, label encoding of the target variable, and the construction of separate preprocessing pipelines for numerical and categorical features using Scikit-Learn's Pipeline and ColumnTransformer utilities.</w:t>
+        <w:t xml:space="preserve">The UCI Adult Census Income dataset comprises 32,561 training instances and 16,281 test instances, each described by 14 features including age, education level, marital status, occupation, race, gender, capital gain, capital loss, and hours worked per week. The target variable is binary, distinguishing individuals earning above or below $50,000 annually. Preprocessing involved the removal of the </w:t>
+      </w:r>
+      <w:proofErr w:type="spellStart"/>
+      <w:r>
+        <w:t>fnlwgt</w:t>
+      </w:r>
+      <w:proofErr w:type="spellEnd"/>
+      <w:r>
+        <w:t xml:space="preserve"> (final weight) column, handling of missing values encoded as '?' in the original dataset, label encoding of the target variable, and the construction of separate preprocessing pipelines for numerical and categorical features using Scikit-Learn's Pipeline and </w:t>
+      </w:r>
+      <w:proofErr w:type="spellStart"/>
+      <w:r>
+        <w:t>ColumnTransformer</w:t>
+      </w:r>
+      <w:proofErr w:type="spellEnd"/>
+      <w:r>
+        <w:t xml:space="preserve"> utilities.</w:t>
       </w:r>
     </w:p>
     <w:p>
@@ -749,8 +879,13 @@
         <w:t xml:space="preserve">Keywords: </w:t>
       </w:r>
       <w:r>
-        <w:t>Machine Learning, Adult Income Prediction, Random Forest, Gradient Boosting, Logistic Regression, Classification, Ensemble Learning, Census Dataset, Data Preprocessing, Feature Engineering, ROC-AUC, Scikit-Learn, Google Colab</w:t>
-      </w:r>
+        <w:t xml:space="preserve">Machine Learning, Adult Income Prediction, Random Forest, Gradient Boosting, Logistic Regression, Classification, Ensemble Learning, Census Dataset, Data Preprocessing, Feature Engineering, ROC-AUC, Scikit-Learn, Google </w:t>
+      </w:r>
+      <w:proofErr w:type="spellStart"/>
+      <w:r>
+        <w:t>Colab</w:t>
+      </w:r>
+      <w:proofErr w:type="spellEnd"/>
       <w:r>
         <w:t>.</w:t>
       </w:r>
@@ -11244,7 +11379,15 @@
         <w:jc w:val="both"/>
       </w:pPr>
       <w:r>
-        <w:t>The classification task — predicting whether an individual earns more or less than $50,000 annually — is inherently binary, making it well-suited to a wide range of supervised learning algorithms. However, the presence of missing values (encoded as '?'), nominal categorical features with high cardinality, and a moderately imbalanced target distribution introduce non-trivial preprocessing challenges that must be addressed before any meaningful modeling can take place.</w:t>
+        <w:t xml:space="preserve">The classification task — predicting whether an individual earns more or less than $50,000 annually — is inherently binary, making it well-suited to a wide range of supervised learning algorithms. However, the presence of missing values (encoded as '?'), nominal categorical features with high cardinality, and a moderately imbalanced target distribution introduce non-trivial preprocessing challenges that must be addressed before any meaningful </w:t>
+      </w:r>
+      <w:proofErr w:type="spellStart"/>
+      <w:r>
+        <w:t>modeling</w:t>
+      </w:r>
+      <w:proofErr w:type="spellEnd"/>
+      <w:r>
+        <w:t xml:space="preserve"> can take place.</w:t>
       </w:r>
     </w:p>
     <w:p>
@@ -11291,7 +11434,15 @@
         <w:jc w:val="both"/>
       </w:pPr>
       <w:r>
-        <w:t>Systematic data preprocessing using Scikit-Learn's Pipeline and ColumnTransformer utilities, including median imputation for numerical features, mode imputation for categorical features, standard scaling of numerical variables, and one-hot encoding of categorical variables.</w:t>
+        <w:t xml:space="preserve">Systematic data preprocessing using Scikit-Learn's Pipeline and </w:t>
+      </w:r>
+      <w:proofErr w:type="spellStart"/>
+      <w:r>
+        <w:t>ColumnTransformer</w:t>
+      </w:r>
+      <w:proofErr w:type="spellEnd"/>
+      <w:r>
+        <w:t xml:space="preserve"> utilities, including median imputation for numerical features, mode imputation for categorical features, standard scaling of numerical variables, and one-hot encoding of categorical variables.</w:t>
       </w:r>
     </w:p>
     <w:p>
@@ -11348,7 +11499,15 @@
       </w:pPr>
       <w:r>
         <w:lastRenderedPageBreak/>
-        <w:t>Persistence of the trained pipeline using Python's joblib library for potential future deployment.</w:t>
+        <w:t xml:space="preserve">Persistence of the trained pipeline using Python's </w:t>
+      </w:r>
+      <w:proofErr w:type="spellStart"/>
+      <w:r>
+        <w:t>joblib</w:t>
+      </w:r>
+      <w:proofErr w:type="spellEnd"/>
+      <w:r>
+        <w:t xml:space="preserve"> library for potential future deployment.</w:t>
       </w:r>
     </w:p>
     <w:p>
@@ -11490,7 +11649,15 @@
         <w:jc w:val="both"/>
       </w:pPr>
       <w:r>
-        <w:t>The project was implemented entirely in Python 3 within the Google Colaboratory environment. The following libraries and frameworks were employed:</w:t>
+        <w:t xml:space="preserve">The project was implemented entirely in Python 3 within the Google </w:t>
+      </w:r>
+      <w:proofErr w:type="spellStart"/>
+      <w:r>
+        <w:t>Colaboratory</w:t>
+      </w:r>
+      <w:proofErr w:type="spellEnd"/>
+      <w:r>
+        <w:t xml:space="preserve"> environment. The following libraries and frameworks were employed:</w:t>
       </w:r>
     </w:p>
     <w:p>
@@ -11504,7 +11671,15 @@
         <w:jc w:val="both"/>
       </w:pPr>
       <w:r>
-        <w:t>Python 3.x: The primary programming language for all data processing, modeling, and visualization tasks.</w:t>
+        <w:t xml:space="preserve">Python 3.x: The primary programming language for all data processing, </w:t>
+      </w:r>
+      <w:proofErr w:type="spellStart"/>
+      <w:r>
+        <w:t>modeling</w:t>
+      </w:r>
+      <w:proofErr w:type="spellEnd"/>
+      <w:r>
+        <w:t>, and visualization tasks.</w:t>
       </w:r>
     </w:p>
     <w:p>
@@ -11518,7 +11693,23 @@
         <w:jc w:val="both"/>
       </w:pPr>
       <w:r>
-        <w:t>Google Colaboratory: A free, cloud-based Jupyter notebook environment that provides access to GPU/CPU computing resources without local setup requirements.</w:t>
+        <w:t xml:space="preserve">Google </w:t>
+      </w:r>
+      <w:proofErr w:type="spellStart"/>
+      <w:r>
+        <w:t>Colaboratory</w:t>
+      </w:r>
+      <w:proofErr w:type="spellEnd"/>
+      <w:r>
+        <w:t xml:space="preserve">: A free, cloud-based </w:t>
+      </w:r>
+      <w:proofErr w:type="spellStart"/>
+      <w:r>
+        <w:t>Jupyter</w:t>
+      </w:r>
+      <w:proofErr w:type="spellEnd"/>
+      <w:r>
+        <w:t xml:space="preserve"> notebook environment that provides access to GPU/CPU computing resources without local setup requirements.</w:t>
       </w:r>
     </w:p>
     <w:p>
@@ -11533,7 +11724,15 @@
       </w:pPr>
       <w:r>
         <w:lastRenderedPageBreak/>
-        <w:t>Scikit-Learn (sklearn): The core machine learning library used for pipeline construction, preprocessing, model training, and evaluation.</w:t>
+        <w:t>Scikit-Learn (</w:t>
+      </w:r>
+      <w:proofErr w:type="spellStart"/>
+      <w:r>
+        <w:t>sklearn</w:t>
+      </w:r>
+      <w:proofErr w:type="spellEnd"/>
+      <w:r>
+        <w:t>): The core machine learning library used for pipeline construction, preprocessing, model training, and evaluation.</w:t>
       </w:r>
     </w:p>
     <w:p>
@@ -11602,8 +11801,13 @@
         <w:spacing w:after="100" w:line="360" w:lineRule="auto"/>
         <w:jc w:val="both"/>
       </w:pPr>
-      <w:r>
-        <w:t>Joblib: For serializing and persisting the trained machine learning pipeline to disk.</w:t>
+      <w:proofErr w:type="spellStart"/>
+      <w:r>
+        <w:t>Joblib</w:t>
+      </w:r>
+      <w:proofErr w:type="spellEnd"/>
+      <w:r>
+        <w:t>: For serializing and persisting the trained machine learning pipeline to disk.</w:t>
       </w:r>
     </w:p>
     <w:p>
@@ -11671,7 +11875,15 @@
         <w:jc w:val="both"/>
       </w:pPr>
       <w:r>
-        <w:t>The problem of income prediction from demographic data has attracted substantial research attention over the past three decades, particularly since the publication of the Adult Census Income dataset by Kohavi and Becker in 1996. This dataset has become one of the most frequently cited benchmarks in the machine learning classification literature, enabling consistent comparison across studies. The following sections review key contributions to this field, organized by methodological approach, and conclude with a comparative analysis of prior work and the positioning of the current project within the existing research landscape.</w:t>
+        <w:t xml:space="preserve">The problem of income prediction from demographic data has attracted substantial research attention over the past three decades, particularly since the publication of the Adult Census Income dataset by </w:t>
+      </w:r>
+      <w:proofErr w:type="spellStart"/>
+      <w:r>
+        <w:t>Kohavi</w:t>
+      </w:r>
+      <w:proofErr w:type="spellEnd"/>
+      <w:r>
+        <w:t xml:space="preserve"> and Becker in 1996. This dataset has become one of the most frequently cited benchmarks in the machine learning classification literature, enabling consistent comparison across studies. The following sections review key contributions to this field, organized by methodological approach, and conclude with a comparative analysis of prior work and the positioning of the current project within the existing research landscape.</w:t>
       </w:r>
     </w:p>
     <w:p>
@@ -11700,7 +11912,23 @@
         <w:jc w:val="both"/>
       </w:pPr>
       <w:r>
-        <w:t>Logistic Regression has historically served as the baseline classifier for binary income prediction tasks due to its mathematical interpretability and computational efficiency. Kohavi (1996), in his original benchmark study introducing the Adult dataset, evaluated several algorithms including Naive Bayes and C4.5 decision trees, establishing that even simple models could achieve accuracies in the range of 82–84% on this dataset. Logistic Regression, as a linear discriminant method, assumes a linear decision boundary between the two income classes in the feature space, which may not adequately capture the complex, non-linear interactions that exist between demographic variables and income outcomes.</w:t>
+        <w:t xml:space="preserve">Logistic Regression has historically served as the baseline classifier for binary income prediction tasks due to its mathematical interpretability and computational efficiency. </w:t>
+      </w:r>
+      <w:proofErr w:type="spellStart"/>
+      <w:r>
+        <w:t>Kohavi</w:t>
+      </w:r>
+      <w:proofErr w:type="spellEnd"/>
+      <w:r>
+        <w:t xml:space="preserve"> (1996), in his original benchmark study introducing the </w:t>
+      </w:r>
+      <w:proofErr w:type="gramStart"/>
+      <w:r>
+        <w:t>Adult</w:t>
+      </w:r>
+      <w:proofErr w:type="gramEnd"/>
+      <w:r>
+        <w:t xml:space="preserve"> dataset, evaluated several algorithms including Naive Bayes and C4.5 decision trees, establishing that even simple models could achieve accuracies in the range of 82–84% on this dataset. Logistic Regression, as a linear discriminant method, assumes a linear decision boundary between the two income classes in the feature space, which may not adequately capture the complex, non-linear interactions that exist between demographic variables and income outcomes.</w:t>
       </w:r>
     </w:p>
     <w:p>
@@ -11709,7 +11937,15 @@
         <w:jc w:val="both"/>
       </w:pPr>
       <w:r>
-        <w:t>Subsequent studies confirmed that while Logistic Regression provides a strong, interpretable baseline, it consistently underperforms relative to ensemble and non-linear classifiers on the Adult dataset. Its primary advantage lies in its coefficient interpretability, which allows direct examination of the relationship between each feature and the log-odds of the target class.</w:t>
+        <w:t xml:space="preserve">Subsequent studies confirmed that while Logistic Regression provides a strong, interpretable baseline, it consistently underperforms relative to ensemble and non-linear classifiers on the </w:t>
+      </w:r>
+      <w:proofErr w:type="gramStart"/>
+      <w:r>
+        <w:t>Adult</w:t>
+      </w:r>
+      <w:proofErr w:type="gramEnd"/>
+      <w:r>
+        <w:t xml:space="preserve"> dataset. Its primary advantage lies in its coefficient interpretability, which allows direct examination of the relationship between each feature and the log-odds of the target class.</w:t>
       </w:r>
     </w:p>
     <w:p>
@@ -11741,7 +11977,15 @@
         <w:jc w:val="both"/>
       </w:pPr>
       <w:r>
-        <w:t>Decision tree classifiers represented an early advance beyond linear methods for income classification. Quinlan's C4.5 algorithm, applied to the Adult dataset in multiple studies, demonstrated that hierarchical, rule-based splitting of the feature space could capture non-linear relationships between demographic attributes and income. However, individual decision trees are prone to overfitting — particularly on datasets with high-cardinality categorical features — and their performance typically degrades significantly on unseen test data. This limitation motivated the development of ensemble-based approaches that aggregate multiple tree predictions to improve generalization.</w:t>
+        <w:t xml:space="preserve">Decision tree classifiers represented an early advance beyond linear methods for income classification. Quinlan's C4.5 algorithm, applied to the </w:t>
+      </w:r>
+      <w:proofErr w:type="gramStart"/>
+      <w:r>
+        <w:t>Adult</w:t>
+      </w:r>
+      <w:proofErr w:type="gramEnd"/>
+      <w:r>
+        <w:t xml:space="preserve"> dataset in multiple studies, demonstrated that hierarchical, rule-based splitting of the feature space could capture non-linear relationships between demographic attributes and income. However, individual decision trees are prone to overfitting — particularly on datasets with high-cardinality categorical features — and their performance typically degrades significantly on unseen test data. This limitation motivated the development of ensemble-based approaches that aggregate multiple tree predictions to improve generalization.</w:t>
       </w:r>
     </w:p>
     <w:p>
@@ -11779,7 +12023,15 @@
         <w:jc w:val="both"/>
       </w:pPr>
       <w:r>
-        <w:t>Multiple subsequent studies applied Random Forest to the Adult Census Income dataset and consistently reported accuracy improvements of 1–3 percentage points over individual decision trees and Logistic Regression. Pal and Mather (2003) demonstrated that Random Forest is particularly robust to noisy features and missing data — characteristics relevant to the Adult dataset, which contains approximately 7% missing values. The algorithm's ability to generate feature importance scores also makes it valuable for model interpretability.</w:t>
+        <w:t xml:space="preserve">Multiple subsequent studies applied Random Forest to the Adult Census Income dataset and consistently reported accuracy improvements of 1–3 percentage points over individual decision trees and Logistic Regression. Pal and Mather (2003) demonstrated that Random Forest is particularly robust to noisy features and missing data — characteristics relevant to the </w:t>
+      </w:r>
+      <w:proofErr w:type="gramStart"/>
+      <w:r>
+        <w:t>Adult</w:t>
+      </w:r>
+      <w:proofErr w:type="gramEnd"/>
+      <w:r>
+        <w:t xml:space="preserve"> dataset, which contains approximately 7% missing values. The algorithm's ability to generate feature importance scores also makes it valuable for model interpretability.</w:t>
       </w:r>
     </w:p>
     <w:p>
@@ -11811,7 +12063,23 @@
         <w:jc w:val="both"/>
       </w:pPr>
       <w:r>
-        <w:t>The XGBoost library (Chen and Guestrin, 2016) introduced a highly optimized implementation of gradient boosting that incorporates regularization terms to prevent overfitting, parallel computation for efficiency, and built-in handling of missing values. XGBoost became the dominant choice in structured data classification competitions and has been extensively applied to income prediction tasks with reported accuracy improvements of 1–2 percentage points over standard GBM implementations.</w:t>
+        <w:t xml:space="preserve">The </w:t>
+      </w:r>
+      <w:proofErr w:type="spellStart"/>
+      <w:r>
+        <w:t>XGBoost</w:t>
+      </w:r>
+      <w:proofErr w:type="spellEnd"/>
+      <w:r>
+        <w:t xml:space="preserve"> library (Chen and Guestrin, 2016) introduced a highly optimized implementation of gradient boosting that incorporates regularization terms to prevent overfitting, parallel computation for efficiency, and built-in handling of missing values. </w:t>
+      </w:r>
+      <w:proofErr w:type="spellStart"/>
+      <w:r>
+        <w:t>XGBoost</w:t>
+      </w:r>
+      <w:proofErr w:type="spellEnd"/>
+      <w:r>
+        <w:t xml:space="preserve"> became the dominant choice in structured data classification competitions and has been extensively applied to income prediction tasks with reported accuracy improvements of 1–2 percentage points over standard GBM implementations.</w:t>
       </w:r>
     </w:p>
     <w:p>
@@ -11839,7 +12107,31 @@
         <w:jc w:val="both"/>
       </w:pPr>
       <w:r>
-        <w:t>Artificial Neural Networks (ANNs), including multilayer perceptrons (MLPs), have been applied to income prediction with mixed results. Early applications were limited by computational constraints and the challenge of tuning network architectures. More recent deep learning approaches using fully connected networks with dropout regularization have reported accuracies in the 85–87% range on the Adult dataset, though often at significantly higher computational cost than ensemble methods. The tabular nature of the Adult dataset means that the representational advantages of deep learning — particularly relevant for unstructured data such as images and text — are less pronounced relative to traditional machine learning methods.</w:t>
+        <w:t xml:space="preserve">Artificial Neural Networks (ANNs), including multilayer </w:t>
+      </w:r>
+      <w:proofErr w:type="spellStart"/>
+      <w:r>
+        <w:t>perceptrons</w:t>
+      </w:r>
+      <w:proofErr w:type="spellEnd"/>
+      <w:r>
+        <w:t xml:space="preserve"> (MLPs), have been applied to income prediction with mixed results. Early applications were limited by computational constraints and the challenge of tuning network architectures. More recent deep learning approaches using fully connected networks with dropout regularization have reported accuracies in the 85–87% range on the </w:t>
+      </w:r>
+      <w:proofErr w:type="gramStart"/>
+      <w:r>
+        <w:t>Adult</w:t>
+      </w:r>
+      <w:proofErr w:type="gramEnd"/>
+      <w:r>
+        <w:t xml:space="preserve"> dataset, though often at significantly higher computational cost than ensemble methods. The tabular nature of the </w:t>
+      </w:r>
+      <w:proofErr w:type="gramStart"/>
+      <w:r>
+        <w:t>Adult</w:t>
+      </w:r>
+      <w:proofErr w:type="gramEnd"/>
+      <w:r>
+        <w:t xml:space="preserve"> dataset means that the representational advantages of deep learning — particularly relevant for unstructured data such as images and text — are less pronounced relative to traditional machine learning methods.</w:t>
       </w:r>
     </w:p>
     <w:p>
@@ -11859,7 +12151,31 @@
       </w:pPr>
       <w:r>
         <w:lastRenderedPageBreak/>
-        <w:t>Several studies have focused specifically on the impact of feature engineering and preprocessing strategies on income prediction accuracy. Kohavi and John (1997) demonstrated that irrelevant features in the Adult dataset, particularly the fnlwgt (final weight) column representing the survey sampling weight, negatively impact model performance and should be removed prior to training. This finding is incorporated into the preprocessing pipeline of the current project.</w:t>
+        <w:t xml:space="preserve">Several studies have focused specifically on the impact of feature engineering and preprocessing strategies on income prediction accuracy. </w:t>
+      </w:r>
+      <w:proofErr w:type="spellStart"/>
+      <w:r>
+        <w:t>Kohavi</w:t>
+      </w:r>
+      <w:proofErr w:type="spellEnd"/>
+      <w:r>
+        <w:t xml:space="preserve"> and John (1997) demonstrated that irrelevant features in the </w:t>
+      </w:r>
+      <w:proofErr w:type="gramStart"/>
+      <w:r>
+        <w:t>Adult</w:t>
+      </w:r>
+      <w:proofErr w:type="gramEnd"/>
+      <w:r>
+        <w:t xml:space="preserve"> dataset, particularly the </w:t>
+      </w:r>
+      <w:proofErr w:type="spellStart"/>
+      <w:r>
+        <w:t>fnlwgt</w:t>
+      </w:r>
+      <w:proofErr w:type="spellEnd"/>
+      <w:r>
+        <w:t xml:space="preserve"> (final weight) column representing the survey sampling weight, negatively impact model performance and should be removed prior to training. This finding is incorporated into the preprocessing pipeline of the current project.</w:t>
       </w:r>
     </w:p>
     <w:p>
@@ -11868,7 +12184,23 @@
         <w:jc w:val="both"/>
       </w:pPr>
       <w:r>
-        <w:t>Studies examining categorical encoding strategies have consistently found that one-hot encoding outperforms ordinal encoding for nominal categorical features such as occupation, marital status, and native country, since ordinal encoding implicitly imposes a spurious ordering on unordered categories. The current project employs one-hot encoding via Scikit-Learn's OneHotEncoder with the handle_unknown='ignore' parameter to gracefully handle categories present in the test set but not in the training set.</w:t>
+        <w:t xml:space="preserve">Studies examining categorical encoding strategies have consistently found that one-hot encoding outperforms ordinal encoding for nominal categorical features such as occupation, marital status, and native country, since ordinal encoding implicitly imposes a spurious ordering on unordered categories. The current project employs one-hot encoding via Scikit-Learn's </w:t>
+      </w:r>
+      <w:proofErr w:type="spellStart"/>
+      <w:r>
+        <w:t>OneHotEncoder</w:t>
+      </w:r>
+      <w:proofErr w:type="spellEnd"/>
+      <w:r>
+        <w:t xml:space="preserve"> with the </w:t>
+      </w:r>
+      <w:proofErr w:type="spellStart"/>
+      <w:r>
+        <w:t>handle_unknown</w:t>
+      </w:r>
+      <w:proofErr w:type="spellEnd"/>
+      <w:r>
+        <w:t>='ignore' parameter to gracefully handle categories present in the test set but not in the training set.</w:t>
       </w:r>
     </w:p>
     <w:p>
@@ -11887,7 +12219,23 @@
         <w:jc w:val="both"/>
       </w:pPr>
       <w:r>
-        <w:t>The Adult Census Income dataset exhibits moderate class imbalance, with approximately 75–76% of instances belonging to the lower income class (≤50K) and 24–25% belonging to the higher income class (&gt;50K). Several researchers have investigated techniques for addressing this imbalance, including oversampling (SMOTE), undersampling, and cost-sensitive learning. Chawla et al. (2002) demonstrated that SMOTE-based oversampling can improve minority class recall in imbalanced classification tasks. However, for the specific imbalance ratio present in the Adult dataset (approximately 3:1), the improvement from resampling techniques is typically marginal, and most studies report that standard classifiers with appropriate hyperparameter tuning achieve satisfactory performance across both classes. The current project does not apply resampling, as the 3:1 imbalance is relatively mild and the models demonstrate acceptable performance on both classes.</w:t>
+        <w:t xml:space="preserve">The Adult Census Income dataset exhibits moderate class imbalance, with approximately 75–76% of instances belonging to the lower income class (≤50K) and 24–25% belonging to the higher income class (&gt;50K). Several researchers have investigated techniques for addressing this imbalance, including oversampling (SMOTE), </w:t>
+      </w:r>
+      <w:proofErr w:type="spellStart"/>
+      <w:r>
+        <w:t>undersampling</w:t>
+      </w:r>
+      <w:proofErr w:type="spellEnd"/>
+      <w:r>
+        <w:t xml:space="preserve">, and cost-sensitive learning. Chawla et al. (2002) demonstrated that SMOTE-based oversampling can improve minority class recall in imbalanced classification tasks. However, for the specific imbalance ratio present in the </w:t>
+      </w:r>
+      <w:proofErr w:type="gramStart"/>
+      <w:r>
+        <w:t>Adult</w:t>
+      </w:r>
+      <w:proofErr w:type="gramEnd"/>
+      <w:r>
+        <w:t xml:space="preserve"> dataset (approximately 3:1), the improvement from resampling techniques is typically marginal, and most studies report that standard classifiers with appropriate hyperparameter tuning achieve satisfactory performance across both classes. The current project does not apply resampling, as the 3:1 imbalance is relatively mild and the models demonstrate acceptable performance on both classes.</w:t>
       </w:r>
     </w:p>
     <w:p>
@@ -12078,13 +12426,23 @@
             <w:pPr>
               <w:jc w:val="center"/>
             </w:pPr>
-            <w:r>
-              <w:rPr>
-                <w:color w:val="000000"/>
-                <w:sz w:val="22"/>
-                <w:szCs w:val="22"/>
-              </w:rPr>
-              <w:t>Kohavi (1996)</w:t>
+            <w:proofErr w:type="spellStart"/>
+            <w:r>
+              <w:rPr>
+                <w:color w:val="000000"/>
+                <w:sz w:val="22"/>
+                <w:szCs w:val="22"/>
+              </w:rPr>
+              <w:t>Kohavi</w:t>
+            </w:r>
+            <w:proofErr w:type="spellEnd"/>
+            <w:r>
+              <w:rPr>
+                <w:color w:val="000000"/>
+                <w:sz w:val="22"/>
+                <w:szCs w:val="22"/>
+              </w:rPr>
+              <w:t xml:space="preserve"> (1996)</w:t>
             </w:r>
           </w:p>
         </w:tc>
@@ -12180,13 +12538,23 @@
             <w:pPr>
               <w:jc w:val="center"/>
             </w:pPr>
-            <w:r>
-              <w:rPr>
-                <w:color w:val="000000"/>
-                <w:sz w:val="22"/>
-                <w:szCs w:val="22"/>
-              </w:rPr>
-              <w:t>Breiman (2001)</w:t>
+            <w:proofErr w:type="spellStart"/>
+            <w:r>
+              <w:rPr>
+                <w:color w:val="000000"/>
+                <w:sz w:val="22"/>
+                <w:szCs w:val="22"/>
+              </w:rPr>
+              <w:t>Breiman</w:t>
+            </w:r>
+            <w:proofErr w:type="spellEnd"/>
+            <w:r>
+              <w:rPr>
+                <w:color w:val="000000"/>
+                <w:sz w:val="22"/>
+                <w:szCs w:val="22"/>
+              </w:rPr>
+              <w:t xml:space="preserve"> (2001)</w:t>
             </w:r>
           </w:p>
         </w:tc>
@@ -12594,7 +12962,25 @@
                 <w:sz w:val="22"/>
                 <w:szCs w:val="22"/>
               </w:rPr>
-              <w:t>Chen &amp; Guestrin (2016)</w:t>
+              <w:t xml:space="preserve">Chen &amp; </w:t>
+            </w:r>
+            <w:proofErr w:type="spellStart"/>
+            <w:r>
+              <w:rPr>
+                <w:color w:val="000000"/>
+                <w:sz w:val="22"/>
+                <w:szCs w:val="22"/>
+              </w:rPr>
+              <w:t>Guestrin</w:t>
+            </w:r>
+            <w:proofErr w:type="spellEnd"/>
+            <w:r>
+              <w:rPr>
+                <w:color w:val="000000"/>
+                <w:sz w:val="22"/>
+                <w:szCs w:val="22"/>
+              </w:rPr>
+              <w:t xml:space="preserve"> (2016)</w:t>
             </w:r>
           </w:p>
         </w:tc>
@@ -12613,6 +12999,7 @@
             <w:pPr>
               <w:jc w:val="center"/>
             </w:pPr>
+            <w:proofErr w:type="spellStart"/>
             <w:r>
               <w:rPr>
                 <w:color w:val="000000"/>
@@ -12621,6 +13008,7 @@
               </w:rPr>
               <w:t>XGBoost</w:t>
             </w:r>
+            <w:proofErr w:type="spellEnd"/>
           </w:p>
         </w:tc>
         <w:tc>
@@ -12792,13 +13180,23 @@
             <w:pPr>
               <w:jc w:val="center"/>
             </w:pPr>
-            <w:r>
-              <w:rPr>
-                <w:color w:val="000000"/>
-                <w:sz w:val="22"/>
-                <w:szCs w:val="22"/>
-              </w:rPr>
-              <w:t>Kohavi &amp; John (1997)</w:t>
+            <w:proofErr w:type="spellStart"/>
+            <w:r>
+              <w:rPr>
+                <w:color w:val="000000"/>
+                <w:sz w:val="22"/>
+                <w:szCs w:val="22"/>
+              </w:rPr>
+              <w:t>Kohavi</w:t>
+            </w:r>
+            <w:proofErr w:type="spellEnd"/>
+            <w:r>
+              <w:rPr>
+                <w:color w:val="000000"/>
+                <w:sz w:val="22"/>
+                <w:szCs w:val="22"/>
+              </w:rPr>
+              <w:t xml:space="preserve"> &amp; John (1997)</w:t>
             </w:r>
           </w:p>
         </w:tc>
@@ -12873,7 +13271,25 @@
                 <w:sz w:val="22"/>
                 <w:szCs w:val="22"/>
               </w:rPr>
-              <w:t>Feature selection (remove fnlwgt) improves accuracy</w:t>
+              <w:t xml:space="preserve">Feature selection (remove </w:t>
+            </w:r>
+            <w:proofErr w:type="spellStart"/>
+            <w:r>
+              <w:rPr>
+                <w:color w:val="000000"/>
+                <w:sz w:val="22"/>
+                <w:szCs w:val="22"/>
+              </w:rPr>
+              <w:t>fnlwgt</w:t>
+            </w:r>
+            <w:proofErr w:type="spellEnd"/>
+            <w:r>
+              <w:rPr>
+                <w:color w:val="000000"/>
+                <w:sz w:val="22"/>
+                <w:szCs w:val="22"/>
+              </w:rPr>
+              <w:t>) improves accuracy</w:t>
             </w:r>
           </w:p>
         </w:tc>
@@ -12894,13 +13310,23 @@
             <w:pPr>
               <w:jc w:val="center"/>
             </w:pPr>
-            <w:r>
-              <w:rPr>
-                <w:color w:val="000000"/>
-                <w:sz w:val="22"/>
-                <w:szCs w:val="22"/>
-              </w:rPr>
-              <w:t>Géron (2019)</w:t>
+            <w:proofErr w:type="spellStart"/>
+            <w:r>
+              <w:rPr>
+                <w:color w:val="000000"/>
+                <w:sz w:val="22"/>
+                <w:szCs w:val="22"/>
+              </w:rPr>
+              <w:t>Géron</w:t>
+            </w:r>
+            <w:proofErr w:type="spellEnd"/>
+            <w:r>
+              <w:rPr>
+                <w:color w:val="000000"/>
+                <w:sz w:val="22"/>
+                <w:szCs w:val="22"/>
+              </w:rPr>
+              <w:t xml:space="preserve"> (2019)</w:t>
             </w:r>
           </w:p>
         </w:tc>
@@ -13077,7 +13503,25 @@
                 <w:sz w:val="22"/>
                 <w:szCs w:val="22"/>
               </w:rPr>
-              <w:t>RF best with AUC 0.9097 via full sklearn pipeline</w:t>
+              <w:t xml:space="preserve">RF best with AUC 0.9097 via full </w:t>
+            </w:r>
+            <w:proofErr w:type="spellStart"/>
+            <w:r>
+              <w:rPr>
+                <w:color w:val="000000"/>
+                <w:sz w:val="22"/>
+                <w:szCs w:val="22"/>
+              </w:rPr>
+              <w:t>sklearn</w:t>
+            </w:r>
+            <w:proofErr w:type="spellEnd"/>
+            <w:r>
+              <w:rPr>
+                <w:color w:val="000000"/>
+                <w:sz w:val="22"/>
+                <w:szCs w:val="22"/>
+              </w:rPr>
+              <w:t xml:space="preserve"> pipeline</w:t>
             </w:r>
           </w:p>
         </w:tc>
@@ -13146,7 +13590,15 @@
         <w:jc w:val="both"/>
       </w:pPr>
       <w:r>
-        <w:t>Formally, let X = {x₁, x₂, ..., xₙ} represent the feature space consisting of n = 13 input attributes (after removal of the fnlwgt column), and let y ∈ {0, 1} represent the binary target variable, where y = 0 corresponds to income ≤$50K and y = 1 corresponds to income &gt;$50K. The learning task is to find a function f: X → y that minimizes classification error on unseen test instances.</w:t>
+        <w:t xml:space="preserve">Formally, let X = {x₁, x₂, ..., xₙ} represent the feature space consisting of n = 13 input attributes (after removal of the </w:t>
+      </w:r>
+      <w:proofErr w:type="spellStart"/>
+      <w:r>
+        <w:t>fnlwgt</w:t>
+      </w:r>
+      <w:proofErr w:type="spellEnd"/>
+      <w:r>
+        <w:t xml:space="preserve"> column), and let y ∈ {0, 1} represent the binary target variable, where y = 0 corresponds to income ≤$50K and y = 1 corresponds to income &gt;$50K. The learning task is to find a function f: X → y that minimizes classification error on unseen test instances.</w:t>
       </w:r>
     </w:p>
     <w:p>
@@ -13165,7 +13617,55 @@
         <w:jc w:val="both"/>
       </w:pPr>
       <w:r>
-        <w:t>The income prediction problem presents several non-trivial challenges that must be addressed for effective model development. First, the dataset contains missing values encoded as '?' for features including workclass, occupation, and native_country. These must be imputed appropriately to avoid information loss. Second, the feature space is heterogeneous, comprising both numerical features (such as age, education_num, and capital_gain) and nominal categorical features (such as marital_status, occupation, and relationship) with varying cardinality. This heterogeneity necessitates different preprocessing strategies for different feature types. Third, the target variable exhibits moderate class imbalance, with the negative class (≤50K) comprising approximately 75% of training instances, which may bias naive classifiers toward the majority class. Fourth, several features exhibit high inter-feature correlations and non-linear interactions that linear classifiers may fail to capture. Fifth, the high cardinality of the native_country feature (41 unique values) and occupation feature (14 unique values) creates a high-dimensional one-hot encoded feature space that may challenge some classifiers.</w:t>
+        <w:t xml:space="preserve">The income prediction problem presents several non-trivial challenges that must be addressed for effective model development. First, the dataset contains missing values encoded as '?' for features including </w:t>
+      </w:r>
+      <w:proofErr w:type="spellStart"/>
+      <w:r>
+        <w:t>workclass</w:t>
+      </w:r>
+      <w:proofErr w:type="spellEnd"/>
+      <w:r>
+        <w:t xml:space="preserve">, occupation, and </w:t>
+      </w:r>
+      <w:proofErr w:type="spellStart"/>
+      <w:r>
+        <w:t>native_country</w:t>
+      </w:r>
+      <w:proofErr w:type="spellEnd"/>
+      <w:r>
+        <w:t xml:space="preserve">. These must be imputed appropriately to avoid information loss. Second, the feature space is heterogeneous, comprising both numerical features (such as age, </w:t>
+      </w:r>
+      <w:proofErr w:type="spellStart"/>
+      <w:r>
+        <w:t>education_num</w:t>
+      </w:r>
+      <w:proofErr w:type="spellEnd"/>
+      <w:r>
+        <w:t xml:space="preserve">, and </w:t>
+      </w:r>
+      <w:proofErr w:type="spellStart"/>
+      <w:r>
+        <w:t>capital_gain</w:t>
+      </w:r>
+      <w:proofErr w:type="spellEnd"/>
+      <w:r>
+        <w:t xml:space="preserve">) and nominal categorical features (such as </w:t>
+      </w:r>
+      <w:proofErr w:type="spellStart"/>
+      <w:r>
+        <w:t>marital_status</w:t>
+      </w:r>
+      <w:proofErr w:type="spellEnd"/>
+      <w:r>
+        <w:t xml:space="preserve">, occupation, and relationship) with varying cardinality. This heterogeneity necessitates different preprocessing strategies for different feature types. Third, the target variable exhibits moderate class imbalance, with the negative class (≤50K) comprising approximately 75% of training instances, which may bias naive classifiers toward the majority class. Fourth, several features exhibit high inter-feature correlations and non-linear interactions that linear classifiers may fail to capture. Fifth, the high cardinality of the </w:t>
+      </w:r>
+      <w:proofErr w:type="spellStart"/>
+      <w:r>
+        <w:t>native_country</w:t>
+      </w:r>
+      <w:proofErr w:type="spellEnd"/>
+      <w:r>
+        <w:t xml:space="preserve"> feature (41 unique values) and occupation feature (14 unique values) creates a high-dimensional one-hot encoded feature space that may challenge some classifiers.</w:t>
       </w:r>
     </w:p>
     <w:p>
@@ -13185,7 +13685,15 @@
         <w:jc w:val="both"/>
       </w:pPr>
       <w:r>
-        <w:t>Solving this classification problem effectively has practical significance across multiple domains. In financial services, accurate income prediction enables better credit risk assessment and loan eligibility determination. In public policy, it allows governments to identify populations that may benefit from social welfare programs. In marketing analytics, it facilitates customer segmentation and targeted product offerings. From a machine learning research perspective, the Adult dataset serves as an excellent benchmark for evaluating the relative performance of different classification algorithms under realistic conditions of data heterogeneity, missing values, and class imbalance.</w:t>
+        <w:t xml:space="preserve">Solving this classification problem effectively has practical significance across multiple domains. In financial services, accurate income prediction enables better credit risk assessment and loan eligibility determination. In public policy, it allows governments to identify populations that may benefit from social welfare programs. In marketing analytics, it facilitates customer segmentation and targeted product offerings. From a machine learning research perspective, the </w:t>
+      </w:r>
+      <w:proofErr w:type="gramStart"/>
+      <w:r>
+        <w:t>Adult</w:t>
+      </w:r>
+      <w:proofErr w:type="gramEnd"/>
+      <w:r>
+        <w:t xml:space="preserve"> dataset serves as an excellent benchmark for evaluating the relative performance of different classification algorithms under realistic conditions of data heterogeneity, missing values, and class imbalance.</w:t>
       </w:r>
     </w:p>
     <w:p>
@@ -13237,7 +13745,23 @@
         <w:jc w:val="both"/>
       </w:pPr>
       <w:r>
-        <w:t>The dataset is split into two files: a training set (adult.data) containing 32,561 instances and a test set (adult.test) containing 16,281 instances. The test set includes a header comment line that must be skipped during loading, and income labels in the test set are appended with a trailing period (e.g., '≤50K.') that must be stripped before evaluation.</w:t>
+        <w:t>The dataset is split into two files: a training set (</w:t>
+      </w:r>
+      <w:proofErr w:type="spellStart"/>
+      <w:r>
+        <w:t>adult.data</w:t>
+      </w:r>
+      <w:proofErr w:type="spellEnd"/>
+      <w:r>
+        <w:t>) containing 32,561 instances and a test set (</w:t>
+      </w:r>
+      <w:proofErr w:type="spellStart"/>
+      <w:r>
+        <w:t>adult.test</w:t>
+      </w:r>
+      <w:proofErr w:type="spellEnd"/>
+      <w:r>
+        <w:t>) containing 16,281 instances. The test set includes a header comment line that must be skipped during loading, and income labels in the test set are appended with a trailing period (e.g., '≤50K.') that must be stripped before evaluation.</w:t>
       </w:r>
     </w:p>
     <w:p>
@@ -13521,6 +14045,7 @@
             <w:pPr>
               <w:jc w:val="center"/>
             </w:pPr>
+            <w:proofErr w:type="spellStart"/>
             <w:r>
               <w:rPr>
                 <w:color w:val="000000"/>
@@ -13529,6 +14054,7 @@
               </w:rPr>
               <w:t>workclass</w:t>
             </w:r>
+            <w:proofErr w:type="spellEnd"/>
           </w:p>
         </w:tc>
         <w:tc>
@@ -13623,6 +14149,7 @@
             <w:pPr>
               <w:jc w:val="center"/>
             </w:pPr>
+            <w:proofErr w:type="spellStart"/>
             <w:r>
               <w:rPr>
                 <w:color w:val="000000"/>
@@ -13631,6 +14158,7 @@
               </w:rPr>
               <w:t>fnlwgt</w:t>
             </w:r>
+            <w:proofErr w:type="spellEnd"/>
           </w:p>
         </w:tc>
         <w:tc>
@@ -13827,6 +14355,7 @@
             <w:pPr>
               <w:jc w:val="center"/>
             </w:pPr>
+            <w:proofErr w:type="spellStart"/>
             <w:r>
               <w:rPr>
                 <w:color w:val="000000"/>
@@ -13835,6 +14364,7 @@
               </w:rPr>
               <w:t>education_num</w:t>
             </w:r>
+            <w:proofErr w:type="spellEnd"/>
           </w:p>
         </w:tc>
         <w:tc>
@@ -13929,6 +14459,7 @@
             <w:pPr>
               <w:jc w:val="center"/>
             </w:pPr>
+            <w:proofErr w:type="spellStart"/>
             <w:r>
               <w:rPr>
                 <w:color w:val="000000"/>
@@ -13937,6 +14468,7 @@
               </w:rPr>
               <w:t>marital_status</w:t>
             </w:r>
+            <w:proofErr w:type="spellEnd"/>
           </w:p>
         </w:tc>
         <w:tc>
@@ -14440,6 +14972,7 @@
             <w:pPr>
               <w:jc w:val="center"/>
             </w:pPr>
+            <w:proofErr w:type="spellStart"/>
             <w:r>
               <w:rPr>
                 <w:color w:val="000000"/>
@@ -14448,6 +14981,7 @@
               </w:rPr>
               <w:t>capital_gain</w:t>
             </w:r>
+            <w:proofErr w:type="spellEnd"/>
           </w:p>
         </w:tc>
         <w:tc>
@@ -14542,6 +15076,7 @@
             <w:pPr>
               <w:jc w:val="center"/>
             </w:pPr>
+            <w:proofErr w:type="spellStart"/>
             <w:r>
               <w:rPr>
                 <w:color w:val="000000"/>
@@ -14550,6 +15085,7 @@
               </w:rPr>
               <w:t>capital_loss</w:t>
             </w:r>
+            <w:proofErr w:type="spellEnd"/>
           </w:p>
         </w:tc>
         <w:tc>
@@ -14644,6 +15180,7 @@
             <w:pPr>
               <w:jc w:val="center"/>
             </w:pPr>
+            <w:proofErr w:type="spellStart"/>
             <w:r>
               <w:rPr>
                 <w:color w:val="000000"/>
@@ -14652,6 +15189,7 @@
               </w:rPr>
               <w:t>hours_per_week</w:t>
             </w:r>
+            <w:proofErr w:type="spellEnd"/>
           </w:p>
         </w:tc>
         <w:tc>
@@ -14746,6 +15284,7 @@
             <w:pPr>
               <w:jc w:val="center"/>
             </w:pPr>
+            <w:proofErr w:type="spellStart"/>
             <w:r>
               <w:rPr>
                 <w:color w:val="000000"/>
@@ -14754,6 +15293,7 @@
               </w:rPr>
               <w:t>native_country</w:t>
             </w:r>
+            <w:proofErr w:type="spellEnd"/>
           </w:p>
         </w:tc>
         <w:tc>
@@ -15544,7 +16084,47 @@
       </w:pPr>
       <w:r>
         <w:lastRenderedPageBreak/>
-        <w:t>The dataset contains missing values encoded as the character '?' in three categorical feature columns: workclass, occupation, and native_country. During data loading, these '?' values were specified as NaN (Not a Number) using the na_values='?' parameter in Pandas' read_csv function, enabling standard missing value handling procedures to be applied. Table 2 summarizes the missing value counts in the training set.</w:t>
+        <w:t xml:space="preserve">The dataset contains missing values encoded as the character '?' in three categorical feature columns: </w:t>
+      </w:r>
+      <w:proofErr w:type="spellStart"/>
+      <w:r>
+        <w:t>workclass</w:t>
+      </w:r>
+      <w:proofErr w:type="spellEnd"/>
+      <w:r>
+        <w:t xml:space="preserve">, occupation, and </w:t>
+      </w:r>
+      <w:proofErr w:type="spellStart"/>
+      <w:r>
+        <w:t>native_country</w:t>
+      </w:r>
+      <w:proofErr w:type="spellEnd"/>
+      <w:r>
+        <w:t xml:space="preserve">. During data loading, these '?' values were specified as </w:t>
+      </w:r>
+      <w:proofErr w:type="spellStart"/>
+      <w:r>
+        <w:t>NaN</w:t>
+      </w:r>
+      <w:proofErr w:type="spellEnd"/>
+      <w:r>
+        <w:t xml:space="preserve"> (Not a Number) using the </w:t>
+      </w:r>
+      <w:proofErr w:type="spellStart"/>
+      <w:r>
+        <w:t>na_values</w:t>
+      </w:r>
+      <w:proofErr w:type="spellEnd"/>
+      <w:r>
+        <w:t xml:space="preserve">='?' parameter in Pandas' </w:t>
+      </w:r>
+      <w:proofErr w:type="spellStart"/>
+      <w:r>
+        <w:t>read_csv</w:t>
+      </w:r>
+      <w:proofErr w:type="spellEnd"/>
+      <w:r>
+        <w:t xml:space="preserve"> function, enabling standard missing value handling procedures to be applied. Table 2 summarizes the missing value counts in the training set.</w:t>
       </w:r>
     </w:p>
     <w:p>
@@ -15688,6 +16268,7 @@
             <w:pPr>
               <w:jc w:val="center"/>
             </w:pPr>
+            <w:proofErr w:type="spellStart"/>
             <w:r>
               <w:rPr>
                 <w:color w:val="000000"/>
@@ -15696,6 +16277,7 @@
               </w:rPr>
               <w:t>workclass</w:t>
             </w:r>
+            <w:proofErr w:type="spellEnd"/>
           </w:p>
         </w:tc>
         <w:tc>
@@ -15842,6 +16424,7 @@
             <w:pPr>
               <w:jc w:val="center"/>
             </w:pPr>
+            <w:proofErr w:type="spellStart"/>
             <w:r>
               <w:rPr>
                 <w:color w:val="000000"/>
@@ -15850,6 +16433,7 @@
               </w:rPr>
               <w:t>native_country</w:t>
             </w:r>
+            <w:proofErr w:type="spellEnd"/>
           </w:p>
         </w:tc>
         <w:tc>
@@ -16002,7 +16586,15 @@
         <w:jc w:val="both"/>
       </w:pPr>
       <w:r>
-        <w:t>Table 4 provides a statistical summary of the five primary numerical features in the dataset (after removal of fnlwgt), highlighting the range, central tendency, and dispersion of each feature.</w:t>
+        <w:t xml:space="preserve">Table 4 provides a statistical summary of the five primary numerical features in the dataset (after removal of </w:t>
+      </w:r>
+      <w:proofErr w:type="spellStart"/>
+      <w:r>
+        <w:t>fnlwgt</w:t>
+      </w:r>
+      <w:proofErr w:type="spellEnd"/>
+      <w:r>
+        <w:t>), highlighting the range, central tendency, and dispersion of each feature.</w:t>
       </w:r>
     </w:p>
     <w:p>
@@ -16382,6 +16974,7 @@
             <w:pPr>
               <w:jc w:val="center"/>
             </w:pPr>
+            <w:proofErr w:type="spellStart"/>
             <w:r>
               <w:rPr>
                 <w:color w:val="000000"/>
@@ -16390,6 +16983,7 @@
               </w:rPr>
               <w:t>education_num</w:t>
             </w:r>
+            <w:proofErr w:type="spellEnd"/>
           </w:p>
         </w:tc>
         <w:tc>
@@ -16534,6 +17128,7 @@
             <w:pPr>
               <w:jc w:val="center"/>
             </w:pPr>
+            <w:proofErr w:type="spellStart"/>
             <w:r>
               <w:rPr>
                 <w:color w:val="000000"/>
@@ -16542,6 +17137,7 @@
               </w:rPr>
               <w:t>hours_per_week</w:t>
             </w:r>
+            <w:proofErr w:type="spellEnd"/>
           </w:p>
         </w:tc>
         <w:tc>
@@ -16686,6 +17282,7 @@
             <w:pPr>
               <w:jc w:val="center"/>
             </w:pPr>
+            <w:proofErr w:type="spellStart"/>
             <w:r>
               <w:rPr>
                 <w:color w:val="000000"/>
@@ -16694,6 +17291,7 @@
               </w:rPr>
               <w:t>capital_gain</w:t>
             </w:r>
+            <w:proofErr w:type="spellEnd"/>
           </w:p>
         </w:tc>
         <w:tc>
@@ -16838,6 +17436,7 @@
             <w:pPr>
               <w:jc w:val="center"/>
             </w:pPr>
+            <w:proofErr w:type="spellStart"/>
             <w:r>
               <w:rPr>
                 <w:color w:val="000000"/>
@@ -16846,6 +17445,7 @@
               </w:rPr>
               <w:t>capital_loss</w:t>
             </w:r>
+            <w:proofErr w:type="spellEnd"/>
           </w:p>
         </w:tc>
         <w:tc>
@@ -16986,7 +17586,31 @@
         <w:jc w:val="both"/>
       </w:pPr>
       <w:r>
-        <w:t xml:space="preserve">Several notable observations emerge from this statistical summary. The capital_gain and capital_loss features exhibit extreme right-skewness, with medians of zero indicating that the majority of individuals in the dataset report no investment gains or losses. The hours_per_week feature has a median of 40, consistent with the standard </w:t>
+        <w:t xml:space="preserve">Several notable observations emerge from this statistical summary. The </w:t>
+      </w:r>
+      <w:proofErr w:type="spellStart"/>
+      <w:r>
+        <w:t>capital_gain</w:t>
+      </w:r>
+      <w:proofErr w:type="spellEnd"/>
+      <w:r>
+        <w:t xml:space="preserve"> and </w:t>
+      </w:r>
+      <w:proofErr w:type="spellStart"/>
+      <w:r>
+        <w:t>capital_loss</w:t>
+      </w:r>
+      <w:proofErr w:type="spellEnd"/>
+      <w:r>
+        <w:t xml:space="preserve"> features exhibit extreme right-skewness, with medians of zero indicating that the majority of individuals in the dataset report no investment gains or losses. The </w:t>
+      </w:r>
+      <w:proofErr w:type="spellStart"/>
+      <w:r>
+        <w:t>hours_per_week</w:t>
+      </w:r>
+      <w:proofErr w:type="spellEnd"/>
+      <w:r>
+        <w:t xml:space="preserve"> feature has a median of 40, consistent with the standard </w:t>
       </w:r>
       <w:r>
         <w:lastRenderedPageBreak/>
@@ -17033,7 +17657,23 @@
         <w:jc w:val="both"/>
       </w:pPr>
       <w:r>
-        <w:t>Exploratory Data Analysis (EDA) serves as the critical discovery phase of any machine learning project. Before any preprocessing or modeling decisions are made, EDA provides a systematic empirical understanding of the dataset's structure, the statistical properties of individual features, the relationships between features and the target variable, and potential data quality issues that must be addressed. In the context of this project, EDA was performed using a combination of statistical summaries and data visualizations generated using the Pandas, Matplotlib, and Seaborn libraries in Google Colab.</w:t>
+        <w:t xml:space="preserve">Exploratory Data Analysis (EDA) serves as the critical discovery phase of any machine learning project. Before any preprocessing or </w:t>
+      </w:r>
+      <w:proofErr w:type="spellStart"/>
+      <w:r>
+        <w:t>modeling</w:t>
+      </w:r>
+      <w:proofErr w:type="spellEnd"/>
+      <w:r>
+        <w:t xml:space="preserve"> decisions are made, EDA provides a systematic empirical understanding of the dataset's structure, the statistical properties of individual features, the relationships between features and the target variable, and potential data quality issues that must be addressed. In the context of this project, EDA was performed using a combination of statistical summaries and data visualizations generated using the Pandas, Matplotlib, and Seaborn libraries in Google </w:t>
+      </w:r>
+      <w:proofErr w:type="spellStart"/>
+      <w:r>
+        <w:t>Colab</w:t>
+      </w:r>
+      <w:proofErr w:type="spellEnd"/>
+      <w:r>
+        <w:t>.</w:t>
       </w:r>
     </w:p>
     <w:p>
@@ -17143,7 +17783,15 @@
         <w:jc w:val="both"/>
       </w:pPr>
       <w:r>
-        <w:t>A cross-tabulation of the sex feature against the income target variable revealed a substantial gender-based income disparity in the dataset. The visualization (Figure 2) shows that male individuals constitute a significantly larger proportion of the higher income class (&gt;50K) than female individuals. Among males in the training set, approximately 30.4% earn above $50K, compared to only 10.9% of females. This reflects the well-documented gender pay gap prevalent in the 1994 United States labor market and suggests that the sex feature may be a meaningful predictor in the classification model.</w:t>
+        <w:t xml:space="preserve">A cross-tabulation of the sex feature against the income target variable revealed a substantial gender-based income disparity in the dataset. The visualization (Figure 2) shows that male individuals constitute a significantly larger proportion of the higher income class (&gt;50K) than female individuals. Among males in the training set, approximately 30.4% earn above $50K, compared to only 10.9% of females. This reflects the well-documented gender pay gap prevalent in the 1994 United States </w:t>
+      </w:r>
+      <w:proofErr w:type="spellStart"/>
+      <w:r>
+        <w:t>labor</w:t>
+      </w:r>
+      <w:proofErr w:type="spellEnd"/>
+      <w:r>
+        <w:t xml:space="preserve"> market and suggests that the sex feature may be a meaningful predictor in the classification model.</w:t>
       </w:r>
     </w:p>
     <w:p>
@@ -17234,7 +17882,39 @@
         <w:jc w:val="both"/>
       </w:pPr>
       <w:r>
-        <w:t>Histograms of the five primary numerical features (age, education_num, hours_per_week, capital_gain, and capital_loss), stratified by income class, were generated to understand how these features differentiate between the two income categories (Figure 3).</w:t>
+        <w:t xml:space="preserve">Histograms of the five primary numerical features (age, </w:t>
+      </w:r>
+      <w:proofErr w:type="spellStart"/>
+      <w:r>
+        <w:t>education_num</w:t>
+      </w:r>
+      <w:proofErr w:type="spellEnd"/>
+      <w:r>
+        <w:t xml:space="preserve">, </w:t>
+      </w:r>
+      <w:proofErr w:type="spellStart"/>
+      <w:r>
+        <w:t>hours_per_week</w:t>
+      </w:r>
+      <w:proofErr w:type="spellEnd"/>
+      <w:r>
+        <w:t xml:space="preserve">, </w:t>
+      </w:r>
+      <w:proofErr w:type="spellStart"/>
+      <w:r>
+        <w:t>capital_gain</w:t>
+      </w:r>
+      <w:proofErr w:type="spellEnd"/>
+      <w:r>
+        <w:t xml:space="preserve">, and </w:t>
+      </w:r>
+      <w:proofErr w:type="spellStart"/>
+      <w:r>
+        <w:t>capital_loss</w:t>
+      </w:r>
+      <w:proofErr w:type="spellEnd"/>
+      <w:r>
+        <w:t>), stratified by income class, were generated to understand how these features differentiate between the two income categories (Figure 3).</w:t>
       </w:r>
     </w:p>
     <w:p>
@@ -17256,7 +17936,15 @@
         <w:jc w:val="both"/>
       </w:pPr>
       <w:r>
-        <w:t>Education Number: There is a clear positive correlation between education level and income. Individuals in the &gt;50K class tend to have education_num values of 12 or higher (corresponding to college-level education and above), while the ≤50K class has a broader distribution including many individuals with high school or some college education.</w:t>
+        <w:t xml:space="preserve">Education Number: There is a clear positive correlation between education level and income. Individuals in the &gt;50K class tend to have </w:t>
+      </w:r>
+      <w:proofErr w:type="spellStart"/>
+      <w:r>
+        <w:t>education_num</w:t>
+      </w:r>
+      <w:proofErr w:type="spellEnd"/>
+      <w:r>
+        <w:t xml:space="preserve"> values of 12 or higher (corresponding to college-level education and above), while the ≤50K class has a broader distribution including many individuals with high school or some college education.</w:t>
       </w:r>
     </w:p>
     <w:p>
@@ -17562,7 +18250,23 @@
         <w:jc w:val="both"/>
       </w:pPr>
       <w:r>
-        <w:t>Stacked bar charts showing the proportion of each income class within each category of six key categorical features — workclass, education, marital_status, occupation, relationship, and race — were generated (Figure 4). Several important patterns emerged from this analysis.</w:t>
+        <w:t xml:space="preserve">Stacked bar charts showing the proportion of each income class within each category of six key categorical features — </w:t>
+      </w:r>
+      <w:proofErr w:type="spellStart"/>
+      <w:r>
+        <w:t>workclass</w:t>
+      </w:r>
+      <w:proofErr w:type="spellEnd"/>
+      <w:r>
+        <w:t xml:space="preserve">, education, </w:t>
+      </w:r>
+      <w:proofErr w:type="spellStart"/>
+      <w:r>
+        <w:t>marital_status</w:t>
+      </w:r>
+      <w:proofErr w:type="spellEnd"/>
+      <w:r>
+        <w:t>, occupation, relationship, and race — were generated (Figure 4). Several important patterns emerged from this analysis.</w:t>
       </w:r>
     </w:p>
     <w:p>
@@ -17597,8 +18301,21 @@
         <w:spacing w:after="160" w:line="360" w:lineRule="auto"/>
         <w:jc w:val="both"/>
       </w:pPr>
-      <w:r>
-        <w:t>Workclass: Self-employed individuals (Self-emp-inc) show the highest proportion of high earners, while Never-worked and Without-pay categories have zero high earners, as expected.</w:t>
+      <w:proofErr w:type="spellStart"/>
+      <w:r>
+        <w:t>Workclass</w:t>
+      </w:r>
+      <w:proofErr w:type="spellEnd"/>
+      <w:r>
+        <w:t>: Self-employed individuals (Self-emp-</w:t>
+      </w:r>
+      <w:proofErr w:type="spellStart"/>
+      <w:r>
+        <w:t>inc</w:t>
+      </w:r>
+      <w:proofErr w:type="spellEnd"/>
+      <w:r>
+        <w:t>) show the highest proportion of high earners, while Never-worked and Without-pay categories have zero high earners, as expected.</w:t>
       </w:r>
     </w:p>
     <w:p>
@@ -17947,7 +18664,31 @@
         <w:jc w:val="both"/>
       </w:pPr>
       <w:r>
-        <w:t>A Pearson correlation matrix heatmap of the five numerical features was generated to identify inter-feature linear relationships (Figure 5). The analysis revealed that none of the numerical features exhibit strong pairwise correlations (all |r| &lt; 0.2), with the highest correlation being between education_num and hours_per_week (r ≈ 0.15). This absence of strong multicollinearity is favorable for model training, as it indicates that each numerical feature contributes relatively independent information to the prediction task. The weak correlations also suggest that dimensionality reduction techniques such as PCA are unlikely to provide significant benefits.</w:t>
+        <w:t xml:space="preserve">A Pearson correlation matrix heatmap of the five numerical features was generated to identify inter-feature linear relationships (Figure 5). The analysis revealed that none of the numerical features exhibit strong pairwise correlations (all |r| &lt; 0.2), with the highest correlation being between </w:t>
+      </w:r>
+      <w:proofErr w:type="spellStart"/>
+      <w:r>
+        <w:t>education_num</w:t>
+      </w:r>
+      <w:proofErr w:type="spellEnd"/>
+      <w:r>
+        <w:t xml:space="preserve"> and </w:t>
+      </w:r>
+      <w:proofErr w:type="spellStart"/>
+      <w:r>
+        <w:t>hours_per_week</w:t>
+      </w:r>
+      <w:proofErr w:type="spellEnd"/>
+      <w:r>
+        <w:t xml:space="preserve"> (r ≈ 0.15). This absence of strong multicollinearity is </w:t>
+      </w:r>
+      <w:proofErr w:type="spellStart"/>
+      <w:r>
+        <w:t>favorable</w:t>
+      </w:r>
+      <w:proofErr w:type="spellEnd"/>
+      <w:r>
+        <w:t xml:space="preserve"> for model training, as it indicates that each numerical feature contributes relatively independent information to the prediction task. The weak correlations also suggest that dimensionality reduction techniques such as PCA are unlikely to provide significant benefits.</w:t>
       </w:r>
     </w:p>
     <w:p>
@@ -18039,7 +18780,23 @@
         <w:jc w:val="both"/>
       </w:pPr>
       <w:r>
-        <w:t>A bar chart visualization of missing value percentages across the three affected columns (workclass: 5.64%, occupation: 5.66%, native_country: 1.79%) confirmed that the missing data volume is manageable and amenable to imputation. The relatively small proportion of missing values (all under 6%) suggests that imputation strategies — specifically, mode imputation for categorical features — are appropriate and will not introduce significant bias into the training data (Figure 6).</w:t>
+        <w:t>A bar chart visualization of missing value percentages across the three affected columns (</w:t>
+      </w:r>
+      <w:proofErr w:type="spellStart"/>
+      <w:r>
+        <w:t>workclass</w:t>
+      </w:r>
+      <w:proofErr w:type="spellEnd"/>
+      <w:r>
+        <w:t xml:space="preserve">: 5.64%, occupation: 5.66%, </w:t>
+      </w:r>
+      <w:proofErr w:type="spellStart"/>
+      <w:r>
+        <w:t>native_country</w:t>
+      </w:r>
+      <w:proofErr w:type="spellEnd"/>
+      <w:r>
+        <w:t>: 1.79%) confirmed that the missing data volume is manageable and amenable to imputation. The relatively small proportion of missing values (all under 6%) suggests that imputation strategies — specifically, mode imputation for categorical features — are appropriate and will not introduce significant bias into the training data (Figure 6).</w:t>
       </w:r>
     </w:p>
     <w:p>
@@ -18149,7 +18906,15 @@
         <w:jc w:val="both"/>
       </w:pPr>
       <w:r>
-        <w:t>Data preprocessing is arguably the most critical stage of any machine learning project, as the quality and appropriateness of preprocessing decisions have a profound impact on model performance. In this project, a comprehensive preprocessing pipeline was designed and implemented using Scikit-Learn's Pipeline and ColumnTransformer utilities, ensuring that all preprocessing transformations are learned exclusively from the training data and applied consistently to both training and test sets — a critical requirement for avoiding data leakage.</w:t>
+        <w:t xml:space="preserve">Data preprocessing is arguably the most critical stage of any machine learning project, as the quality and appropriateness of preprocessing decisions have a profound impact on model performance. In this project, a comprehensive preprocessing pipeline was designed and implemented using Scikit-Learn's Pipeline and </w:t>
+      </w:r>
+      <w:proofErr w:type="spellStart"/>
+      <w:r>
+        <w:t>ColumnTransformer</w:t>
+      </w:r>
+      <w:proofErr w:type="spellEnd"/>
+      <w:r>
+        <w:t xml:space="preserve"> utilities, ensuring that all preprocessing transformations are learned exclusively from the training data and applied consistently to both training and test sets — a critical requirement for avoiding data leakage.</w:t>
       </w:r>
     </w:p>
     <w:p>
@@ -18168,7 +18933,17 @@
         <w:jc w:val="both"/>
       </w:pPr>
       <w:r>
-        <w:t>The target variable 'income' was originally stored as a string in the dataset, with values '≤50K' and '&gt;50K' (and '≤50K.' and '&gt;50K.' in the test set due to trailing periods). The first preprocessing step involved mapping these string values to binary integers: '≤50K' → 0 (negative class) and '&gt;50K' → 1 (positive class). The trailing periods in the test set labels were first stripped using the str.replace() method before applying the label mapping.</w:t>
+        <w:t xml:space="preserve">The target variable 'income' was originally stored as a string in the dataset, with values '≤50K' and '&gt;50K' (and '≤50K.' and '&gt;50K.' in the test set due to trailing periods). The first preprocessing step involved mapping these string values to binary integers: '≤50K' → 0 (negative class) and '&gt;50K' → 1 (positive class). The trailing periods in the test set labels were first stripped using the </w:t>
+      </w:r>
+      <w:proofErr w:type="spellStart"/>
+      <w:proofErr w:type="gramStart"/>
+      <w:r>
+        <w:t>str.replace</w:t>
+      </w:r>
+      <w:proofErr w:type="spellEnd"/>
+      <w:proofErr w:type="gramEnd"/>
+      <w:r>
+        <w:t>() method before applying the label mapping.</w:t>
       </w:r>
     </w:p>
     <w:p>
@@ -18187,7 +18962,15 @@
         <w:jc w:val="both"/>
       </w:pPr>
       <w:r>
-        <w:t>The fnlwgt (final weight) column was removed from both the training and test sets prior to further preprocessing. This column represents the census sampling weight assigned to each individual — a survey methodology artifact that indicates how many people in the U.S. population the individual is estimated to represent. This variable is not a demographic or economic attribute of the individual and has been shown in multiple studies to either have no predictive value or to introduce spurious correlations. Its removal is consistent with best practices established in the income prediction literature.</w:t>
+        <w:t xml:space="preserve">The </w:t>
+      </w:r>
+      <w:proofErr w:type="spellStart"/>
+      <w:r>
+        <w:t>fnlwgt</w:t>
+      </w:r>
+      <w:proofErr w:type="spellEnd"/>
+      <w:r>
+        <w:t xml:space="preserve"> (final weight) column was removed from both the training and test sets prior to further preprocessing. This column represents the census sampling weight assigned to each individual — a survey methodology artifact that indicates how many people in the U.S. population the individual is estimated to represent. This variable is not a demographic or economic attribute of the individual and has been shown in multiple studies to either have no predictive value or to introduce spurious correlations. Its removal is consistent with best practices established in the income prediction literature.</w:t>
       </w:r>
     </w:p>
     <w:p>
@@ -18206,11 +18989,91 @@
         <w:jc w:val="both"/>
       </w:pPr>
       <w:r>
-        <w:t xml:space="preserve">Features were programmatically categorized by their data type using Pandas' select_dtypes method. Numerical features — those with int64 or float64 dtypes — </w:t>
+        <w:t xml:space="preserve">Features were programmatically categorized by their data type using Pandas' </w:t>
+      </w:r>
+      <w:proofErr w:type="spellStart"/>
+      <w:r>
+        <w:t>select_dtypes</w:t>
+      </w:r>
+      <w:proofErr w:type="spellEnd"/>
+      <w:r>
+        <w:t xml:space="preserve"> method. Numerical features — those with int64 or float64 </w:t>
+      </w:r>
+      <w:proofErr w:type="spellStart"/>
+      <w:r>
+        <w:t>dtypes</w:t>
+      </w:r>
+      <w:proofErr w:type="spellEnd"/>
+      <w:r>
+        <w:t xml:space="preserve"> — </w:t>
       </w:r>
       <w:r>
         <w:lastRenderedPageBreak/>
-        <w:t>comprised age, education_num, hours_per_week, capital_gain, and capital_loss (5 features). Categorical features — those with object dtype — comprised workclass, education, marital_status, occupation, relationship, race, sex, and native_country (8 features). This type-based categorization enabled the application of appropriate preprocessing transformations to each feature group.</w:t>
+        <w:t xml:space="preserve">comprised age, </w:t>
+      </w:r>
+      <w:proofErr w:type="spellStart"/>
+      <w:r>
+        <w:t>education_num</w:t>
+      </w:r>
+      <w:proofErr w:type="spellEnd"/>
+      <w:r>
+        <w:t xml:space="preserve">, </w:t>
+      </w:r>
+      <w:proofErr w:type="spellStart"/>
+      <w:r>
+        <w:t>hours_per_week</w:t>
+      </w:r>
+      <w:proofErr w:type="spellEnd"/>
+      <w:r>
+        <w:t xml:space="preserve">, </w:t>
+      </w:r>
+      <w:proofErr w:type="spellStart"/>
+      <w:r>
+        <w:t>capital_gain</w:t>
+      </w:r>
+      <w:proofErr w:type="spellEnd"/>
+      <w:r>
+        <w:t xml:space="preserve">, and </w:t>
+      </w:r>
+      <w:proofErr w:type="spellStart"/>
+      <w:r>
+        <w:t>capital_loss</w:t>
+      </w:r>
+      <w:proofErr w:type="spellEnd"/>
+      <w:r>
+        <w:t xml:space="preserve"> (5 features). Categorical features — those with object </w:t>
+      </w:r>
+      <w:proofErr w:type="spellStart"/>
+      <w:r>
+        <w:t>dtype</w:t>
+      </w:r>
+      <w:proofErr w:type="spellEnd"/>
+      <w:r>
+        <w:t xml:space="preserve"> — comprised </w:t>
+      </w:r>
+      <w:proofErr w:type="spellStart"/>
+      <w:r>
+        <w:t>workclass</w:t>
+      </w:r>
+      <w:proofErr w:type="spellEnd"/>
+      <w:r>
+        <w:t xml:space="preserve">, education, </w:t>
+      </w:r>
+      <w:proofErr w:type="spellStart"/>
+      <w:r>
+        <w:t>marital_status</w:t>
+      </w:r>
+      <w:proofErr w:type="spellEnd"/>
+      <w:r>
+        <w:t xml:space="preserve">, occupation, relationship, race, sex, and </w:t>
+      </w:r>
+      <w:proofErr w:type="spellStart"/>
+      <w:r>
+        <w:t>native_country</w:t>
+      </w:r>
+      <w:proofErr w:type="spellEnd"/>
+      <w:r>
+        <w:t xml:space="preserve"> (8 features). This type-based categorization enabled the application of appropriate preprocessing transformations to each feature group.</w:t>
       </w:r>
     </w:p>
     <w:p>
@@ -18238,7 +19101,23 @@
         <w:jc w:val="both"/>
       </w:pPr>
       <w:r>
-        <w:t>Step 1 — Median Imputation: Missing values in numerical features were imputed using the median value of the respective feature computed from the training set. Median imputation was preferred over mean imputation because the capital_gain and capital_loss features are heavily right-skewed, making the mean a poor representation of central tendency. Median imputation is also more robust to the presence of outliers.</w:t>
+        <w:t xml:space="preserve">Step 1 — Median Imputation: Missing values in numerical features were imputed using the median value of the respective feature computed from the training set. Median imputation was preferred over mean imputation because the </w:t>
+      </w:r>
+      <w:proofErr w:type="spellStart"/>
+      <w:r>
+        <w:t>capital_gain</w:t>
+      </w:r>
+      <w:proofErr w:type="spellEnd"/>
+      <w:r>
+        <w:t xml:space="preserve"> and </w:t>
+      </w:r>
+      <w:proofErr w:type="spellStart"/>
+      <w:r>
+        <w:t>capital_loss</w:t>
+      </w:r>
+      <w:proofErr w:type="spellEnd"/>
+      <w:r>
+        <w:t xml:space="preserve"> features are heavily right-skewed, making the mean a poor representation of central tendency. Median imputation is also more robust to the presence of outliers.</w:t>
       </w:r>
     </w:p>
     <w:p>
@@ -18247,7 +19126,23 @@
         <w:jc w:val="both"/>
       </w:pPr>
       <w:r>
-        <w:t>Step 2 — Standard Scaling: All numerical features were standardized to have zero mean and unit variance using Scikit-Learn's StandardScaler. This transformation is important for Logistic Regression, which is sensitive to feature scales, as features with larger numerical ranges (e.g., capital_gain ranges from 0 to 99,999) would otherwise dominate the gradient updates. While tree-based methods (Random Forest and Gradient Boosting) are inherently scale-invariant, applying standard scaling within the unified pipeline ensures consistency across all model evaluations.</w:t>
+        <w:t xml:space="preserve">Step 2 — Standard Scaling: All numerical features were standardized to have zero mean and unit variance using Scikit-Learn's </w:t>
+      </w:r>
+      <w:proofErr w:type="spellStart"/>
+      <w:r>
+        <w:t>StandardScaler</w:t>
+      </w:r>
+      <w:proofErr w:type="spellEnd"/>
+      <w:r>
+        <w:t xml:space="preserve">. This transformation is important for Logistic Regression, which is sensitive to feature scales, as features with larger numerical ranges (e.g., </w:t>
+      </w:r>
+      <w:proofErr w:type="spellStart"/>
+      <w:r>
+        <w:t>capital_gain</w:t>
+      </w:r>
+      <w:proofErr w:type="spellEnd"/>
+      <w:r>
+        <w:t xml:space="preserve"> ranges from 0 to 99,999) would otherwise dominate the gradient updates. While tree-based methods (Random Forest and Gradient Boosting) are inherently scale-invariant, applying standard scaling within the unified pipeline ensures consistency across all model evaluations.</w:t>
       </w:r>
     </w:p>
     <w:p>
@@ -18275,7 +19170,23 @@
         <w:jc w:val="both"/>
       </w:pPr>
       <w:r>
-        <w:t>Step 1 — Mode Imputation: Missing values in categorical features (workclass, occupation, native_country) were imputed with the most frequent value (mode) of the respective feature computed from the training set. Mode imputation is the standard approach for nominal categorical features, as it preserves the original categorical domain and introduces the least distortion to the feature distribution.</w:t>
+        <w:t>Step 1 — Mode Imputation: Missing values in categorical features (</w:t>
+      </w:r>
+      <w:proofErr w:type="spellStart"/>
+      <w:r>
+        <w:t>workclass</w:t>
+      </w:r>
+      <w:proofErr w:type="spellEnd"/>
+      <w:r>
+        <w:t xml:space="preserve">, occupation, </w:t>
+      </w:r>
+      <w:proofErr w:type="spellStart"/>
+      <w:r>
+        <w:t>native_country</w:t>
+      </w:r>
+      <w:proofErr w:type="spellEnd"/>
+      <w:r>
+        <w:t>) were imputed with the most frequent value (mode) of the respective feature computed from the training set. Mode imputation is the standard approach for nominal categorical features, as it preserves the original categorical domain and introduces the least distortion to the feature distribution.</w:t>
       </w:r>
     </w:p>
     <w:p>
@@ -18284,11 +19195,35 @@
         <w:jc w:val="both"/>
       </w:pPr>
       <w:r>
-        <w:t xml:space="preserve">Step 2 — One-Hot Encoding: All categorical features were encoded using Scikit-Learn's OneHotEncoder with the parameters sparse_output=False (to produce dense </w:t>
+        <w:t xml:space="preserve">Step 2 — One-Hot Encoding: All categorical features were encoded using Scikit-Learn's </w:t>
+      </w:r>
+      <w:proofErr w:type="spellStart"/>
+      <w:r>
+        <w:t>OneHotEncoder</w:t>
+      </w:r>
+      <w:proofErr w:type="spellEnd"/>
+      <w:r>
+        <w:t xml:space="preserve"> with the parameters </w:t>
+      </w:r>
+      <w:proofErr w:type="spellStart"/>
+      <w:r>
+        <w:t>sparse_output</w:t>
+      </w:r>
+      <w:proofErr w:type="spellEnd"/>
+      <w:r>
+        <w:t xml:space="preserve">=False (to produce dense </w:t>
       </w:r>
       <w:r>
         <w:lastRenderedPageBreak/>
-        <w:t>arrays compatible with downstream pipeline stages) and handle_unknown='ignore' (to silently ignore categories in the test set that were not seen during training, outputting all-zero vectors for such instances). One-hot encoding is the appropriate encoding strategy for nominal categorical features, as it makes no assumptions about ordinal relationships between categories. The resulting encoded feature space expanded the original 8 categorical features into a substantially larger binary feature set (the exact dimensionality depends on the number of unique categories per feature).</w:t>
+        <w:t xml:space="preserve">arrays compatible with downstream pipeline stages) and </w:t>
+      </w:r>
+      <w:proofErr w:type="spellStart"/>
+      <w:r>
+        <w:t>handle_unknown</w:t>
+      </w:r>
+      <w:proofErr w:type="spellEnd"/>
+      <w:r>
+        <w:t>='ignore' (to silently ignore categories in the test set that were not seen during training, outputting all-zero vectors for such instances). One-hot encoding is the appropriate encoding strategy for nominal categorical features, as it makes no assumptions about ordinal relationships between categories. The resulting encoded feature space expanded the original 8 categorical features into a substantially larger binary feature set (the exact dimensionality depends on the number of unique categories per feature).</w:t>
       </w:r>
     </w:p>
     <w:p>
@@ -18307,7 +19242,23 @@
         <w:jc w:val="both"/>
       </w:pPr>
       <w:r>
-        <w:t>The two sub-pipelines (numerical and categorical) were combined using Scikit-Learn's ColumnTransformer, which applies each sub-pipeline to its designated set of columns and concatenates the results horizontally into a single preprocessed feature matrix. The complete preprocessing step was then embedded as the first stage of a top-level Scikit-Learn Pipeline, with the classifier as the second stage. This end-to-end pipeline architecture ensures that the entire workflow — from raw data to predictions — can be executed in a single fit/predict call, eliminating the risk of data leakage between preprocessing and evaluation.</w:t>
+        <w:t xml:space="preserve">The two sub-pipelines (numerical and categorical) were combined using Scikit-Learn's </w:t>
+      </w:r>
+      <w:proofErr w:type="spellStart"/>
+      <w:r>
+        <w:t>ColumnTransformer</w:t>
+      </w:r>
+      <w:proofErr w:type="spellEnd"/>
+      <w:r>
+        <w:t xml:space="preserve">, which applies each sub-pipeline to its designated set of columns and concatenates the results horizontally into a single </w:t>
+      </w:r>
+      <w:proofErr w:type="spellStart"/>
+      <w:r>
+        <w:t>preprocessed</w:t>
+      </w:r>
+      <w:proofErr w:type="spellEnd"/>
+      <w:r>
+        <w:t xml:space="preserve"> feature matrix. The complete preprocessing step was then embedded as the first stage of a top-level Scikit-Learn Pipeline, with the classifier as the second stage. This end-to-end pipeline architecture ensures that the entire workflow — from raw data to predictions — can be executed in a single fit/predict call, eliminating the risk of data leakage between preprocessing and evaluation.</w:t>
       </w:r>
     </w:p>
     <w:p>
@@ -18510,8 +19461,54 @@
                 <w:sz w:val="22"/>
                 <w:szCs w:val="22"/>
               </w:rPr>
-              <w:t>age, edu_num, hrs/week, cap_gain, cap_loss</w:t>
-            </w:r>
+              <w:t xml:space="preserve">age, </w:t>
+            </w:r>
+            <w:proofErr w:type="spellStart"/>
+            <w:r>
+              <w:rPr>
+                <w:color w:val="000000"/>
+                <w:sz w:val="22"/>
+                <w:szCs w:val="22"/>
+              </w:rPr>
+              <w:t>edu_num</w:t>
+            </w:r>
+            <w:proofErr w:type="spellEnd"/>
+            <w:r>
+              <w:rPr>
+                <w:color w:val="000000"/>
+                <w:sz w:val="22"/>
+                <w:szCs w:val="22"/>
+              </w:rPr>
+              <w:t xml:space="preserve">, hrs/week, </w:t>
+            </w:r>
+            <w:proofErr w:type="spellStart"/>
+            <w:r>
+              <w:rPr>
+                <w:color w:val="000000"/>
+                <w:sz w:val="22"/>
+                <w:szCs w:val="22"/>
+              </w:rPr>
+              <w:t>cap_gain</w:t>
+            </w:r>
+            <w:proofErr w:type="spellEnd"/>
+            <w:r>
+              <w:rPr>
+                <w:color w:val="000000"/>
+                <w:sz w:val="22"/>
+                <w:szCs w:val="22"/>
+              </w:rPr>
+              <w:t xml:space="preserve">, </w:t>
+            </w:r>
+            <w:proofErr w:type="spellStart"/>
+            <w:r>
+              <w:rPr>
+                <w:color w:val="000000"/>
+                <w:sz w:val="22"/>
+                <w:szCs w:val="22"/>
+              </w:rPr>
+              <w:t>cap_loss</w:t>
+            </w:r>
+            <w:proofErr w:type="spellEnd"/>
           </w:p>
         </w:tc>
         <w:tc>
@@ -18606,13 +19603,23 @@
             <w:pPr>
               <w:jc w:val="center"/>
             </w:pPr>
-            <w:r>
-              <w:rPr>
-                <w:color w:val="000000"/>
-                <w:sz w:val="22"/>
-                <w:szCs w:val="22"/>
-              </w:rPr>
-              <w:t>workclass, education, marital, occupation, relationship, race, sex, country</w:t>
+            <w:proofErr w:type="spellStart"/>
+            <w:r>
+              <w:rPr>
+                <w:color w:val="000000"/>
+                <w:sz w:val="22"/>
+                <w:szCs w:val="22"/>
+              </w:rPr>
+              <w:t>workclass</w:t>
+            </w:r>
+            <w:proofErr w:type="spellEnd"/>
+            <w:r>
+              <w:rPr>
+                <w:color w:val="000000"/>
+                <w:sz w:val="22"/>
+                <w:szCs w:val="22"/>
+              </w:rPr>
+              <w:t>, education, marital, occupation, relationship, race, sex, country</w:t>
             </w:r>
           </w:p>
         </w:tc>
@@ -18717,7 +19724,15 @@
       </w:pPr>
       <w:bookmarkStart w:id="54" w:name="_Toc229918644"/>
       <w:r>
-        <w:t>7.2 Removal of the fnlwgt Feature</w:t>
+        <w:t xml:space="preserve">7.2 Removal of the </w:t>
+      </w:r>
+      <w:proofErr w:type="spellStart"/>
+      <w:r>
+        <w:t>fnlwgt</w:t>
+      </w:r>
+      <w:proofErr w:type="spellEnd"/>
+      <w:r>
+        <w:t xml:space="preserve"> Feature</w:t>
       </w:r>
       <w:bookmarkEnd w:id="54"/>
     </w:p>
@@ -18727,7 +19742,15 @@
         <w:jc w:val="both"/>
       </w:pPr>
       <w:r>
-        <w:t>As discussed in Chapter 6, the removal of the fnlwgt column represents the most significant feature engineering decision in this project. The census final weight variable is a complex survey methodology artifact that reflects the sampling design of the 1994 Census rather than any intrinsic demographic or economic property of the individual. Including this variable would introduce noise and potential bias into the model, as it is correlated with geographic and demographic sampling strata rather than income-related factors. Its removal reduces the feature space by one column prior to preprocessing.</w:t>
+        <w:t xml:space="preserve">As discussed in Chapter 6, the removal of the </w:t>
+      </w:r>
+      <w:proofErr w:type="spellStart"/>
+      <w:r>
+        <w:t>fnlwgt</w:t>
+      </w:r>
+      <w:proofErr w:type="spellEnd"/>
+      <w:r>
+        <w:t xml:space="preserve"> column represents the most significant feature engineering decision in this project. The census final weight variable is a complex survey methodology artifact that reflects the sampling design of the 1994 Census rather than any intrinsic demographic or economic property of the individual. Including this variable would introduce noise and potential bias into the model, as it is correlated with geographic and demographic sampling strata rather than income-related factors. Its removal reduces the feature space by one column prior to preprocessing.</w:t>
       </w:r>
     </w:p>
     <w:p>
@@ -18746,7 +19769,31 @@
         <w:jc w:val="both"/>
       </w:pPr>
       <w:r>
-        <w:t>The dataset contains two related features: 'education' (a categorical string describing the highest educational attainment, such as 'Bachelors' or 'Masters') and 'education_num' (an ordinal integer encoding of the same information). While these two features are largely redundant — education_num is a monotonic encoding of the education categories — both were retained in the feature set for the current project. The categorical 'education' feature captures one-hot encoded category-specific effects, while 'education_num' as a numerical feature can be processed by the numerical pipeline and may capture linear trends across education levels. In a more aggressive feature engineering approach, one of these features might be dropped to reduce dimensionality.</w:t>
+        <w:t>The dataset contains two related features: 'education' (a categorical string describing the highest educational attainment, such as 'Bachelors' or 'Masters') and '</w:t>
+      </w:r>
+      <w:proofErr w:type="spellStart"/>
+      <w:r>
+        <w:t>education_num</w:t>
+      </w:r>
+      <w:proofErr w:type="spellEnd"/>
+      <w:r>
+        <w:t xml:space="preserve">' (an ordinal integer encoding of the same information). While these two features are largely redundant — </w:t>
+      </w:r>
+      <w:proofErr w:type="spellStart"/>
+      <w:r>
+        <w:t>education_num</w:t>
+      </w:r>
+      <w:proofErr w:type="spellEnd"/>
+      <w:r>
+        <w:t xml:space="preserve"> is a monotonic encoding of the education categories — both were retained in the feature set for the current project. The categorical 'education' feature captures one-hot encoded category-specific effects, while '</w:t>
+      </w:r>
+      <w:proofErr w:type="spellStart"/>
+      <w:r>
+        <w:t>education_num</w:t>
+      </w:r>
+      <w:proofErr w:type="spellEnd"/>
+      <w:r>
+        <w:t>' as a numerical feature can be processed by the numerical pipeline and may capture linear trends across education levels. In a more aggressive feature engineering approach, one of these features might be dropped to reduce dimensionality.</w:t>
       </w:r>
     </w:p>
     <w:p>
@@ -18766,7 +19813,23 @@
         <w:jc w:val="both"/>
       </w:pPr>
       <w:r>
-        <w:t>The one-hot encoding of 8 categorical features results in a significantly expanded binary feature space. For example, the marital_status feature with 7 unique categories expands to 7 binary indicator columns, the occupation feature with 14 unique categories expands to 14 binary columns, and the native_country feature with 41 unique categories expands to 41 binary columns. While this expansion increases the total feature dimensionality substantially (estimated at approximately 100+ binary features after encoding), tree-based methods such as Random Forest and Gradient Boosting handle high-dimensional sparse binary feature spaces effectively through their inherent feature selection mechanisms.</w:t>
+        <w:t xml:space="preserve">The one-hot encoding of 8 categorical features results in a significantly expanded binary feature space. For example, the </w:t>
+      </w:r>
+      <w:proofErr w:type="spellStart"/>
+      <w:r>
+        <w:t>marital_status</w:t>
+      </w:r>
+      <w:proofErr w:type="spellEnd"/>
+      <w:r>
+        <w:t xml:space="preserve"> feature with 7 unique categories expands to 7 binary indicator columns, the occupation feature with 14 unique categories expands to 14 binary columns, and the </w:t>
+      </w:r>
+      <w:proofErr w:type="spellStart"/>
+      <w:r>
+        <w:t>native_country</w:t>
+      </w:r>
+      <w:proofErr w:type="spellEnd"/>
+      <w:r>
+        <w:t xml:space="preserve"> feature with 41 unique categories expands to 41 binary columns. While this expansion increases the total feature dimensionality substantially (estimated at approximately 100+ binary features after encoding), tree-based methods such as Random Forest and Gradient Boosting handle high-dimensional sparse binary feature spaces effectively through their inherent feature selection mechanisms.</w:t>
       </w:r>
     </w:p>
     <w:p>
@@ -18785,7 +19848,15 @@
         <w:jc w:val="both"/>
       </w:pPr>
       <w:r>
-        <w:t>An explicit decision was made to retain all original features (after removing fnlwgt) without applying dimensionality reduction techniques such as Principal Component Analysis (PCA) or feature selection methods such as recursive feature elimination. This decision was motivated by three considerations: first, the feature count is small enough (5 numerical + 8 categorical = 13 original features) that dimensionality is not a computational bottleneck; second, the correlation analysis (Section 5.6) showed no problematic multicollinearity among numerical features; and third, the interpretability of the final feature importance analysis depends on the presence of the original feature names in the model.</w:t>
+        <w:t xml:space="preserve">An explicit decision was made to retain all original features (after removing </w:t>
+      </w:r>
+      <w:proofErr w:type="spellStart"/>
+      <w:r>
+        <w:t>fnlwgt</w:t>
+      </w:r>
+      <w:proofErr w:type="spellEnd"/>
+      <w:r>
+        <w:t>) without applying dimensionality reduction techniques such as Principal Component Analysis (PCA) or feature selection methods such as recursive feature elimination. This decision was motivated by three considerations: first, the feature count is small enough (5 numerical + 8 categorical = 13 original features) that dimensionality is not a computational bottleneck; second, the correlation analysis (Section 5.6) showed no problematic multicollinearity among numerical features; and third, the interpretability of the final feature importance analysis depends on the presence of the original feature names in the model.</w:t>
       </w:r>
     </w:p>
     <w:p>
@@ -18828,7 +19899,15 @@
         <w:jc w:val="both"/>
       </w:pPr>
       <w:r>
-        <w:t>The methodology employed in this project follows the standard supervised machine learning workflow for binary classification problems on structured tabular data. The workflow proceeds through five main stages: (1) data loading and inspection, (2) exploratory data analysis, (3) preprocessing pipeline construction, (4) model training and cross-validation, and (5) performance evaluation and analysis. All stages are implemented within a single, self-contained Google Colab notebook that ensures full reproducibility.</w:t>
+        <w:t xml:space="preserve">The methodology employed in this project follows the standard supervised machine learning workflow for binary classification problems on structured tabular data. The workflow proceeds through five main stages: (1) data loading and inspection, (2) exploratory data analysis, (3) preprocessing pipeline construction, (4) model training and cross-validation, and (5) performance evaluation and analysis. All stages are implemented within a single, self-contained Google </w:t>
+      </w:r>
+      <w:proofErr w:type="spellStart"/>
+      <w:r>
+        <w:t>Colab</w:t>
+      </w:r>
+      <w:proofErr w:type="spellEnd"/>
+      <w:r>
+        <w:t xml:space="preserve"> notebook that ensures full reproducibility.</w:t>
       </w:r>
     </w:p>
     <w:p>
@@ -18856,13 +19935,68 @@
         <w:jc w:val="both"/>
       </w:pPr>
       <w:r>
-        <w:t>The top-level Pipeline consists of two named steps: a 'preprocessor' step (a ColumnTransformer comprising the numerical and categorical sub-pipelines described in Chapter 6) and a 'classifier' step (one of the three classifiers evaluated in this study). This architecture allows the classifier to be easily swapped without modifying the preprocessing logic, facilitating a clean comparative evaluation.</w:t>
+        <w:t xml:space="preserve">The top-level Pipeline consists of two named steps: a 'preprocessor' step (a </w:t>
+      </w:r>
+      <w:proofErr w:type="spellStart"/>
+      <w:r>
+        <w:t>ColumnTransformer</w:t>
+      </w:r>
+      <w:proofErr w:type="spellEnd"/>
+      <w:r>
+        <w:t xml:space="preserve"> comprising the numerical and categorical sub-pipelines described in Chapter 6) and a 'classifier' step (one of the three classifiers evaluated in this study). This architecture allows the classifier to be easily swapped without modifying the preprocessing logic, facilitating a clean comparative evaluation.</w:t>
       </w:r>
     </w:p>
     <w:p>
       <w:pPr>
         <w:spacing w:after="160"/>
       </w:pPr>
+      <w:r>
+        <w:lastRenderedPageBreak/>
+        <w:drawing>
+          <wp:inline distT="0" distB="0" distL="0" distR="0" wp14:anchorId="62A2F414" wp14:editId="6B827622">
+            <wp:extent cx="5298535" cy="5608955"/>
+            <wp:effectExtent l="0" t="0" r="0" b="0"/>
+            <wp:docPr id="1548151796" name="Picture 1"/>
+            <wp:cNvGraphicFramePr>
+              <a:graphicFrameLocks xmlns:a="http://schemas.openxmlformats.org/drawingml/2006/main" noChangeAspect="1"/>
+            </wp:cNvGraphicFramePr>
+            <a:graphic xmlns:a="http://schemas.openxmlformats.org/drawingml/2006/main">
+              <a:graphicData uri="http://schemas.openxmlformats.org/drawingml/2006/picture">
+                <pic:pic xmlns:pic="http://schemas.openxmlformats.org/drawingml/2006/picture">
+                  <pic:nvPicPr>
+                    <pic:cNvPr id="1548151796" name=""/>
+                    <pic:cNvPicPr/>
+                  </pic:nvPicPr>
+                  <pic:blipFill rotWithShape="1">
+                    <a:blip r:embed="rId22"/>
+                    <a:srcRect l="4875" t="3250" r="5731" b="11583"/>
+                    <a:stretch>
+                      <a:fillRect/>
+                    </a:stretch>
+                  </pic:blipFill>
+                  <pic:spPr bwMode="auto">
+                    <a:xfrm>
+                      <a:off x="0" y="0"/>
+                      <a:ext cx="5305036" cy="5615837"/>
+                    </a:xfrm>
+                    <a:prstGeom prst="rect">
+                      <a:avLst/>
+                    </a:prstGeom>
+                    <a:ln>
+                      <a:noFill/>
+                    </a:ln>
+                    <a:extLst>
+                      <a:ext uri="{53640926-AAD7-44D8-BBD7-CCE9431645EC}">
+                        <a14:shadowObscured xmlns:a14="http://schemas.microsoft.com/office/drawing/2010/main"/>
+                      </a:ext>
+                    </a:extLst>
+                  </pic:spPr>
+                </pic:pic>
+              </a:graphicData>
+            </a:graphic>
+          </wp:inline>
+        </w:drawing>
+      </w:r>
     </w:p>
     <w:p>
       <w:pPr>
@@ -18900,7 +20034,6 @@
         <w:jc w:val="both"/>
       </w:pPr>
       <w:r>
-        <w:lastRenderedPageBreak/>
         <w:t>The dataset was provided with a pre-defined train-test split, which was used as-is: 32,561 instances for training and 16,281 instances for final evaluation. This fixed split enables direct comparison with published results on the same dataset and reflects a realistic scenario in which a model is trained on historical data and evaluated on a separate holdout set representing future observations.</w:t>
       </w:r>
     </w:p>
@@ -18910,7 +20043,11 @@
         <w:jc w:val="both"/>
       </w:pPr>
       <w:r>
-        <w:t>In addition to the fixed test set evaluation, 5-fold stratified cross-validation was performed on the training set to provide a more reliable estimate of model performance that is less sensitive to the specific training-validation partition. Stratified cross-validation was used to ensure that each fold maintains the same class ratio as the full training set, which is important given the 3:1 class imbalance.</w:t>
+        <w:t xml:space="preserve">In addition to the fixed test set evaluation, 5-fold stratified cross-validation was performed on the training set to provide a more reliable estimate of model performance </w:t>
+      </w:r>
+      <w:r>
+        <w:lastRenderedPageBreak/>
+        <w:t>that is less sensitive to the specific training-validation partition. Stratified cross-validation was used to ensure that each fold maintains the same class ratio as the full training set, which is important given the 3:1 class imbalance.</w:t>
       </w:r>
     </w:p>
     <w:p>
@@ -18929,7 +20066,39 @@
         <w:jc w:val="both"/>
       </w:pPr>
       <w:r>
-        <w:t>All stochastic elements of the experimental workflow were controlled through the use of fixed random seeds (random_state=42) in the RandomForestClassifier, StratifiedKFold splitter, and any other components with stochastic behavior. This ensures that all results reported in this document can be exactly reproduced by running the provided notebook with the same dataset files.</w:t>
+        <w:t>All stochastic elements of the experimental workflow were controlled through the use of fixed random seeds (</w:t>
+      </w:r>
+      <w:proofErr w:type="spellStart"/>
+      <w:r>
+        <w:t>random_state</w:t>
+      </w:r>
+      <w:proofErr w:type="spellEnd"/>
+      <w:r>
+        <w:t xml:space="preserve">=42) in the </w:t>
+      </w:r>
+      <w:proofErr w:type="spellStart"/>
+      <w:r>
+        <w:t>RandomForestClassifier</w:t>
+      </w:r>
+      <w:proofErr w:type="spellEnd"/>
+      <w:r>
+        <w:t xml:space="preserve">, </w:t>
+      </w:r>
+      <w:proofErr w:type="spellStart"/>
+      <w:r>
+        <w:t>StratifiedKFold</w:t>
+      </w:r>
+      <w:proofErr w:type="spellEnd"/>
+      <w:r>
+        <w:t xml:space="preserve"> splitter, and any other components with stochastic </w:t>
+      </w:r>
+      <w:proofErr w:type="spellStart"/>
+      <w:r>
+        <w:t>behavior</w:t>
+      </w:r>
+      <w:proofErr w:type="spellEnd"/>
+      <w:r>
+        <w:t>. This ensures that all results reported in this document can be exactly reproduced by running the provided notebook with the same dataset files.</w:t>
       </w:r>
     </w:p>
     <w:p>
@@ -18981,7 +20150,31 @@
         <w:jc w:val="both"/>
       </w:pPr>
       <w:r>
-        <w:t>The model estimates P(Y=1|X) = σ(z) = 1 / (1 + e^{-z}), where z = w₀ + w₁x₁ + w₂x₂ + ... + wₙxₙ represents the linear combination of feature values and their associated weights. A classification decision is made by thresholding the predicted probability at 0.5: instances with P(Y=1|X) ≥ 0.5 are assigned to the positive class (&gt;50K) and those with P(Y=1|X) &lt; 0.5 are assigned to the negative class (≤50K).</w:t>
+        <w:t xml:space="preserve">The model estimates P(Y=1|X) = σ(z) = 1 / (1 + e^{-z}), where z = w₀ + </w:t>
+      </w:r>
+      <w:proofErr w:type="spellStart"/>
+      <w:r>
+        <w:t>w₁x</w:t>
+      </w:r>
+      <w:proofErr w:type="spellEnd"/>
+      <w:r>
+        <w:t xml:space="preserve">₁ + </w:t>
+      </w:r>
+      <w:proofErr w:type="spellStart"/>
+      <w:r>
+        <w:t>w₂x</w:t>
+      </w:r>
+      <w:proofErr w:type="spellEnd"/>
+      <w:r>
+        <w:t xml:space="preserve">₂ + ... + </w:t>
+      </w:r>
+      <w:proofErr w:type="spellStart"/>
+      <w:r>
+        <w:t>wₙx</w:t>
+      </w:r>
+      <w:proofErr w:type="spellEnd"/>
+      <w:r>
+        <w:t>ₙ represents the linear combination of feature values and their associated weights. A classification decision is made by thresholding the predicted probability at 0.5: instances with P(Y=1|X) ≥ 0.5 are assigned to the positive class (&gt;50K) and those with P(Y=1|X) &lt; 0.5 are assigned to the negative class (≤50K).</w:t>
       </w:r>
     </w:p>
     <w:p>
@@ -18990,7 +20183,15 @@
         <w:jc w:val="both"/>
       </w:pPr>
       <w:r>
-        <w:t>Logistic Regression is trained by minimizing the binary cross-entropy loss function (also known as log loss) through iterative optimization algorithms such as gradient descent or L-BFGS. In this project, Scikit-Learn's LogisticRegression implementation was used with its default configuration, including L2 regularization (ridge penalty) to prevent overfitting. Logistic Regression serves as the linear baseline classifier in this comparative study.</w:t>
+        <w:t xml:space="preserve">Logistic Regression is trained by minimizing the binary cross-entropy loss function (also known as log loss) through iterative optimization algorithms such as gradient descent or L-BFGS. In this project, Scikit-Learn's </w:t>
+      </w:r>
+      <w:proofErr w:type="spellStart"/>
+      <w:r>
+        <w:t>LogisticRegression</w:t>
+      </w:r>
+      <w:proofErr w:type="spellEnd"/>
+      <w:r>
+        <w:t xml:space="preserve"> implementation was used with its default configuration, including L2 regularization (ridge penalty) to prevent overfitting. Logistic Regression serves as the linear baseline classifier in this comparative study.</w:t>
       </w:r>
     </w:p>
     <w:p>
@@ -19031,7 +20232,47 @@
         <w:jc w:val="both"/>
       </w:pPr>
       <w:r>
-        <w:t>Formally, the Gradient Boosting model at iteration m is expressed as: F_m(x) = F_{m-1}(x) + η · h_m(x), where F_{m-1}(x) is the prediction of the ensemble after m-1 iterations, h_m(x) is the m-th weak learner trained to fit the negative gradient of the loss, and η is the learning rate (shrinkage factor) that controls the contribution of each new tree. By using a small learning rate and many estimators, Gradient Boosting achieves excellent bias-variance tradeoffs.</w:t>
+        <w:t xml:space="preserve">Formally, the Gradient Boosting model at iteration m is expressed as: </w:t>
+      </w:r>
+      <w:proofErr w:type="spellStart"/>
+      <w:r>
+        <w:t>F_m</w:t>
+      </w:r>
+      <w:proofErr w:type="spellEnd"/>
+      <w:r>
+        <w:t xml:space="preserve">(x) = F_{m-1}(x) + η · </w:t>
+      </w:r>
+      <w:proofErr w:type="spellStart"/>
+      <w:r>
+        <w:t>h_m</w:t>
+      </w:r>
+      <w:proofErr w:type="spellEnd"/>
+      <w:r>
+        <w:t xml:space="preserve">(x), where F_{m-1}(x) is the prediction of the ensemble after m-1 iterations, </w:t>
+      </w:r>
+      <w:proofErr w:type="spellStart"/>
+      <w:r>
+        <w:t>h_m</w:t>
+      </w:r>
+      <w:proofErr w:type="spellEnd"/>
+      <w:r>
+        <w:t>(x) is the m-</w:t>
+      </w:r>
+      <w:proofErr w:type="spellStart"/>
+      <w:r>
+        <w:t>th</w:t>
+      </w:r>
+      <w:proofErr w:type="spellEnd"/>
+      <w:r>
+        <w:t xml:space="preserve"> weak learner trained to fit the negative gradient of the loss, and η is the learning rate (shrinkage factor) that controls the contribution of each new tree. By using a small learning rate and many estimators, Gradient Boosting achieves excellent bias-variance </w:t>
+      </w:r>
+      <w:proofErr w:type="spellStart"/>
+      <w:r>
+        <w:t>tradeoffs</w:t>
+      </w:r>
+      <w:proofErr w:type="spellEnd"/>
+      <w:r>
+        <w:t>.</w:t>
       </w:r>
     </w:p>
     <w:p>
@@ -19040,7 +20281,39 @@
         <w:jc w:val="both"/>
       </w:pPr>
       <w:r>
-        <w:t>In this project, Scikit-Learn's GradientBoostingClassifier was used with its default configuration (n_estimators=100, learning_rate=0.1, max_depth=3). Gradient Boosting is particularly well-suited to heterogeneous tabular data with complex feature interactions and is robust to outliers due to its tree-based base learners.</w:t>
+        <w:t xml:space="preserve">In this project, Scikit-Learn's </w:t>
+      </w:r>
+      <w:proofErr w:type="spellStart"/>
+      <w:r>
+        <w:t>GradientBoostingClassifier</w:t>
+      </w:r>
+      <w:proofErr w:type="spellEnd"/>
+      <w:r>
+        <w:t xml:space="preserve"> was used with its default configuration (</w:t>
+      </w:r>
+      <w:proofErr w:type="spellStart"/>
+      <w:r>
+        <w:t>n_estimators</w:t>
+      </w:r>
+      <w:proofErr w:type="spellEnd"/>
+      <w:r>
+        <w:t xml:space="preserve">=100, </w:t>
+      </w:r>
+      <w:proofErr w:type="spellStart"/>
+      <w:r>
+        <w:t>learning_rate</w:t>
+      </w:r>
+      <w:proofErr w:type="spellEnd"/>
+      <w:r>
+        <w:t xml:space="preserve">=0.1, </w:t>
+      </w:r>
+      <w:proofErr w:type="spellStart"/>
+      <w:r>
+        <w:t>max_depth</w:t>
+      </w:r>
+      <w:proofErr w:type="spellEnd"/>
+      <w:r>
+        <w:t>=3). Gradient Boosting is particularly well-suited to heterogeneous tabular data with complex feature interactions and is robust to outliers due to its tree-based base learners.</w:t>
       </w:r>
     </w:p>
     <w:p>
@@ -19059,7 +20332,47 @@
         <w:jc w:val="both"/>
       </w:pPr>
       <w:r>
-        <w:t>Random Forest is an ensemble classification algorithm that combines the predictions of B independently trained decision trees, where each tree is trained on a bootstrap sample of the training data (sampled with replacement) and uses a random subset of features at each node split. The final class prediction is determined by majority vote across all trees: ŷ = argmax_c Σ_{b=1}^{B} I(h_b(x) = c), where h_b(x) denotes the prediction of the b-th tree.</w:t>
+        <w:t xml:space="preserve">Random Forest is an ensemble classification algorithm that combines the predictions of B independently trained decision trees, where each tree is trained on a bootstrap sample of the training data (sampled with replacement) and uses a random subset of features at each node split. The final class prediction is determined by majority vote across all trees: ŷ = </w:t>
+      </w:r>
+      <w:proofErr w:type="spellStart"/>
+      <w:r>
+        <w:t>argmax_c</w:t>
+      </w:r>
+      <w:proofErr w:type="spellEnd"/>
+      <w:r>
+        <w:t xml:space="preserve"> Σ_{b=</w:t>
+      </w:r>
+      <w:proofErr w:type="gramStart"/>
+      <w:r>
+        <w:t>1}^</w:t>
+      </w:r>
+      <w:proofErr w:type="gramEnd"/>
+      <w:r>
+        <w:t>{B} I(</w:t>
+      </w:r>
+      <w:proofErr w:type="spellStart"/>
+      <w:r>
+        <w:t>h_b</w:t>
+      </w:r>
+      <w:proofErr w:type="spellEnd"/>
+      <w:r>
+        <w:t xml:space="preserve">(x) = c), where </w:t>
+      </w:r>
+      <w:proofErr w:type="spellStart"/>
+      <w:r>
+        <w:t>h_b</w:t>
+      </w:r>
+      <w:proofErr w:type="spellEnd"/>
+      <w:r>
+        <w:t>(x) denotes the prediction of the b-</w:t>
+      </w:r>
+      <w:proofErr w:type="spellStart"/>
+      <w:r>
+        <w:t>th</w:t>
+      </w:r>
+      <w:proofErr w:type="spellEnd"/>
+      <w:r>
+        <w:t xml:space="preserve"> tree.</w:t>
       </w:r>
     </w:p>
     <w:p>
@@ -19077,7 +20390,47 @@
         <w:jc w:val="both"/>
       </w:pPr>
       <w:r>
-        <w:t>In this project, the Random Forest classifier was configured with n_estimators=200 (200 trees), max_depth=10 (maximum tree depth of 10 levels), min_samples_leaf=5 (minimum 5 training samples required at each leaf node), random_state=42 (for reproducibility), and n_jobs=-1 (parallel training using all available CPU cores). This configuration represents a carefully chosen set of hyperparameters that balance model complexity with generalization capability, as discussed in detail in Chapter 11.</w:t>
+        <w:t xml:space="preserve">In this project, the Random Forest classifier was configured with </w:t>
+      </w:r>
+      <w:proofErr w:type="spellStart"/>
+      <w:r>
+        <w:t>n_estimators</w:t>
+      </w:r>
+      <w:proofErr w:type="spellEnd"/>
+      <w:r>
+        <w:t xml:space="preserve">=200 (200 trees), </w:t>
+      </w:r>
+      <w:proofErr w:type="spellStart"/>
+      <w:r>
+        <w:t>max_depth</w:t>
+      </w:r>
+      <w:proofErr w:type="spellEnd"/>
+      <w:r>
+        <w:t xml:space="preserve">=10 (maximum tree depth of 10 levels), </w:t>
+      </w:r>
+      <w:proofErr w:type="spellStart"/>
+      <w:r>
+        <w:t>min_samples_leaf</w:t>
+      </w:r>
+      <w:proofErr w:type="spellEnd"/>
+      <w:r>
+        <w:t xml:space="preserve">=5 (minimum 5 training samples required at each leaf node), </w:t>
+      </w:r>
+      <w:proofErr w:type="spellStart"/>
+      <w:r>
+        <w:t>random_state</w:t>
+      </w:r>
+      <w:proofErr w:type="spellEnd"/>
+      <w:r>
+        <w:t xml:space="preserve">=42 (for reproducibility), and </w:t>
+      </w:r>
+      <w:proofErr w:type="spellStart"/>
+      <w:r>
+        <w:t>n_jobs</w:t>
+      </w:r>
+      <w:proofErr w:type="spellEnd"/>
+      <w:r>
+        <w:t>=-1 (parallel training using all available CPU cores). This configuration represents a carefully chosen set of hyperparameters that balance model complexity with generalization capability, as discussed in detail in Chapter 11.</w:t>
       </w:r>
     </w:p>
     <w:p>
@@ -19130,7 +20483,71 @@
         <w:jc w:val="both"/>
       </w:pPr>
       <w:r>
-        <w:t>The model training process was executed by calling the fit() method of the Scikit-Learn Pipeline object on the training feature matrix X_train and the training target vector y_train. This single method call triggers the sequential execution of all pipeline stages: the ColumnTransformer preprocessor first fits the numerical and categorical sub-pipelines on X_train (computing medians, modes, means, and standard deviations from the training data) and transforms X_train into the preprocessed feature matrix, which is then passed to the classifier stage for training.</w:t>
+        <w:t xml:space="preserve">The model training process was executed by calling the </w:t>
+      </w:r>
+      <w:proofErr w:type="gramStart"/>
+      <w:r>
+        <w:t>fit(</w:t>
+      </w:r>
+      <w:proofErr w:type="gramEnd"/>
+      <w:r>
+        <w:t xml:space="preserve">) method of the Scikit-Learn Pipeline object on the training feature matrix </w:t>
+      </w:r>
+      <w:proofErr w:type="spellStart"/>
+      <w:r>
+        <w:t>X_train</w:t>
+      </w:r>
+      <w:proofErr w:type="spellEnd"/>
+      <w:r>
+        <w:t xml:space="preserve"> and the training target vector </w:t>
+      </w:r>
+      <w:proofErr w:type="spellStart"/>
+      <w:r>
+        <w:t>y_train</w:t>
+      </w:r>
+      <w:proofErr w:type="spellEnd"/>
+      <w:r>
+        <w:t xml:space="preserve">. This single method </w:t>
+      </w:r>
+      <w:proofErr w:type="gramStart"/>
+      <w:r>
+        <w:t>call</w:t>
+      </w:r>
+      <w:proofErr w:type="gramEnd"/>
+      <w:r>
+        <w:t xml:space="preserve"> triggers the sequential execution of all pipeline stages: the </w:t>
+      </w:r>
+      <w:proofErr w:type="spellStart"/>
+      <w:r>
+        <w:t>ColumnTransformer</w:t>
+      </w:r>
+      <w:proofErr w:type="spellEnd"/>
+      <w:r>
+        <w:t xml:space="preserve"> preprocessor first fits the numerical and categorical sub-pipelines on </w:t>
+      </w:r>
+      <w:proofErr w:type="spellStart"/>
+      <w:r>
+        <w:t>X_train</w:t>
+      </w:r>
+      <w:proofErr w:type="spellEnd"/>
+      <w:r>
+        <w:t xml:space="preserve"> (computing medians, modes, means, and standard deviations from the training data) and transforms </w:t>
+      </w:r>
+      <w:proofErr w:type="spellStart"/>
+      <w:r>
+        <w:t>X_train</w:t>
+      </w:r>
+      <w:proofErr w:type="spellEnd"/>
+      <w:r>
+        <w:t xml:space="preserve"> into the </w:t>
+      </w:r>
+      <w:proofErr w:type="spellStart"/>
+      <w:r>
+        <w:t>preprocessed</w:t>
+      </w:r>
+      <w:proofErr w:type="spellEnd"/>
+      <w:r>
+        <w:t xml:space="preserve"> feature matrix, which is then passed to the classifier stage for training.</w:t>
       </w:r>
     </w:p>
     <w:p>
@@ -19139,7 +20556,63 @@
         <w:jc w:val="both"/>
       </w:pPr>
       <w:r>
-        <w:t>It is critical to emphasize that all preprocessing statistics are computed exclusively from X_train and never from X_test. During evaluation, the pipeline's predict() and predict_proba() methods apply the pre-fitted preprocessing transformations to X_test without any refitting, ensuring that no information from the test set is used during training or preprocessing — a fundamental requirement for unbiased model evaluation.</w:t>
+        <w:t xml:space="preserve">It is critical to emphasize that all preprocessing statistics are computed exclusively from </w:t>
+      </w:r>
+      <w:proofErr w:type="spellStart"/>
+      <w:r>
+        <w:t>X_train</w:t>
+      </w:r>
+      <w:proofErr w:type="spellEnd"/>
+      <w:r>
+        <w:t xml:space="preserve"> and never from </w:t>
+      </w:r>
+      <w:proofErr w:type="spellStart"/>
+      <w:r>
+        <w:t>X_test</w:t>
+      </w:r>
+      <w:proofErr w:type="spellEnd"/>
+      <w:r>
+        <w:t xml:space="preserve">. During evaluation, the </w:t>
+      </w:r>
+      <w:proofErr w:type="gramStart"/>
+      <w:r>
+        <w:t>pipeline's</w:t>
+      </w:r>
+      <w:proofErr w:type="gramEnd"/>
+      <w:r>
+        <w:t xml:space="preserve"> </w:t>
+      </w:r>
+      <w:proofErr w:type="gramStart"/>
+      <w:r>
+        <w:t>predict(</w:t>
+      </w:r>
+      <w:proofErr w:type="gramEnd"/>
+      <w:r>
+        <w:t xml:space="preserve">) and </w:t>
+      </w:r>
+      <w:proofErr w:type="spellStart"/>
+      <w:r>
+        <w:t>predict_</w:t>
+      </w:r>
+      <w:proofErr w:type="gramStart"/>
+      <w:r>
+        <w:t>proba</w:t>
+      </w:r>
+      <w:proofErr w:type="spellEnd"/>
+      <w:r>
+        <w:t>(</w:t>
+      </w:r>
+      <w:proofErr w:type="gramEnd"/>
+      <w:r>
+        <w:t xml:space="preserve">) methods apply the pre-fitted preprocessing transformations to </w:t>
+      </w:r>
+      <w:proofErr w:type="spellStart"/>
+      <w:r>
+        <w:t>X_test</w:t>
+      </w:r>
+      <w:proofErr w:type="spellEnd"/>
+      <w:r>
+        <w:t xml:space="preserve"> without any refitting, ensuring that no information from the test set is used during training or preprocessing — a fundamental requirement for unbiased model evaluation.</w:t>
       </w:r>
     </w:p>
     <w:p>
@@ -19158,7 +20631,39 @@
         <w:jc w:val="both"/>
       </w:pPr>
       <w:r>
-        <w:t>In addition to training on the full training set and evaluating on the held-out test set, 5-fold stratified cross-validation was performed on the training data using Scikit-Learn's cross_val_score function with the StratifiedKFold splitter (n_splits=5, shuffle=True, random_state=42). Cross-validation provides a more statistically robust estimate of out-of-sample performance by averaging results across 5 different train-validation splits of the training data.</w:t>
+        <w:t xml:space="preserve">In addition to training on the full training set and evaluating on the held-out test set, 5-fold stratified cross-validation was performed on the training data using Scikit-Learn's </w:t>
+      </w:r>
+      <w:proofErr w:type="spellStart"/>
+      <w:r>
+        <w:t>cross_val_score</w:t>
+      </w:r>
+      <w:proofErr w:type="spellEnd"/>
+      <w:r>
+        <w:t xml:space="preserve"> function with the </w:t>
+      </w:r>
+      <w:proofErr w:type="spellStart"/>
+      <w:r>
+        <w:t>StratifiedKFold</w:t>
+      </w:r>
+      <w:proofErr w:type="spellEnd"/>
+      <w:r>
+        <w:t xml:space="preserve"> splitter (</w:t>
+      </w:r>
+      <w:proofErr w:type="spellStart"/>
+      <w:r>
+        <w:t>n_splits</w:t>
+      </w:r>
+      <w:proofErr w:type="spellEnd"/>
+      <w:r>
+        <w:t xml:space="preserve">=5, shuffle=True, </w:t>
+      </w:r>
+      <w:proofErr w:type="spellStart"/>
+      <w:r>
+        <w:t>random_state</w:t>
+      </w:r>
+      <w:proofErr w:type="spellEnd"/>
+      <w:r>
+        <w:t>=42). Cross-validation provides a more statistically robust estimate of out-of-sample performance by averaging results across 5 different train-validation splits of the training data.</w:t>
       </w:r>
     </w:p>
     <w:p>
@@ -19169,6 +20674,16 @@
       <w:r>
         <w:t>In each fold of cross-validation, 80% of the training data (approximately 26,048 instances) was used for fitting the pipeline and 20% (approximately 6,513 instances) was used for validation. The stratified splitting ensures that each fold's training and validation sets maintain the same 3:1 class ratio as the full training set.</w:t>
       </w:r>
+    </w:p>
+    <w:p>
+      <w:pPr>
+        <w:spacing w:after="160"/>
+      </w:pPr>
+    </w:p>
+    <w:p>
+      <w:pPr>
+        <w:spacing w:after="160"/>
+      </w:pPr>
     </w:p>
     <w:p>
       <w:pPr>
@@ -19187,6 +20702,7 @@
           <w:sz w:val="22"/>
           <w:szCs w:val="22"/>
         </w:rPr>
+        <w:lastRenderedPageBreak/>
         <w:t>Table 8: 5-Fold Stratified Cross-Validation Results — Random Forest</w:t>
       </w:r>
     </w:p>
@@ -19317,7 +20833,6 @@
                 <w:sz w:val="22"/>
                 <w:szCs w:val="22"/>
               </w:rPr>
-              <w:lastRenderedPageBreak/>
               <w:t>Fold 1</w:t>
             </w:r>
           </w:p>
@@ -19777,6 +21292,52 @@
       <w:pPr>
         <w:spacing w:after="160"/>
       </w:pPr>
+      <w:r>
+        <w:drawing>
+          <wp:inline distT="0" distB="0" distL="0" distR="0" wp14:anchorId="784C22A9" wp14:editId="1B029F51">
+            <wp:extent cx="5285030" cy="2514333"/>
+            <wp:effectExtent l="0" t="0" r="0" b="0"/>
+            <wp:docPr id="627317978" name="Picture 1"/>
+            <wp:cNvGraphicFramePr>
+              <a:graphicFrameLocks xmlns:a="http://schemas.openxmlformats.org/drawingml/2006/main" noChangeAspect="1"/>
+            </wp:cNvGraphicFramePr>
+            <a:graphic xmlns:a="http://schemas.openxmlformats.org/drawingml/2006/main">
+              <a:graphicData uri="http://schemas.openxmlformats.org/drawingml/2006/picture">
+                <pic:pic xmlns:pic="http://schemas.openxmlformats.org/drawingml/2006/picture">
+                  <pic:nvPicPr>
+                    <pic:cNvPr id="627317978" name=""/>
+                    <pic:cNvPicPr/>
+                  </pic:nvPicPr>
+                  <pic:blipFill rotWithShape="1">
+                    <a:blip r:embed="rId23"/>
+                    <a:srcRect t="19575" r="3202" b="5921"/>
+                    <a:stretch>
+                      <a:fillRect/>
+                    </a:stretch>
+                  </pic:blipFill>
+                  <pic:spPr bwMode="auto">
+                    <a:xfrm>
+                      <a:off x="0" y="0"/>
+                      <a:ext cx="5298405" cy="2520696"/>
+                    </a:xfrm>
+                    <a:prstGeom prst="rect">
+                      <a:avLst/>
+                    </a:prstGeom>
+                    <a:ln>
+                      <a:noFill/>
+                    </a:ln>
+                    <a:extLst>
+                      <a:ext uri="{53640926-AAD7-44D8-BBD7-CCE9431645EC}">
+                        <a14:shadowObscured xmlns:a14="http://schemas.microsoft.com/office/drawing/2010/main"/>
+                      </a:ext>
+                    </a:extLst>
+                  </pic:spPr>
+                </pic:pic>
+              </a:graphicData>
+            </a:graphic>
+          </wp:inline>
+        </w:drawing>
+      </w:r>
     </w:p>
     <w:p>
       <w:pPr>
@@ -19790,7 +21351,7 @@
           <w:sz w:val="22"/>
           <w:szCs w:val="22"/>
         </w:rPr>
-        <w:t>[Insert Figure 8: 5-Fold Cross-Validation Accuracy Bar Chart]</w:t>
+        <w:t>[Figure 8: 5-Fold Cross-Validation Accuracy Bar Chart]</w:t>
       </w:r>
     </w:p>
     <w:p>
@@ -19809,7 +21370,43 @@
         <w:jc w:val="both"/>
       </w:pPr>
       <w:r>
-        <w:t>All model training was performed in Google Colaboratory on CPU hardware. The Random Forest classifier with n_estimators=200 and n_jobs=-1 (parallel training) was trained in approximately 30–60 seconds on the training set. Gradient Boosting training was sequential and took approximately 45–90 seconds. Logistic Regression converged in under 10 seconds. These training times are well within the practical limits of the Google Colab free tier and confirm that the dataset size is manageable for standard machine learning algorithms without GPU acceleration.</w:t>
+        <w:t xml:space="preserve">All model training was performed in Google </w:t>
+      </w:r>
+      <w:proofErr w:type="spellStart"/>
+      <w:r>
+        <w:t>Colaboratory</w:t>
+      </w:r>
+      <w:proofErr w:type="spellEnd"/>
+      <w:r>
+        <w:t xml:space="preserve"> on CPU hardware. The Random Forest classifier with </w:t>
+      </w:r>
+      <w:proofErr w:type="spellStart"/>
+      <w:r>
+        <w:t>n_estimators</w:t>
+      </w:r>
+      <w:proofErr w:type="spellEnd"/>
+      <w:r>
+        <w:t xml:space="preserve">=200 and </w:t>
+      </w:r>
+      <w:proofErr w:type="spellStart"/>
+      <w:r>
+        <w:t>n_jobs</w:t>
+      </w:r>
+      <w:proofErr w:type="spellEnd"/>
+      <w:r>
+        <w:t xml:space="preserve">=-1 (parallel training) was trained in approximately 30–60 seconds on the training set. Gradient Boosting training was sequential and took approximately 45–90 seconds. Logistic Regression converged in under 10 seconds. These training times are well within the practical limits of the </w:t>
+      </w:r>
+      <w:r>
+        <w:lastRenderedPageBreak/>
+        <w:t xml:space="preserve">Google </w:t>
+      </w:r>
+      <w:proofErr w:type="spellStart"/>
+      <w:r>
+        <w:t>Colab</w:t>
+      </w:r>
+      <w:proofErr w:type="spellEnd"/>
+      <w:r>
+        <w:t xml:space="preserve"> free tier and confirm that the dataset size is manageable for standard machine learning algorithms without GPU acceleration.</w:t>
       </w:r>
     </w:p>
     <w:p>
@@ -19873,11 +21470,6 @@
       <w:r>
         <w:t>The Random Forest classifier was configured with the following hyperparameter values, selected based on a combination of domain knowledge, published best practices, and empirical experimentation:</w:t>
       </w:r>
-    </w:p>
-    <w:p>
-      <w:pPr>
-        <w:spacing w:after="160"/>
-      </w:pPr>
     </w:p>
     <w:p>
       <w:pPr>
@@ -20015,6 +21607,7 @@
             <w:pPr>
               <w:jc w:val="center"/>
             </w:pPr>
+            <w:proofErr w:type="spellStart"/>
             <w:r>
               <w:rPr>
                 <w:color w:val="000000"/>
@@ -20023,6 +21616,7 @@
               </w:rPr>
               <w:t>n_estimators</w:t>
             </w:r>
+            <w:proofErr w:type="spellEnd"/>
           </w:p>
         </w:tc>
         <w:tc>
@@ -20092,6 +21686,7 @@
             <w:pPr>
               <w:jc w:val="center"/>
             </w:pPr>
+            <w:proofErr w:type="spellStart"/>
             <w:r>
               <w:rPr>
                 <w:color w:val="000000"/>
@@ -20100,6 +21695,7 @@
               </w:rPr>
               <w:t>max_depth</w:t>
             </w:r>
+            <w:proofErr w:type="spellEnd"/>
           </w:p>
         </w:tc>
         <w:tc>
@@ -20169,6 +21765,7 @@
             <w:pPr>
               <w:jc w:val="center"/>
             </w:pPr>
+            <w:proofErr w:type="spellStart"/>
             <w:r>
               <w:rPr>
                 <w:color w:val="000000"/>
@@ -20177,6 +21774,7 @@
               </w:rPr>
               <w:t>min_samples_leaf</w:t>
             </w:r>
+            <w:proofErr w:type="spellEnd"/>
           </w:p>
         </w:tc>
         <w:tc>
@@ -20246,6 +21844,7 @@
             <w:pPr>
               <w:jc w:val="center"/>
             </w:pPr>
+            <w:proofErr w:type="spellStart"/>
             <w:r>
               <w:rPr>
                 <w:color w:val="000000"/>
@@ -20254,6 +21853,7 @@
               </w:rPr>
               <w:t>max_features</w:t>
             </w:r>
+            <w:proofErr w:type="spellEnd"/>
           </w:p>
         </w:tc>
         <w:tc>
@@ -20302,7 +21902,25 @@
                 <w:sz w:val="22"/>
                 <w:szCs w:val="22"/>
               </w:rPr>
-              <w:t>Number of features considered at each split. sqrt(n_features) is standard for classification tasks.</w:t>
+              <w:t>Number of features considered at each split. sqrt(</w:t>
+            </w:r>
+            <w:proofErr w:type="spellStart"/>
+            <w:r>
+              <w:rPr>
+                <w:color w:val="000000"/>
+                <w:sz w:val="22"/>
+                <w:szCs w:val="22"/>
+              </w:rPr>
+              <w:t>n_features</w:t>
+            </w:r>
+            <w:proofErr w:type="spellEnd"/>
+            <w:r>
+              <w:rPr>
+                <w:color w:val="000000"/>
+                <w:sz w:val="22"/>
+                <w:szCs w:val="22"/>
+              </w:rPr>
+              <w:t>) is standard for classification tasks.</w:t>
             </w:r>
           </w:p>
         </w:tc>
@@ -20323,6 +21941,7 @@
             <w:pPr>
               <w:jc w:val="center"/>
             </w:pPr>
+            <w:proofErr w:type="spellStart"/>
             <w:r>
               <w:rPr>
                 <w:color w:val="000000"/>
@@ -20331,6 +21950,7 @@
               </w:rPr>
               <w:t>random_state</w:t>
             </w:r>
+            <w:proofErr w:type="spellEnd"/>
           </w:p>
         </w:tc>
         <w:tc>
@@ -20400,6 +22020,7 @@
             <w:pPr>
               <w:jc w:val="center"/>
             </w:pPr>
+            <w:proofErr w:type="spellStart"/>
             <w:r>
               <w:rPr>
                 <w:color w:val="000000"/>
@@ -20408,6 +22029,7 @@
               </w:rPr>
               <w:t>n_jobs</w:t>
             </w:r>
+            <w:proofErr w:type="spellEnd"/>
           </w:p>
         </w:tc>
         <w:tc>
@@ -20508,7 +22130,25 @@
                 <w:sz w:val="22"/>
                 <w:szCs w:val="22"/>
               </w:rPr>
-              <w:t>'gini' (default)</w:t>
+              <w:t>'</w:t>
+            </w:r>
+            <w:proofErr w:type="spellStart"/>
+            <w:r>
+              <w:rPr>
+                <w:color w:val="000000"/>
+                <w:sz w:val="22"/>
+                <w:szCs w:val="22"/>
+              </w:rPr>
+              <w:t>gini</w:t>
+            </w:r>
+            <w:proofErr w:type="spellEnd"/>
+            <w:r>
+              <w:rPr>
+                <w:color w:val="000000"/>
+                <w:sz w:val="22"/>
+                <w:szCs w:val="22"/>
+              </w:rPr>
+              <w:t>' (default)</w:t>
             </w:r>
           </w:p>
         </w:tc>
@@ -20638,7 +22278,31 @@
         <w:jc w:val="both"/>
       </w:pPr>
       <w:r>
-        <w:t>The choice of n_estimators=200 (rather than the default 100) was motivated by the empirical observation that Random Forest performance typically improves with more trees up to a saturation point, beyond which additional trees provide diminishing returns. For the Adult dataset, 200 trees were found to provide stable, converged performance without excessive training time. The max_depth=10 constraint serves as a regularization mechanism, preventing individual trees from growing excessively deep and memorizing idiosyncratic patterns in the training data. The min_samples_leaf=5 parameter further prevents leaf nodes from being too specific by requiring at least 5 training instances per leaf.</w:t>
+        <w:t xml:space="preserve">The choice of </w:t>
+      </w:r>
+      <w:proofErr w:type="spellStart"/>
+      <w:r>
+        <w:t>n_estimators</w:t>
+      </w:r>
+      <w:proofErr w:type="spellEnd"/>
+      <w:r>
+        <w:t xml:space="preserve">=200 (rather than the default 100) was motivated by the empirical observation that Random Forest performance typically improves with more trees up to a saturation point, beyond which additional trees provide diminishing returns. For the Adult dataset, 200 trees were found to provide stable, converged performance without excessive training time. The </w:t>
+      </w:r>
+      <w:proofErr w:type="spellStart"/>
+      <w:r>
+        <w:t>max_depth</w:t>
+      </w:r>
+      <w:proofErr w:type="spellEnd"/>
+      <w:r>
+        <w:t xml:space="preserve">=10 constraint serves as a regularization mechanism, preventing individual trees from growing excessively deep and memorizing idiosyncratic patterns in the training data. The </w:t>
+      </w:r>
+      <w:proofErr w:type="spellStart"/>
+      <w:r>
+        <w:t>min_samples_leaf</w:t>
+      </w:r>
+      <w:proofErr w:type="spellEnd"/>
+      <w:r>
+        <w:t>=5 parameter further prevents leaf nodes from being too specific by requiring at least 5 training instances per leaf.</w:t>
       </w:r>
     </w:p>
     <w:p>
@@ -20657,7 +22321,31 @@
         <w:jc w:val="both"/>
       </w:pPr>
       <w:r>
-        <w:t>Logistic Regression was used with its Scikit-Learn default configuration, which includes L2 regularization (C=1.0, where C is the inverse of regularization strength), the 'lbfgs' solver (a quasi-Newton optimization algorithm suitable for multiclass and large datasets), and max_iter=1000 to ensure convergence on the Adult dataset. The L2 regularization penalty prevents overfitting by penalizing large coefficient values.</w:t>
+        <w:t>Logistic Regression was used with its Scikit-Learn default configuration, which includes L2 regularization (C=1.0, where C is the inverse of regularization strength), the '</w:t>
+      </w:r>
+      <w:proofErr w:type="spellStart"/>
+      <w:r>
+        <w:t>lbfgs</w:t>
+      </w:r>
+      <w:proofErr w:type="spellEnd"/>
+      <w:r>
+        <w:t xml:space="preserve">' solver (a quasi-Newton optimization algorithm suitable for multiclass and large datasets), and </w:t>
+      </w:r>
+      <w:proofErr w:type="spellStart"/>
+      <w:r>
+        <w:t>max_iter</w:t>
+      </w:r>
+      <w:proofErr w:type="spellEnd"/>
+      <w:r>
+        <w:t xml:space="preserve">=1000 to ensure convergence on the </w:t>
+      </w:r>
+      <w:proofErr w:type="gramStart"/>
+      <w:r>
+        <w:t>Adult</w:t>
+      </w:r>
+      <w:proofErr w:type="gramEnd"/>
+      <w:r>
+        <w:t xml:space="preserve"> dataset. The L2 regularization penalty prevents overfitting by penalizing large coefficient values.</w:t>
       </w:r>
     </w:p>
     <w:p>
@@ -20676,27 +22364,119 @@
         <w:jc w:val="both"/>
       </w:pPr>
       <w:r>
-        <w:t>The Gradient Boosting Classifier was used with its Scikit-Learn default configuration: n_estimators=100, learning_rate=0.1, max_depth=3, min_samples_leaf=1, and subsample=1.0. These defaults represent a well-established configuration for the Adult dataset. A lower learning rate combined with more estimators would likely improve performance slightly (a common strategy is to use learning_rate=0.05 with n_estimators=500), but this would significantly increase training time without commensurate accuracy gains for the purposes of this comparative study.</w:t>
-      </w:r>
-    </w:p>
-    <w:p>
-      <w:pPr>
-        <w:pStyle w:val="Heading2"/>
-      </w:pPr>
-      <w:bookmarkStart w:id="77" w:name="_Toc229918667"/>
-      <w:r>
-        <w:t>11.6 Future Hyperparameter Optimization</w:t>
-      </w:r>
-      <w:bookmarkEnd w:id="77"/>
+        <w:t xml:space="preserve">The Gradient Boosting Classifier was used with its Scikit-Learn default configuration: </w:t>
+      </w:r>
+      <w:proofErr w:type="spellStart"/>
+      <w:r>
+        <w:t>n_estimators</w:t>
+      </w:r>
+      <w:proofErr w:type="spellEnd"/>
+      <w:r>
+        <w:t xml:space="preserve">=100, </w:t>
+      </w:r>
+      <w:proofErr w:type="spellStart"/>
+      <w:r>
+        <w:t>learning_rate</w:t>
+      </w:r>
+      <w:proofErr w:type="spellEnd"/>
+      <w:r>
+        <w:t xml:space="preserve">=0.1, </w:t>
+      </w:r>
+      <w:proofErr w:type="spellStart"/>
+      <w:r>
+        <w:t>max_depth</w:t>
+      </w:r>
+      <w:proofErr w:type="spellEnd"/>
+      <w:r>
+        <w:t xml:space="preserve">=3, </w:t>
+      </w:r>
+      <w:proofErr w:type="spellStart"/>
+      <w:r>
+        <w:t>min_samples_leaf</w:t>
+      </w:r>
+      <w:proofErr w:type="spellEnd"/>
+      <w:r>
+        <w:t xml:space="preserve">=1, and subsample=1.0. These defaults represent a well-established configuration for the </w:t>
+      </w:r>
+      <w:proofErr w:type="gramStart"/>
+      <w:r>
+        <w:t>Adult</w:t>
+      </w:r>
+      <w:proofErr w:type="gramEnd"/>
+      <w:r>
+        <w:t xml:space="preserve"> dataset. A lower learning rate combined with more estimators would likely improve performance slightly (a common strategy is to use </w:t>
+      </w:r>
+      <w:proofErr w:type="spellStart"/>
+      <w:r>
+        <w:t>learning_rate</w:t>
+      </w:r>
+      <w:proofErr w:type="spellEnd"/>
+      <w:r>
+        <w:t xml:space="preserve">=0.05 with </w:t>
+      </w:r>
+      <w:proofErr w:type="spellStart"/>
+      <w:r>
+        <w:t>n_estimators</w:t>
+      </w:r>
+      <w:proofErr w:type="spellEnd"/>
+      <w:r>
+        <w:t>=500), but this would significantly increase training time without commensurate accuracy gains for the purposes of this comparative study.</w:t>
+      </w:r>
     </w:p>
     <w:p>
       <w:pPr>
         <w:spacing w:after="160" w:line="360" w:lineRule="auto"/>
         <w:jc w:val="both"/>
       </w:pPr>
+    </w:p>
+    <w:p>
+      <w:pPr>
+        <w:spacing w:after="160" w:line="360" w:lineRule="auto"/>
+        <w:jc w:val="both"/>
+      </w:pPr>
+    </w:p>
+    <w:p>
+      <w:pPr>
+        <w:pStyle w:val="Heading2"/>
+      </w:pPr>
+      <w:bookmarkStart w:id="77" w:name="_Toc229918667"/>
       <w:r>
         <w:lastRenderedPageBreak/>
-        <w:t>While the hyperparameter configurations used in this project were selected based on domain knowledge and published best practices, a more rigorous approach would involve systematic hyperparameter search using techniques such as Grid Search (GridSearchCV) or Bayesian Optimization (using libraries such as Optuna or Hyperopt). These methods systematically explore the hyperparameter space and identify optimal configurations through cross-validated performance estimation. Future work on this project could incorporate such optimization strategies to potentially improve model performance beyond the results reported in Chapter 13.</w:t>
+        <w:t>11.6 Future Hyperparameter Optimization</w:t>
+      </w:r>
+      <w:bookmarkEnd w:id="77"/>
+    </w:p>
+    <w:p>
+      <w:pPr>
+        <w:spacing w:after="160" w:line="360" w:lineRule="auto"/>
+        <w:jc w:val="both"/>
+      </w:pPr>
+      <w:r>
+        <w:t>While the hyperparameter configurations used in this project were selected based on domain knowledge and published best practices, a more rigorous approach would involve systematic hyperparameter search using techniques such as Grid Search (</w:t>
+      </w:r>
+      <w:proofErr w:type="spellStart"/>
+      <w:r>
+        <w:t>GridSearchCV</w:t>
+      </w:r>
+      <w:proofErr w:type="spellEnd"/>
+      <w:r>
+        <w:t xml:space="preserve">) or Bayesian Optimization (using libraries such as </w:t>
+      </w:r>
+      <w:proofErr w:type="spellStart"/>
+      <w:r>
+        <w:t>Optuna</w:t>
+      </w:r>
+      <w:proofErr w:type="spellEnd"/>
+      <w:r>
+        <w:t xml:space="preserve"> or </w:t>
+      </w:r>
+      <w:proofErr w:type="spellStart"/>
+      <w:r>
+        <w:t>Hyperopt</w:t>
+      </w:r>
+      <w:proofErr w:type="spellEnd"/>
+      <w:r>
+        <w:t>). These methods systematically explore the hyperparameter space and identify optimal configurations through cross-validated performance estimation. Future work on this project could incorporate such optimization strategies to potentially improve model performance beyond the results reported in Chapter 13.</w:t>
       </w:r>
     </w:p>
     <w:p>
@@ -20758,7 +22538,15 @@
         <w:jc w:val="both"/>
       </w:pPr>
       <w:r>
-        <w:t>Accuracy is the most intuitive classification metric, defined as the proportion of all test instances that are correctly classified: Accuracy = (TP + TN) / (TP + TN + FP + FN), where TP = True Positives (correctly predicted &gt;50K), TN = True Negatives (correctly predicted ≤50K), FP = False Positives (incorrectly predicted &gt;50K), and FN = False Negatives (incorrectly predicted ≤50K). While accuracy provides a useful overall performance summary, it can be misleading for imbalanced datasets, where a model that always predicts the majority class achieves ~76% accuracy on the Adult dataset despite having no discriminative capability for the minority class.</w:t>
+        <w:t xml:space="preserve">Accuracy is the most intuitive classification metric, defined as the proportion of all test instances that are correctly classified: Accuracy = (TP + TN) / (TP + TN + FP + FN), where TP = True Positives (correctly predicted &gt;50K), TN = True Negatives (correctly predicted ≤50K), FP = False Positives (incorrectly predicted &gt;50K), and FN = False Negatives (incorrectly predicted ≤50K). While accuracy provides a useful overall performance summary, it can be misleading for imbalanced datasets, where a model that always predicts the majority class achieves ~76% accuracy on the </w:t>
+      </w:r>
+      <w:proofErr w:type="gramStart"/>
+      <w:r>
+        <w:t>Adult</w:t>
+      </w:r>
+      <w:proofErr w:type="gramEnd"/>
+      <w:r>
+        <w:t xml:space="preserve"> dataset despite having no discriminative capability for the minority class.</w:t>
       </w:r>
     </w:p>
     <w:p>
@@ -20816,7 +22604,15 @@
         <w:jc w:val="both"/>
       </w:pPr>
       <w:r>
-        <w:t>The F1-Score is the harmonic mean of precision and recall: F1 = 2 × (Precision × Recall) / (Precision + Recall). The harmonic mean penalizes extreme imbalances between precision and recall more severely than the arithmetic mean, making the F1-score an appropriate metric for imbalanced classification tasks where both false positives and false negatives have meaningful costs. An F1-score of 1.0 represents perfect precision and recall, while a score of 0.0 represents complete failure on both metrics.</w:t>
+        <w:t xml:space="preserve">The F1-Score is the harmonic mean of precision and recall: F1 = 2 × (Precision × Recall) / (Precision + Recall). The harmonic mean penalizes extreme imbalances between precision and </w:t>
+      </w:r>
+      <w:proofErr w:type="gramStart"/>
+      <w:r>
+        <w:t>recall</w:t>
+      </w:r>
+      <w:proofErr w:type="gramEnd"/>
+      <w:r>
+        <w:t xml:space="preserve"> more severely than the arithmetic mean, making the F1-score an appropriate metric for imbalanced classification tasks where both false positives and false negatives have meaningful costs. An F1-score of 1.0 represents perfect precision and recall, while a score of 0.0 represents complete failure on both metrics.</w:t>
       </w:r>
     </w:p>
     <w:p>
@@ -21591,7 +23387,15 @@
         <w:jc w:val="both"/>
       </w:pPr>
       <w:r>
-        <w:t>The detailed classification report for the Random Forest classifier, which achieved the best overall performance, is presented in Table 10. The report provides per-class precision, recall, and F1-score, as well as macro-averaged and weighted-averaged values.</w:t>
+        <w:t>The detailed classification report for the Random Forest classifier, which achieved the best overall performance, is presented in Table 10. The report provides per-class precision, recall, and F1-score, as well as macro-averaged and weighted-</w:t>
+      </w:r>
+      <w:proofErr w:type="spellStart"/>
+      <w:r>
+        <w:t>averaged</w:t>
+      </w:r>
+      <w:proofErr w:type="spellEnd"/>
+      <w:r>
+        <w:t xml:space="preserve"> values.</w:t>
       </w:r>
     </w:p>
     <w:p>
@@ -22582,7 +24386,60 @@
     <w:p>
       <w:pPr>
         <w:spacing w:after="160"/>
-      </w:pPr>
+        <w:jc w:val="center"/>
+      </w:pPr>
+    </w:p>
+    <w:p>
+      <w:pPr>
+        <w:spacing w:after="160"/>
+        <w:jc w:val="center"/>
+      </w:pPr>
+      <w:r>
+        <w:rPr>
+          <w:noProof/>
+        </w:rPr>
+        <w:drawing>
+          <wp:inline distT="0" distB="0" distL="0" distR="0" wp14:anchorId="0EA6D3EC" wp14:editId="57BB896E">
+            <wp:extent cx="4219575" cy="3349968"/>
+            <wp:effectExtent l="0" t="0" r="0" b="3175"/>
+            <wp:docPr id="996655569" name="Picture 4"/>
+            <wp:cNvGraphicFramePr>
+              <a:graphicFrameLocks xmlns:a="http://schemas.openxmlformats.org/drawingml/2006/main" noChangeAspect="1"/>
+            </wp:cNvGraphicFramePr>
+            <a:graphic xmlns:a="http://schemas.openxmlformats.org/drawingml/2006/main">
+              <a:graphicData uri="http://schemas.openxmlformats.org/drawingml/2006/picture">
+                <pic:pic xmlns:pic="http://schemas.openxmlformats.org/drawingml/2006/picture">
+                  <pic:nvPicPr>
+                    <pic:cNvPr id="996655569" name="Picture 996655569"/>
+                    <pic:cNvPicPr/>
+                  </pic:nvPicPr>
+                  <pic:blipFill>
+                    <a:blip r:embed="rId24">
+                      <a:extLst>
+                        <a:ext uri="{28A0092B-C50C-407E-A947-70E740481C1C}">
+                          <a14:useLocalDpi xmlns:a14="http://schemas.microsoft.com/office/drawing/2010/main" val="0"/>
+                        </a:ext>
+                      </a:extLst>
+                    </a:blip>
+                    <a:stretch>
+                      <a:fillRect/>
+                    </a:stretch>
+                  </pic:blipFill>
+                  <pic:spPr>
+                    <a:xfrm>
+                      <a:off x="0" y="0"/>
+                      <a:ext cx="4244121" cy="3369455"/>
+                    </a:xfrm>
+                    <a:prstGeom prst="rect">
+                      <a:avLst/>
+                    </a:prstGeom>
+                  </pic:spPr>
+                </pic:pic>
+              </a:graphicData>
+            </a:graphic>
+          </wp:inline>
+        </w:drawing>
+      </w:r>
     </w:p>
     <w:p>
       <w:pPr>
@@ -22596,7 +24453,7 @@
           <w:sz w:val="22"/>
           <w:szCs w:val="22"/>
         </w:rPr>
-        <w:t>[Insert Figure 9: Confusion Matrix Heatmap — Random Forest Classifier]</w:t>
+        <w:t>[Figure 9: Confusion Matrix Heatmap — Random Forest Classifier]</w:t>
       </w:r>
     </w:p>
     <w:p>
@@ -22626,7 +24483,55 @@
     <w:p>
       <w:pPr>
         <w:spacing w:after="160"/>
-      </w:pPr>
+        <w:jc w:val="center"/>
+      </w:pPr>
+      <w:r>
+        <w:rPr>
+          <w:noProof/>
+        </w:rPr>
+        <w:lastRenderedPageBreak/>
+        <w:drawing>
+          <wp:inline distT="0" distB="0" distL="0" distR="0" wp14:anchorId="5DA027C0" wp14:editId="6F4BB805">
+            <wp:extent cx="3609975" cy="2811455"/>
+            <wp:effectExtent l="0" t="0" r="0" b="8255"/>
+            <wp:docPr id="1260075396" name="Picture 6"/>
+            <wp:cNvGraphicFramePr>
+              <a:graphicFrameLocks xmlns:a="http://schemas.openxmlformats.org/drawingml/2006/main" noChangeAspect="1"/>
+            </wp:cNvGraphicFramePr>
+            <a:graphic xmlns:a="http://schemas.openxmlformats.org/drawingml/2006/main">
+              <a:graphicData uri="http://schemas.openxmlformats.org/drawingml/2006/picture">
+                <pic:pic xmlns:pic="http://schemas.openxmlformats.org/drawingml/2006/picture">
+                  <pic:nvPicPr>
+                    <pic:cNvPr id="1260075396" name="Picture 1260075396"/>
+                    <pic:cNvPicPr/>
+                  </pic:nvPicPr>
+                  <pic:blipFill>
+                    <a:blip r:embed="rId25">
+                      <a:extLst>
+                        <a:ext uri="{28A0092B-C50C-407E-A947-70E740481C1C}">
+                          <a14:useLocalDpi xmlns:a14="http://schemas.microsoft.com/office/drawing/2010/main" val="0"/>
+                        </a:ext>
+                      </a:extLst>
+                    </a:blip>
+                    <a:stretch>
+                      <a:fillRect/>
+                    </a:stretch>
+                  </pic:blipFill>
+                  <pic:spPr>
+                    <a:xfrm>
+                      <a:off x="0" y="0"/>
+                      <a:ext cx="3614851" cy="2815252"/>
+                    </a:xfrm>
+                    <a:prstGeom prst="rect">
+                      <a:avLst/>
+                    </a:prstGeom>
+                  </pic:spPr>
+                </pic:pic>
+              </a:graphicData>
+            </a:graphic>
+          </wp:inline>
+        </w:drawing>
+      </w:r>
     </w:p>
     <w:p>
       <w:pPr>
@@ -22640,7 +24545,7 @@
           <w:sz w:val="22"/>
           <w:szCs w:val="22"/>
         </w:rPr>
-        <w:t>[Insert Figure 10: ROC Curve — Random Forest Classifier (AUC = 0.9097)]</w:t>
+        <w:t>[Figure 10: ROC Curve — Random Forest Classifier (AUC = 0.9097)]</w:t>
       </w:r>
     </w:p>
     <w:p>
@@ -22683,7 +24588,15 @@
         <w:jc w:val="both"/>
       </w:pPr>
       <w:r>
-        <w:t>The experimental results demonstrate that all three classifiers achieve test accuracies in the 84–86% range, which is consistent with the benchmarks reported in the income prediction literature for this dataset (see Chapter 2). The relatively narrow spread in accuracy (1.55 percentage points between the best and worst performer) suggests that the preprocessed feature set provides a good signal for income classification regardless of the classifier used, but that the choice of algorithm does have a meaningful impact on performance.</w:t>
+        <w:t xml:space="preserve">The experimental results demonstrate that all three classifiers achieve test accuracies in the 84–86% range, which is consistent with the benchmarks reported in the income prediction literature for this dataset (see Chapter 2). The relatively narrow spread in accuracy (1.55 percentage points between the best and worst performer) suggests that the </w:t>
+      </w:r>
+      <w:proofErr w:type="spellStart"/>
+      <w:r>
+        <w:t>preprocessed</w:t>
+      </w:r>
+      <w:proofErr w:type="spellEnd"/>
+      <w:r>
+        <w:t xml:space="preserve"> feature set provides a good signal for income classification regardless of the classifier used, but that the choice of algorithm does have a meaningful impact on performance.</w:t>
       </w:r>
     </w:p>
     <w:p>
@@ -22702,7 +24615,15 @@
         <w:jc w:val="both"/>
       </w:pPr>
       <w:r>
-        <w:t>A critical observation from the classification report (Table 10) is the performance differential between the two income classes. The Random Forest classifier achieves a precision of 0.89 and recall of 0.95 for the majority class (≤50K), indicating excellent performance on the more common income category. However, for the minority class (&gt;50K), the precision is 0.78 and recall is only 0.54 — indicating that the model identifies only about 54% of actual high earners correctly.</w:t>
+        <w:t xml:space="preserve">A critical observation from the classification report (Table 10) is the performance differential between the two income classes. The Random Forest classifier achieves a precision of 0.89 and </w:t>
+      </w:r>
+      <w:proofErr w:type="gramStart"/>
+      <w:r>
+        <w:t>recall</w:t>
+      </w:r>
+      <w:proofErr w:type="gramEnd"/>
+      <w:r>
+        <w:t xml:space="preserve"> of 0.95 for the majority class (≤50K), indicating excellent performance on the more common income category. However, for the minority class (&gt;50K), the precision is 0.78 and recall is only 0.54 — indicating that the model identifies only about 54% of actual high earners correctly.</w:t>
       </w:r>
     </w:p>
     <w:p>
@@ -22795,7 +24716,15 @@
         <w:jc w:val="both"/>
       </w:pPr>
       <w:r>
-        <w:t>The comparative analysis of the three classifiers — Logistic Regression, Gradient Boosting, and Random Forest — across all five evaluation metrics provides a comprehensive picture of their relative strengths and limitations for the adult income prediction task.</w:t>
+        <w:t xml:space="preserve">The comparative analysis of the three classifiers — Logistic Regression, Gradient Boosting, and Random Forest — across all </w:t>
+      </w:r>
+      <w:proofErr w:type="gramStart"/>
+      <w:r>
+        <w:t>five evaluation</w:t>
+      </w:r>
+      <w:proofErr w:type="gramEnd"/>
+      <w:r>
+        <w:t xml:space="preserve"> metrics provides a comprehensive picture of their relative strengths and limitations for the adult income prediction task.</w:t>
       </w:r>
     </w:p>
     <w:p>
@@ -22828,7 +24757,55 @@
     <w:p>
       <w:pPr>
         <w:spacing w:after="160"/>
-      </w:pPr>
+        <w:jc w:val="center"/>
+      </w:pPr>
+      <w:r>
+        <w:lastRenderedPageBreak/>
+        <w:drawing>
+          <wp:inline distT="0" distB="0" distL="0" distR="0" wp14:anchorId="2DF704E3" wp14:editId="4B11B654">
+            <wp:extent cx="3286125" cy="1975836"/>
+            <wp:effectExtent l="0" t="0" r="0" b="5715"/>
+            <wp:docPr id="2001702413" name="Picture 1"/>
+            <wp:cNvGraphicFramePr>
+              <a:graphicFrameLocks xmlns:a="http://schemas.openxmlformats.org/drawingml/2006/main" noChangeAspect="1"/>
+            </wp:cNvGraphicFramePr>
+            <a:graphic xmlns:a="http://schemas.openxmlformats.org/drawingml/2006/main">
+              <a:graphicData uri="http://schemas.openxmlformats.org/drawingml/2006/picture">
+                <pic:pic xmlns:pic="http://schemas.openxmlformats.org/drawingml/2006/picture">
+                  <pic:nvPicPr>
+                    <pic:cNvPr id="2001702413" name=""/>
+                    <pic:cNvPicPr/>
+                  </pic:nvPicPr>
+                  <pic:blipFill rotWithShape="1">
+                    <a:blip r:embed="rId26"/>
+                    <a:srcRect l="21671" t="17150" r="21262" b="7073"/>
+                    <a:stretch>
+                      <a:fillRect/>
+                    </a:stretch>
+                  </pic:blipFill>
+                  <pic:spPr bwMode="auto">
+                    <a:xfrm>
+                      <a:off x="0" y="0"/>
+                      <a:ext cx="3303335" cy="1986184"/>
+                    </a:xfrm>
+                    <a:prstGeom prst="rect">
+                      <a:avLst/>
+                    </a:prstGeom>
+                    <a:ln>
+                      <a:noFill/>
+                    </a:ln>
+                    <a:extLst>
+                      <a:ext uri="{53640926-AAD7-44D8-BBD7-CCE9431645EC}">
+                        <a14:shadowObscured xmlns:a14="http://schemas.microsoft.com/office/drawing/2010/main"/>
+                      </a:ext>
+                    </a:extLst>
+                  </pic:spPr>
+                </pic:pic>
+              </a:graphicData>
+            </a:graphic>
+          </wp:inline>
+        </w:drawing>
+      </w:r>
     </w:p>
     <w:p>
       <w:pPr>
@@ -22842,7 +24819,7 @@
           <w:sz w:val="22"/>
           <w:szCs w:val="22"/>
         </w:rPr>
-        <w:t>[Insert Figure 12: Model Accuracy Comparison Bar Chart]</w:t>
+        <w:t>[Figure 12: Model Accuracy Comparison Bar Chart]</w:t>
       </w:r>
     </w:p>
     <w:p>
@@ -22856,8 +24833,23 @@
         <w:jc w:val="both"/>
       </w:pPr>
       <w:r>
-        <w:lastRenderedPageBreak/>
-        <w:t>In terms of interpretability, Logistic Regression offers the highest degree of transparency through its learned coefficient weights, followed by Random Forest through its feature importance scores. Gradient Boosting provides less direct interpretability, though tools such as SHAP (SHapley Additive exPlanations) can be applied post-hoc to explain individual predictions. For the purposes of this project, the feature importance analysis of Random Forest provides sufficient interpretability for understanding the key drivers of income classification.</w:t>
+        <w:t>In terms of interpretability, Logistic Regression offers the highest degree of transparency through its learned coefficient weights, followed by Random Forest through its feature importance scores. Gradient Boosting provides less direct interpretability, though tools such as SHAP (</w:t>
+      </w:r>
+      <w:proofErr w:type="spellStart"/>
+      <w:r>
+        <w:t>SHapley</w:t>
+      </w:r>
+      <w:proofErr w:type="spellEnd"/>
+      <w:r>
+        <w:t xml:space="preserve"> Additive </w:t>
+      </w:r>
+      <w:proofErr w:type="spellStart"/>
+      <w:r>
+        <w:t>exPlanations</w:t>
+      </w:r>
+      <w:proofErr w:type="spellEnd"/>
+      <w:r>
+        <w:t>) can be applied post-hoc to explain individual predictions. For the purposes of this project, the feature importance analysis of Random Forest provides sufficient interpretability for understanding the key drivers of income classification.</w:t>
       </w:r>
     </w:p>
     <w:p>
@@ -22866,7 +24858,31 @@
         <w:jc w:val="both"/>
       </w:pPr>
       <w:r>
-        <w:t>From a computational perspective, Logistic Regression is by far the most efficient classifier, training in seconds on the Adult dataset. Random Forest with parallel training (n_jobs=-1) is moderately more expensive, while sequential Gradient Boosting is the most computationally demanding of the three. However, all three models complete training within practical time limits on the Google Colab free tier, making computational efficiency a secondary consideration for this dataset.</w:t>
+        <w:t xml:space="preserve">From a computational perspective, Logistic Regression is by far the most efficient classifier, training in seconds on the </w:t>
+      </w:r>
+      <w:proofErr w:type="gramStart"/>
+      <w:r>
+        <w:t>Adult</w:t>
+      </w:r>
+      <w:proofErr w:type="gramEnd"/>
+      <w:r>
+        <w:t xml:space="preserve"> dataset. Random Forest with parallel training (</w:t>
+      </w:r>
+      <w:proofErr w:type="spellStart"/>
+      <w:r>
+        <w:t>n_jobs</w:t>
+      </w:r>
+      <w:proofErr w:type="spellEnd"/>
+      <w:r>
+        <w:t xml:space="preserve">=-1) is moderately more expensive, while sequential Gradient Boosting is the most computationally demanding of the three. However, all three models complete training within practical time limits on the Google </w:t>
+      </w:r>
+      <w:proofErr w:type="spellStart"/>
+      <w:r>
+        <w:t>Colab</w:t>
+      </w:r>
+      <w:proofErr w:type="spellEnd"/>
+      <w:r>
+        <w:t xml:space="preserve"> free tier, making computational efficiency a secondary consideration for this dataset.</w:t>
       </w:r>
     </w:p>
     <w:p>
@@ -23273,13 +25289,23 @@
             <w:pPr>
               <w:jc w:val="center"/>
             </w:pPr>
-            <w:r>
-              <w:rPr>
-                <w:color w:val="000000"/>
-                <w:sz w:val="22"/>
-                <w:szCs w:val="22"/>
-              </w:rPr>
-              <w:t>marital_status_Married-civ-spouse</w:t>
+            <w:proofErr w:type="spellStart"/>
+            <w:r>
+              <w:rPr>
+                <w:color w:val="000000"/>
+                <w:sz w:val="22"/>
+                <w:szCs w:val="22"/>
+              </w:rPr>
+              <w:t>marital_status_Married</w:t>
+            </w:r>
+            <w:proofErr w:type="spellEnd"/>
+            <w:r>
+              <w:rPr>
+                <w:color w:val="000000"/>
+                <w:sz w:val="22"/>
+                <w:szCs w:val="22"/>
+              </w:rPr>
+              <w:t>-civ-spouse</w:t>
             </w:r>
           </w:p>
         </w:tc>
@@ -23375,6 +25401,7 @@
             <w:pPr>
               <w:jc w:val="center"/>
             </w:pPr>
+            <w:proofErr w:type="spellStart"/>
             <w:r>
               <w:rPr>
                 <w:color w:val="000000"/>
@@ -23383,6 +25410,7 @@
               </w:rPr>
               <w:t>capital_gain</w:t>
             </w:r>
+            <w:proofErr w:type="spellEnd"/>
           </w:p>
         </w:tc>
         <w:tc>
@@ -23477,6 +25505,7 @@
             <w:pPr>
               <w:jc w:val="center"/>
             </w:pPr>
+            <w:proofErr w:type="spellStart"/>
             <w:r>
               <w:rPr>
                 <w:color w:val="000000"/>
@@ -23485,6 +25514,7 @@
               </w:rPr>
               <w:t>education_num</w:t>
             </w:r>
+            <w:proofErr w:type="spellEnd"/>
           </w:p>
         </w:tc>
         <w:tc>
@@ -23579,6 +25609,7 @@
             <w:pPr>
               <w:jc w:val="center"/>
             </w:pPr>
+            <w:proofErr w:type="spellStart"/>
             <w:r>
               <w:rPr>
                 <w:color w:val="000000"/>
@@ -23587,6 +25618,7 @@
               </w:rPr>
               <w:t>relationship_Husband</w:t>
             </w:r>
+            <w:proofErr w:type="spellEnd"/>
           </w:p>
         </w:tc>
         <w:tc>
@@ -23783,6 +25815,7 @@
             <w:pPr>
               <w:jc w:val="center"/>
             </w:pPr>
+            <w:proofErr w:type="spellStart"/>
             <w:r>
               <w:rPr>
                 <w:color w:val="000000"/>
@@ -23791,6 +25824,7 @@
               </w:rPr>
               <w:t>hours_per_week</w:t>
             </w:r>
+            <w:proofErr w:type="spellEnd"/>
           </w:p>
         </w:tc>
         <w:tc>
@@ -23885,13 +25919,23 @@
             <w:pPr>
               <w:jc w:val="center"/>
             </w:pPr>
-            <w:r>
-              <w:rPr>
-                <w:color w:val="000000"/>
-                <w:sz w:val="22"/>
-                <w:szCs w:val="22"/>
-              </w:rPr>
-              <w:t>marital_status_Never-married</w:t>
+            <w:proofErr w:type="spellStart"/>
+            <w:r>
+              <w:rPr>
+                <w:color w:val="000000"/>
+                <w:sz w:val="22"/>
+                <w:szCs w:val="22"/>
+              </w:rPr>
+              <w:t>marital_status_Never</w:t>
+            </w:r>
+            <w:proofErr w:type="spellEnd"/>
+            <w:r>
+              <w:rPr>
+                <w:color w:val="000000"/>
+                <w:sz w:val="22"/>
+                <w:szCs w:val="22"/>
+              </w:rPr>
+              <w:t>-married</w:t>
             </w:r>
           </w:p>
         </w:tc>
@@ -23987,6 +26031,7 @@
             <w:pPr>
               <w:jc w:val="center"/>
             </w:pPr>
+            <w:proofErr w:type="spellStart"/>
             <w:r>
               <w:rPr>
                 <w:color w:val="000000"/>
@@ -23995,6 +26040,7 @@
               </w:rPr>
               <w:t>capital_loss</w:t>
             </w:r>
+            <w:proofErr w:type="spellEnd"/>
           </w:p>
         </w:tc>
         <w:tc>
@@ -24089,13 +26135,23 @@
             <w:pPr>
               <w:jc w:val="center"/>
             </w:pPr>
-            <w:r>
-              <w:rPr>
-                <w:color w:val="000000"/>
-                <w:sz w:val="22"/>
-                <w:szCs w:val="22"/>
-              </w:rPr>
-              <w:t>occupation_Exec-managerial</w:t>
+            <w:proofErr w:type="spellStart"/>
+            <w:r>
+              <w:rPr>
+                <w:color w:val="000000"/>
+                <w:sz w:val="22"/>
+                <w:szCs w:val="22"/>
+              </w:rPr>
+              <w:t>occupation_Exec</w:t>
+            </w:r>
+            <w:proofErr w:type="spellEnd"/>
+            <w:r>
+              <w:rPr>
+                <w:color w:val="000000"/>
+                <w:sz w:val="22"/>
+                <w:szCs w:val="22"/>
+              </w:rPr>
+              <w:t>-managerial</w:t>
             </w:r>
           </w:p>
         </w:tc>
@@ -24191,6 +26247,7 @@
             <w:pPr>
               <w:jc w:val="center"/>
             </w:pPr>
+            <w:proofErr w:type="spellStart"/>
             <w:r>
               <w:rPr>
                 <w:color w:val="000000"/>
@@ -24199,6 +26256,7 @@
               </w:rPr>
               <w:t>education_Bachelors</w:t>
             </w:r>
+            <w:proofErr w:type="spellEnd"/>
           </w:p>
         </w:tc>
         <w:tc>
@@ -24293,13 +26351,23 @@
             <w:pPr>
               <w:jc w:val="center"/>
             </w:pPr>
-            <w:r>
-              <w:rPr>
-                <w:color w:val="000000"/>
-                <w:sz w:val="22"/>
-                <w:szCs w:val="22"/>
-              </w:rPr>
-              <w:t>relationship_Own-child</w:t>
+            <w:proofErr w:type="spellStart"/>
+            <w:r>
+              <w:rPr>
+                <w:color w:val="000000"/>
+                <w:sz w:val="22"/>
+                <w:szCs w:val="22"/>
+              </w:rPr>
+              <w:t>relationship_Own</w:t>
+            </w:r>
+            <w:proofErr w:type="spellEnd"/>
+            <w:r>
+              <w:rPr>
+                <w:color w:val="000000"/>
+                <w:sz w:val="22"/>
+                <w:szCs w:val="22"/>
+              </w:rPr>
+              <w:t>-child</w:t>
             </w:r>
           </w:p>
         </w:tc>
@@ -24395,13 +26463,23 @@
             <w:pPr>
               <w:jc w:val="center"/>
             </w:pPr>
-            <w:r>
-              <w:rPr>
-                <w:color w:val="000000"/>
-                <w:sz w:val="22"/>
-                <w:szCs w:val="22"/>
-              </w:rPr>
-              <w:t>relationship_Not-in-family</w:t>
+            <w:proofErr w:type="spellStart"/>
+            <w:r>
+              <w:rPr>
+                <w:color w:val="000000"/>
+                <w:sz w:val="22"/>
+                <w:szCs w:val="22"/>
+              </w:rPr>
+              <w:t>relationship_Not</w:t>
+            </w:r>
+            <w:proofErr w:type="spellEnd"/>
+            <w:r>
+              <w:rPr>
+                <w:color w:val="000000"/>
+                <w:sz w:val="22"/>
+                <w:szCs w:val="22"/>
+              </w:rPr>
+              <w:t>-in-family</w:t>
             </w:r>
           </w:p>
         </w:tc>
@@ -24497,6 +26575,7 @@
             <w:pPr>
               <w:jc w:val="center"/>
             </w:pPr>
+            <w:proofErr w:type="spellStart"/>
             <w:r>
               <w:rPr>
                 <w:color w:val="000000"/>
@@ -24505,6 +26584,7 @@
               </w:rPr>
               <w:t>relationship_Wife</w:t>
             </w:r>
+            <w:proofErr w:type="spellEnd"/>
           </w:p>
         </w:tc>
         <w:tc>
@@ -24599,6 +26679,7 @@
             <w:pPr>
               <w:jc w:val="center"/>
             </w:pPr>
+            <w:proofErr w:type="spellStart"/>
             <w:r>
               <w:rPr>
                 <w:color w:val="000000"/>
@@ -24607,6 +26688,7 @@
               </w:rPr>
               <w:t>education_Masters</w:t>
             </w:r>
+            <w:proofErr w:type="spellEnd"/>
           </w:p>
         </w:tc>
         <w:tc>
@@ -24701,6 +26783,7 @@
             <w:pPr>
               <w:jc w:val="center"/>
             </w:pPr>
+            <w:proofErr w:type="spellStart"/>
             <w:r>
               <w:rPr>
                 <w:color w:val="000000"/>
@@ -24709,6 +26792,7 @@
               </w:rPr>
               <w:t>sex_Female</w:t>
             </w:r>
+            <w:proofErr w:type="spellEnd"/>
           </w:p>
         </w:tc>
         <w:tc>
@@ -24774,11 +26858,35 @@
         <w:jc w:val="both"/>
       </w:pPr>
       <w:r>
-        <w:t xml:space="preserve">The feature importance analysis reveals several noteworthy patterns. First, marital_status_Married-civ-spouse is the single most important feature, reflecting the </w:t>
+        <w:t xml:space="preserve">The feature importance analysis reveals several noteworthy patterns. First, </w:t>
+      </w:r>
+      <w:proofErr w:type="spellStart"/>
+      <w:r>
+        <w:t>marital_status_Married</w:t>
+      </w:r>
+      <w:proofErr w:type="spellEnd"/>
+      <w:r>
+        <w:t xml:space="preserve">-civ-spouse is the single most important feature, reflecting the </w:t>
       </w:r>
       <w:r>
         <w:lastRenderedPageBreak/>
-        <w:t>well-documented correlation between marriage and higher household income in the United States — particularly for men, who constitute the majority of high earners in the 1994 dataset. Second, capital_gain emerges as the second most important feature, reflecting the fact that individuals with investment income are disproportionately represented in the high earner class. Third, education_num — measuring years of formal education — is the third most important feature, confirming the strong empirical relationship between educational attainment and income.</w:t>
+        <w:t xml:space="preserve">well-documented correlation between marriage and higher household income in the United States — particularly for men, who constitute the majority of high earners in the 1994 dataset. Second, </w:t>
+      </w:r>
+      <w:proofErr w:type="spellStart"/>
+      <w:r>
+        <w:t>capital_gain</w:t>
+      </w:r>
+      <w:proofErr w:type="spellEnd"/>
+      <w:r>
+        <w:t xml:space="preserve"> emerges as the second most important feature, reflecting the fact that individuals with investment income are disproportionately represented in the high earner class. Third, </w:t>
+      </w:r>
+      <w:proofErr w:type="spellStart"/>
+      <w:r>
+        <w:t>education_num</w:t>
+      </w:r>
+      <w:proofErr w:type="spellEnd"/>
+      <w:r>
+        <w:t xml:space="preserve"> — measuring years of formal education — is the third most important feature, confirming the strong empirical relationship between educational attainment and income.</w:t>
       </w:r>
     </w:p>
     <w:p>
@@ -24787,13 +26895,69 @@
         <w:jc w:val="both"/>
       </w:pPr>
       <w:r>
-        <w:t>The presence of relationship_Husband as the fourth most important feature largely captures the same underlying demographic signal as marital_status_Married-civ-spouse, as most married men in the dataset identify as 'Husband' in the relationship field. This redundancy illustrates the challenge of interpreting feature importance in the presence of correlated features — the total explanatory power attributed to marital/relationship status is distributed across multiple correlated feature columns.</w:t>
+        <w:t xml:space="preserve">The presence of </w:t>
+      </w:r>
+      <w:proofErr w:type="spellStart"/>
+      <w:r>
+        <w:t>relationship_Husband</w:t>
+      </w:r>
+      <w:proofErr w:type="spellEnd"/>
+      <w:r>
+        <w:t xml:space="preserve"> as the fourth most important feature largely captures the same underlying demographic signal as </w:t>
+      </w:r>
+      <w:proofErr w:type="spellStart"/>
+      <w:r>
+        <w:t>marital_status_Married</w:t>
+      </w:r>
+      <w:proofErr w:type="spellEnd"/>
+      <w:r>
+        <w:t>-civ-spouse, as most married men in the dataset identify as 'Husband' in the relationship field. This redundancy illustrates the challenge of interpreting feature importance in the presence of correlated features — the total explanatory power attributed to marital/relationship status is distributed across multiple correlated feature columns.</w:t>
       </w:r>
     </w:p>
     <w:p>
       <w:pPr>
         <w:spacing w:after="160"/>
       </w:pPr>
+      <w:r>
+        <w:rPr>
+          <w:noProof/>
+        </w:rPr>
+        <w:drawing>
+          <wp:inline distT="0" distB="0" distL="0" distR="0" wp14:anchorId="04AD8299" wp14:editId="0F77E69A">
+            <wp:extent cx="5247619" cy="2990476"/>
+            <wp:effectExtent l="0" t="0" r="0" b="635"/>
+            <wp:docPr id="438549996" name="Picture 1"/>
+            <wp:cNvGraphicFramePr>
+              <a:graphicFrameLocks xmlns:a="http://schemas.openxmlformats.org/drawingml/2006/main" noChangeAspect="1"/>
+            </wp:cNvGraphicFramePr>
+            <a:graphic xmlns:a="http://schemas.openxmlformats.org/drawingml/2006/main">
+              <a:graphicData uri="http://schemas.openxmlformats.org/drawingml/2006/picture">
+                <pic:pic xmlns:pic="http://schemas.openxmlformats.org/drawingml/2006/picture">
+                  <pic:nvPicPr>
+                    <pic:cNvPr id="438549996" name=""/>
+                    <pic:cNvPicPr/>
+                  </pic:nvPicPr>
+                  <pic:blipFill>
+                    <a:blip r:embed="rId27"/>
+                    <a:stretch>
+                      <a:fillRect/>
+                    </a:stretch>
+                  </pic:blipFill>
+                  <pic:spPr>
+                    <a:xfrm>
+                      <a:off x="0" y="0"/>
+                      <a:ext cx="5247619" cy="2990476"/>
+                    </a:xfrm>
+                    <a:prstGeom prst="rect">
+                      <a:avLst/>
+                    </a:prstGeom>
+                  </pic:spPr>
+                </pic:pic>
+              </a:graphicData>
+            </a:graphic>
+          </wp:inline>
+        </w:drawing>
+      </w:r>
     </w:p>
     <w:p>
       <w:pPr>
@@ -24807,7 +26971,7 @@
           <w:sz w:val="22"/>
           <w:szCs w:val="22"/>
         </w:rPr>
-        <w:t>[Insert Figure 11: Top 15 Feature Importances Bar Chart — Random Forest]</w:t>
+        <w:t>[Figure 11: Top 15 Feature Importances Bar Chart — Random Forest]</w:t>
       </w:r>
     </w:p>
     <w:p>
@@ -24878,7 +27042,15 @@
         <w:jc w:val="both"/>
       </w:pPr>
       <w:r>
-        <w:t>The implementation of the complete workflow as a single Scikit-Learn Pipeline eliminates the risk of data leakage and provides a clean, modular architecture that is easy to understand, modify, and extend. The pipeline can be serialized as a single artifact (using joblib), enabling deployment in production environments without requiring separate preprocessing code and model code.</w:t>
+        <w:t xml:space="preserve">The implementation of the complete workflow as a single Scikit-Learn Pipeline eliminates the risk of data leakage and provides a clean, modular architecture that is easy to understand, modify, and extend. The pipeline can be serialized as a single artifact (using </w:t>
+      </w:r>
+      <w:proofErr w:type="spellStart"/>
+      <w:r>
+        <w:t>joblib</w:t>
+      </w:r>
+      <w:proofErr w:type="spellEnd"/>
+      <w:r>
+        <w:t>), enabling deployment in production environments without requiring separate preprocessing code and model code.</w:t>
       </w:r>
     </w:p>
     <w:p>
@@ -24939,7 +27111,15 @@
         <w:jc w:val="both"/>
       </w:pPr>
       <w:r>
-        <w:t>The Scikit-Learn pipeline architecture scales effectively to larger datasets. While the Adult Census Income dataset contains approximately 32,000 training instances, the same pipeline could be applied to census datasets with millions of records with appropriate computational resources. The n_jobs=-1 parameter in the Random Forest classifier enables full utilization of multi-core processors for parallel tree training.</w:t>
+        <w:t xml:space="preserve">The Scikit-Learn pipeline architecture scales effectively to larger datasets. While the Adult Census Income dataset contains approximately 32,000 training instances, the same pipeline could be applied to census datasets with millions of records with appropriate computational resources. The </w:t>
+      </w:r>
+      <w:proofErr w:type="spellStart"/>
+      <w:r>
+        <w:t>n_jobs</w:t>
+      </w:r>
+      <w:proofErr w:type="spellEnd"/>
+      <w:r>
+        <w:t>=-1 parameter in the Random Forest classifier enables full utilization of multi-core processors for parallel tree training.</w:t>
       </w:r>
     </w:p>
     <w:p>
@@ -24958,7 +27138,15 @@
         <w:jc w:val="both"/>
       </w:pPr>
       <w:r>
-        <w:t>The use of fixed random seeds throughout the implementation ensures that all results are exactly reproducible. The complete implementation is documented in the accompanying Google Colab notebook, enabling any researcher to reproduce the reported results exactly by running the notebook with the same dataset files.</w:t>
+        <w:t xml:space="preserve">The use of fixed random seeds throughout the implementation ensures that all results are exactly reproducible. The complete implementation is documented in the accompanying Google </w:t>
+      </w:r>
+      <w:proofErr w:type="spellStart"/>
+      <w:r>
+        <w:t>Colab</w:t>
+      </w:r>
+      <w:proofErr w:type="spellEnd"/>
+      <w:r>
+        <w:t xml:space="preserve"> notebook, enabling any researcher to reproduce the reported results exactly by running the notebook with the same dataset files.</w:t>
       </w:r>
     </w:p>
     <w:p>
@@ -25010,7 +27198,15 @@
         <w:jc w:val="both"/>
       </w:pPr>
       <w:r>
-        <w:t>The Adult Census Income dataset was extracted from the 1994 United States Census Bureau records — data that is now over 30 years old. The socioeconomic structure of the United States labor market has changed substantially since 1994, including shifts in industry composition, educational attainment patterns, gender workforce participation, immigration demographics, and income distribution. A model trained on 1994 census data cannot be assumed to accurately predict income for the contemporary (2024–2025) population without retraining on current data.</w:t>
+        <w:t xml:space="preserve">The Adult Census Income dataset was extracted from the 1994 United States Census Bureau records — data that is now over 30 years old. The socioeconomic structure of the United States </w:t>
+      </w:r>
+      <w:proofErr w:type="spellStart"/>
+      <w:r>
+        <w:t>labor</w:t>
+      </w:r>
+      <w:proofErr w:type="spellEnd"/>
+      <w:r>
+        <w:t xml:space="preserve"> market has changed substantially since 1994, including shifts in industry composition, educational attainment patterns, gender workforce participation, immigration demographics, and income distribution. A model trained on 1994 census data cannot be assumed to accurately predict income for the contemporary (2024–2025) population without retraining on current data.</w:t>
       </w:r>
     </w:p>
     <w:p>
@@ -25029,7 +27225,15 @@
         <w:jc w:val="both"/>
       </w:pPr>
       <w:r>
-        <w:t>The 3:1 class imbalance in the dataset results in notably lower recall for the minority high-income class (53.8%), meaning that the model fails to identify nearly half of all actual high earners. This limitation could be partially addressed through class-weighted training (assigning higher misclassification cost to the minority class), resampling techniques (SMOTE oversampling or random undersampling of the majority class), or adjustment of the classification probability threshold below the default 0.5.</w:t>
+        <w:t xml:space="preserve">The 3:1 class imbalance in the dataset results in notably lower recall for the minority high-income class (53.8%), meaning that the model fails to identify nearly half of all actual high earners. This limitation could be partially addressed through class-weighted training (assigning higher misclassification cost to the minority class), resampling techniques (SMOTE oversampling or random </w:t>
+      </w:r>
+      <w:proofErr w:type="spellStart"/>
+      <w:r>
+        <w:t>undersampling</w:t>
+      </w:r>
+      <w:proofErr w:type="spellEnd"/>
+      <w:r>
+        <w:t xml:space="preserve"> of the majority class), or adjustment of the classification probability threshold below the default 0.5.</w:t>
       </w:r>
     </w:p>
     <w:p>
@@ -25087,7 +27291,15 @@
         <w:jc w:val="both"/>
       </w:pPr>
       <w:r>
-        <w:t>Ensemble methods such as Random Forest and Gradient Boosting require significantly more computational resources (memory and CPU time) than Logistic Regression. While this is not a practical limitation for the modest scale of the Adult dataset, it could become a constraint when scaling to very large datasets or deploying in resource-constrained inference environments.</w:t>
+        <w:t xml:space="preserve">Ensemble methods such as Random Forest and Gradient Boosting require significantly more computational resources (memory and CPU time) than Logistic Regression. While this is not a practical limitation for the modest scale of the </w:t>
+      </w:r>
+      <w:proofErr w:type="gramStart"/>
+      <w:r>
+        <w:t>Adult</w:t>
+      </w:r>
+      <w:proofErr w:type="gramEnd"/>
+      <w:r>
+        <w:t xml:space="preserve"> dataset, it could become a constraint when scaling to very large datasets or deploying in resource-constrained inference environments.</w:t>
       </w:r>
     </w:p>
     <w:p>
@@ -25139,7 +27351,55 @@
         <w:jc w:val="both"/>
       </w:pPr>
       <w:r>
-        <w:t>Future work should incorporate systematic hyperparameter optimization using Grid Search with cross-validation (GridSearchCV) or more efficient Bayesian Optimization approaches (using Optuna or Hyperopt libraries). For Gradient Boosting in particular, tuning the learning rate, number of estimators, maximum depth, and subsample ratio could yield meaningful performance improvements. XGBoost or LightGBM implementations of gradient boosting should also be evaluated, as they typically outperform Scikit-Learn's GradientBoostingClassifier due to more efficient tree growth algorithms and built-in regularization.</w:t>
+        <w:t>Future work should incorporate systematic hyperparameter optimization using Grid Search with cross-validation (</w:t>
+      </w:r>
+      <w:proofErr w:type="spellStart"/>
+      <w:r>
+        <w:t>GridSearchCV</w:t>
+      </w:r>
+      <w:proofErr w:type="spellEnd"/>
+      <w:r>
+        <w:t xml:space="preserve">) or more efficient Bayesian Optimization approaches (using </w:t>
+      </w:r>
+      <w:proofErr w:type="spellStart"/>
+      <w:r>
+        <w:t>Optuna</w:t>
+      </w:r>
+      <w:proofErr w:type="spellEnd"/>
+      <w:r>
+        <w:t xml:space="preserve"> or </w:t>
+      </w:r>
+      <w:proofErr w:type="spellStart"/>
+      <w:r>
+        <w:t>Hyperopt</w:t>
+      </w:r>
+      <w:proofErr w:type="spellEnd"/>
+      <w:r>
+        <w:t xml:space="preserve"> libraries). For Gradient Boosting in particular, tuning the learning rate, number of estimators, maximum depth, and subsample ratio could yield meaningful performance improvements. </w:t>
+      </w:r>
+      <w:proofErr w:type="spellStart"/>
+      <w:r>
+        <w:t>XGBoost</w:t>
+      </w:r>
+      <w:proofErr w:type="spellEnd"/>
+      <w:r>
+        <w:t xml:space="preserve"> or </w:t>
+      </w:r>
+      <w:proofErr w:type="spellStart"/>
+      <w:r>
+        <w:t>LightGBM</w:t>
+      </w:r>
+      <w:proofErr w:type="spellEnd"/>
+      <w:r>
+        <w:t xml:space="preserve"> implementations of gradient boosting should also be evaluated, as they typically outperform Scikit-Learn's </w:t>
+      </w:r>
+      <w:proofErr w:type="spellStart"/>
+      <w:r>
+        <w:t>GradientBoostingClassifier</w:t>
+      </w:r>
+      <w:proofErr w:type="spellEnd"/>
+      <w:r>
+        <w:t xml:space="preserve"> due to more efficient tree growth algorithms and built-in regularization.</w:t>
       </w:r>
     </w:p>
     <w:p>
@@ -25158,7 +27418,31 @@
         <w:jc w:val="both"/>
       </w:pPr>
       <w:r>
-        <w:t>Recent advances in deep learning have produced architectures specifically designed for structured tabular data, including TabNet (Arik and Pfister, 2021), which uses sequential attention mechanisms to perform feature selection within the neural network, and FT-Transformer (Gorishniy et al., 2021), which adapts the transformer architecture for tabular feature interaction modeling. Applying these architectures to the income prediction task and comparing their performance to traditional ensemble methods would provide valuable insights into the relative capabilities of deep learning and classical machine learning for socioeconomic classification.</w:t>
+        <w:t xml:space="preserve">Recent advances in deep learning have produced architectures specifically designed for structured tabular data, including </w:t>
+      </w:r>
+      <w:proofErr w:type="spellStart"/>
+      <w:r>
+        <w:t>TabNet</w:t>
+      </w:r>
+      <w:proofErr w:type="spellEnd"/>
+      <w:r>
+        <w:t xml:space="preserve"> (Arik and Pfister, 2021), which uses sequential attention mechanisms to perform feature selection within the neural network, and FT-Transformer (</w:t>
+      </w:r>
+      <w:proofErr w:type="spellStart"/>
+      <w:r>
+        <w:t>Gorishniy</w:t>
+      </w:r>
+      <w:proofErr w:type="spellEnd"/>
+      <w:r>
+        <w:t xml:space="preserve"> et al., 2021), which adapts the transformer architecture for tabular feature interaction </w:t>
+      </w:r>
+      <w:proofErr w:type="spellStart"/>
+      <w:r>
+        <w:t>modeling</w:t>
+      </w:r>
+      <w:proofErr w:type="spellEnd"/>
+      <w:r>
+        <w:t>. Applying these architectures to the income prediction task and comparing their performance to traditional ensemble methods would provide valuable insights into the relative capabilities of deep learning and classical machine learning for socioeconomic classification.</w:t>
       </w:r>
     </w:p>
     <w:p>
@@ -25200,7 +27484,39 @@
         <w:jc w:val="both"/>
       </w:pPr>
       <w:r>
-        <w:t>The serialized Random Forest pipeline (saved as adult_income_pipeline.pkl using joblib) provides the technical foundation for deployment as a real-time web application. A Flask or FastAPI backend could expose the pipeline as a REST API endpoint that accepts JSON-formatted demographic data and returns income class predictions with associated confidence probabilities. A front-end web interface built with React or Streamlit could enable non-technical users to input individual profiles and receive income predictions interactively.</w:t>
+        <w:t xml:space="preserve">The serialized Random Forest pipeline (saved as </w:t>
+      </w:r>
+      <w:proofErr w:type="spellStart"/>
+      <w:r>
+        <w:t>adult_income_pipeline.pkl</w:t>
+      </w:r>
+      <w:proofErr w:type="spellEnd"/>
+      <w:r>
+        <w:t xml:space="preserve"> using </w:t>
+      </w:r>
+      <w:proofErr w:type="spellStart"/>
+      <w:r>
+        <w:t>joblib</w:t>
+      </w:r>
+      <w:proofErr w:type="spellEnd"/>
+      <w:r>
+        <w:t xml:space="preserve">) provides the technical foundation for deployment as a real-time web application. A Flask or </w:t>
+      </w:r>
+      <w:proofErr w:type="spellStart"/>
+      <w:r>
+        <w:t>FastAPI</w:t>
+      </w:r>
+      <w:proofErr w:type="spellEnd"/>
+      <w:r>
+        <w:t xml:space="preserve"> backend could expose the pipeline as a REST API endpoint that accepts JSON-formatted demographic data and returns income class predictions with associated confidence probabilities. A front-end web interface built with React or </w:t>
+      </w:r>
+      <w:proofErr w:type="spellStart"/>
+      <w:r>
+        <w:t>Streamlit</w:t>
+      </w:r>
+      <w:proofErr w:type="spellEnd"/>
+      <w:r>
+        <w:t xml:space="preserve"> could enable non-technical users to input individual profiles and receive income predictions interactively.</w:t>
       </w:r>
     </w:p>
     <w:p>
@@ -25219,7 +27535,15 @@
         <w:jc w:val="both"/>
       </w:pPr>
       <w:r>
-        <w:t>A compelling future research direction involves evaluating the temporal generalization of models trained on historical census data. By training on 1994 census data (the Adult dataset) and evaluating on more recent census records from the 2010s or 2020s, one could quantify the degree to which historical income prediction models remain valid over time and identify which features exhibit the highest temporal drift.</w:t>
+        <w:t xml:space="preserve">A compelling future research direction involves evaluating the temporal generalization of models trained on historical census data. By training on 1994 census data (the </w:t>
+      </w:r>
+      <w:proofErr w:type="gramStart"/>
+      <w:r>
+        <w:t>Adult</w:t>
+      </w:r>
+      <w:proofErr w:type="gramEnd"/>
+      <w:r>
+        <w:t xml:space="preserve"> dataset) and evaluating on more recent census records from the 2010s or 2020s, one could quantify the degree to which historical income prediction models remain valid over time and identify which features exhibit the highest temporal drift.</w:t>
       </w:r>
     </w:p>
     <w:p>
@@ -25238,7 +27562,23 @@
         <w:jc w:val="both"/>
       </w:pPr>
       <w:r>
-        <w:t>While Random Forest feature importance scores provide global feature-level explanations, local explanations for individual predictions can be generated using SHAP (SHapley Additive exPlanations) values, which attribute the prediction for each instance to the contributions of individual features based on game-theoretic principles. Integrating SHAP analysis into the project would enable instance-level interpretability — for example, explaining specifically why a particular individual was predicted to earn above or below $50K based on their demographic profile.</w:t>
+        <w:t>While Random Forest feature importance scores provide global feature-level explanations, local explanations for individual predictions can be generated using SHAP (</w:t>
+      </w:r>
+      <w:proofErr w:type="spellStart"/>
+      <w:r>
+        <w:t>SHapley</w:t>
+      </w:r>
+      <w:proofErr w:type="spellEnd"/>
+      <w:r>
+        <w:t xml:space="preserve"> Additive </w:t>
+      </w:r>
+      <w:proofErr w:type="spellStart"/>
+      <w:r>
+        <w:t>exPlanations</w:t>
+      </w:r>
+      <w:proofErr w:type="spellEnd"/>
+      <w:r>
+        <w:t>) values, which attribute the prediction for each instance to the contributions of individual features based on game-theoretic principles. Integrating SHAP analysis into the project would enable instance-level interpretability — for example, explaining specifically why a particular individual was predicted to earn above or below $50K based on their demographic profile.</w:t>
       </w:r>
     </w:p>
     <w:p>
@@ -25271,7 +27611,15 @@
         <w:jc w:val="both"/>
       </w:pPr>
       <w:r>
-        <w:t>This project has presented a comprehensive, implementation-based comparative analysis of machine learning classification models for adult income prediction using the UCI Adult Census Income dataset. The work spans the complete machine learning workflow — from raw data loading and exploratory analysis through preprocessing, model training, cross-validation, and multi-metric performance evaluation — implemented as a clean, reproducible, end-to-end Scikit-Learn pipeline in Google Colaboratory.</w:t>
+        <w:t xml:space="preserve">This project has presented a comprehensive, implementation-based comparative analysis of machine learning classification models for adult income prediction using the UCI Adult Census Income dataset. The work spans the complete machine learning workflow — from raw data loading and exploratory analysis through preprocessing, model training, cross-validation, and multi-metric performance evaluation — implemented as a clean, reproducible, end-to-end Scikit-Learn pipeline in Google </w:t>
+      </w:r>
+      <w:proofErr w:type="spellStart"/>
+      <w:r>
+        <w:t>Colaboratory</w:t>
+      </w:r>
+      <w:proofErr w:type="spellEnd"/>
+      <w:r>
+        <w:t>.</w:t>
       </w:r>
     </w:p>
     <w:p>
@@ -25289,7 +27637,15 @@
         <w:jc w:val="both"/>
       </w:pPr>
       <w:r>
-        <w:t>The preprocessing pipeline, built using Scikit-Learn's Pipeline and ColumnTransformer utilities, effectively handled the dataset's key challenges including missing values (imputed using median and mode strategies), mixed feature types (processed through separate numerical and categorical sub-pipelines), and the need for consistent application of learned transformations to the test set. The pipeline architecture prevents data leakage, ensures reproducibility, and produces a deployment-ready artifact.</w:t>
+        <w:t xml:space="preserve">The preprocessing pipeline, built using Scikit-Learn's Pipeline and </w:t>
+      </w:r>
+      <w:proofErr w:type="spellStart"/>
+      <w:r>
+        <w:t>ColumnTransformer</w:t>
+      </w:r>
+      <w:proofErr w:type="spellEnd"/>
+      <w:r>
+        <w:t xml:space="preserve"> utilities, effectively handled the dataset's key challenges including missing values (imputed using median and mode strategies), mixed feature types (processed through separate numerical and categorical sub-pipelines), and the need for consistent application of learned transformations to the test set. The pipeline architecture prevents data leakage, ensures reproducibility, and produces a deployment-ready artifact.</w:t>
       </w:r>
     </w:p>
     <w:p>
@@ -25377,7 +27733,23 @@
         <w:jc w:val="both"/>
       </w:pPr>
       <w:r>
-        <w:t>[2] L. Breiman, "Random Forests," Machine Learning, vol. 45, no. 1, pp. 5–32, 2001. doi: 10.1023/A:1010933404324</w:t>
+        <w:t xml:space="preserve">[2] L. </w:t>
+      </w:r>
+      <w:proofErr w:type="spellStart"/>
+      <w:r>
+        <w:t>Breiman</w:t>
+      </w:r>
+      <w:proofErr w:type="spellEnd"/>
+      <w:r>
+        <w:t xml:space="preserve">, "Random Forests," Machine Learning, vol. 45, no. 1, pp. 5–32, 2001. </w:t>
+      </w:r>
+      <w:proofErr w:type="spellStart"/>
+      <w:r>
+        <w:t>doi</w:t>
+      </w:r>
+      <w:proofErr w:type="spellEnd"/>
+      <w:r>
+        <w:t>: 10.1023/A:1010933404324</w:t>
       </w:r>
     </w:p>
     <w:p>
@@ -25391,7 +27763,23 @@
         <w:jc w:val="both"/>
       </w:pPr>
       <w:r>
-        <w:t>[3] J. H. Friedman, "Greedy Function Approximation: A Gradient Boosting Machine," Annals of Statistics, vol. 29, no. 5, pp. 1189–1232, 2001. doi: 10.1214/aos/1013203451</w:t>
+        <w:t xml:space="preserve">[3] J. H. Friedman, "Greedy Function Approximation: A Gradient Boosting Machine," Annals of Statistics, vol. 29, no. 5, pp. 1189–1232, 2001. </w:t>
+      </w:r>
+      <w:proofErr w:type="spellStart"/>
+      <w:r>
+        <w:t>doi</w:t>
+      </w:r>
+      <w:proofErr w:type="spellEnd"/>
+      <w:r>
+        <w:t>: 10.1214/</w:t>
+      </w:r>
+      <w:proofErr w:type="spellStart"/>
+      <w:r>
+        <w:t>aos</w:t>
+      </w:r>
+      <w:proofErr w:type="spellEnd"/>
+      <w:r>
+        <w:t>/1013203451</w:t>
       </w:r>
     </w:p>
     <w:p>
@@ -25405,7 +27793,15 @@
         <w:jc w:val="both"/>
       </w:pPr>
       <w:r>
-        <w:t>[4] T. Hastie, R. Tibshirani, and J. Friedman, The Elements of Statistical Learning: Data Mining, Inference, and Prediction, 2nd ed. New York, NY, USA: Springer, 2009.</w:t>
+        <w:t xml:space="preserve">[4] T. Hastie, R. </w:t>
+      </w:r>
+      <w:proofErr w:type="spellStart"/>
+      <w:r>
+        <w:t>Tibshirani</w:t>
+      </w:r>
+      <w:proofErr w:type="spellEnd"/>
+      <w:r>
+        <w:t>, and J. Friedman, The Elements of Statistical Learning: Data Mining, Inference, and Prediction, 2nd ed. New York, NY, USA: Springer, 2009.</w:t>
       </w:r>
     </w:p>
     <w:p>
@@ -25447,7 +27843,23 @@
         <w:jc w:val="both"/>
       </w:pPr>
       <w:r>
-        <w:t>[7] A. Gérон, Hands-On Machine Learning with Scikit-Learn, Keras, and TensorFlow, 2nd ed. Sebastopol, CA, USA: O'Reilly Media, 2019.</w:t>
+        <w:t xml:space="preserve">[7] A. </w:t>
+      </w:r>
+      <w:proofErr w:type="spellStart"/>
+      <w:r>
+        <w:t>Gérон</w:t>
+      </w:r>
+      <w:proofErr w:type="spellEnd"/>
+      <w:r>
+        <w:t xml:space="preserve">, Hands-On Machine Learning with Scikit-Learn, </w:t>
+      </w:r>
+      <w:proofErr w:type="spellStart"/>
+      <w:r>
+        <w:t>Keras</w:t>
+      </w:r>
+      <w:proofErr w:type="spellEnd"/>
+      <w:r>
+        <w:t>, and TensorFlow, 2nd ed. Sebastopol, CA, USA: O'Reilly Media, 2019.</w:t>
       </w:r>
     </w:p>
     <w:p>
@@ -25489,7 +27901,23 @@
         <w:jc w:val="both"/>
       </w:pPr>
       <w:r>
-        <w:t>[10] S. Raschka and V. Mirjalili, Python Machine Learning: Machine Learning and Deep Learning with Python, Scikit-Learn, and TensorFlow 2, 3rd ed. Birmingham, UK: Packt Publishing, 2019.</w:t>
+        <w:t xml:space="preserve">[10] S. Raschka and V. </w:t>
+      </w:r>
+      <w:proofErr w:type="spellStart"/>
+      <w:r>
+        <w:t>Mirjalili</w:t>
+      </w:r>
+      <w:proofErr w:type="spellEnd"/>
+      <w:r>
+        <w:t xml:space="preserve">, Python Machine Learning: Machine Learning and Deep Learning with Python, Scikit-Learn, and TensorFlow 2, 3rd ed. Birmingham, UK: </w:t>
+      </w:r>
+      <w:proofErr w:type="spellStart"/>
+      <w:r>
+        <w:t>Packt</w:t>
+      </w:r>
+      <w:proofErr w:type="spellEnd"/>
+      <w:r>
+        <w:t xml:space="preserve"> Publishing, 2019.</w:t>
       </w:r>
     </w:p>
     <w:p>
@@ -25503,7 +27931,15 @@
         <w:jc w:val="both"/>
       </w:pPr>
       <w:r>
-        <w:t>[11] R. Kohavi, "Scaling Up the Accuracy of Naive-Bayes Classifiers: A Decision-Tree Hybrid," in Proceedings of the Second International Conference on Knowledge Discovery and Data Mining, 1996, pp. 202–207.</w:t>
+        <w:t xml:space="preserve">[11] R. </w:t>
+      </w:r>
+      <w:proofErr w:type="spellStart"/>
+      <w:r>
+        <w:t>Kohavi</w:t>
+      </w:r>
+      <w:proofErr w:type="spellEnd"/>
+      <w:r>
+        <w:t>, "Scaling Up the Accuracy of Naive-Bayes Classifiers: A Decision-Tree Hybrid," in Proceedings of the Second International Conference on Knowledge Discovery and Data Mining, 1996, pp. 202–207.</w:t>
       </w:r>
     </w:p>
     <w:p>
@@ -25518,7 +27954,15 @@
       </w:pPr>
       <w:r>
         <w:lastRenderedPageBreak/>
-        <w:t>[12] R. Kohavi and G. H. John, "Wrappers for Feature Subset Selection," Artificial Intelligence, vol. 97, no. 1–2, pp. 273–324, 1997.</w:t>
+        <w:t xml:space="preserve">[12] R. </w:t>
+      </w:r>
+      <w:proofErr w:type="spellStart"/>
+      <w:r>
+        <w:t>Kohavi</w:t>
+      </w:r>
+      <w:proofErr w:type="spellEnd"/>
+      <w:r>
+        <w:t xml:space="preserve"> and G. H. John, "Wrappers for Feature Subset Selection," Artificial Intelligence, vol. 97, no. 1–2, pp. 273–324, 1997.</w:t>
       </w:r>
     </w:p>
     <w:p>
@@ -25546,7 +27990,15 @@
         <w:jc w:val="both"/>
       </w:pPr>
       <w:r>
-        <w:t>[14] N. V. Chawla, K. W. Bowyer, L. O. Hall, and W. P. Kegelmeyer, "SMOTE: Synthetic Minority Over-Sampling Technique," Journal of Artificial Intelligence Research, vol. 16, pp. 321–357, 2002.</w:t>
+        <w:t xml:space="preserve">[14] N. V. Chawla, K. W. Bowyer, L. O. Hall, and W. P. </w:t>
+      </w:r>
+      <w:proofErr w:type="spellStart"/>
+      <w:r>
+        <w:t>Kegelmeyer</w:t>
+      </w:r>
+      <w:proofErr w:type="spellEnd"/>
+      <w:r>
+        <w:t>, "SMOTE: Synthetic Minority Over-Sampling Technique," Journal of Artificial Intelligence Research, vol. 16, pp. 321–357, 2002.</w:t>
       </w:r>
     </w:p>
     <w:p>
@@ -25560,7 +28012,23 @@
         <w:jc w:val="both"/>
       </w:pPr>
       <w:r>
-        <w:t>[15] T. Chen and C. Guestrin, "XGBoost: A Scalable Tree Boosting System," in Proceedings of the 22nd ACM SIGKDD International Conference on Knowledge Discovery and Data Mining, 2016, pp. 785–794.</w:t>
+        <w:t xml:space="preserve">[15] T. Chen and C. </w:t>
+      </w:r>
+      <w:proofErr w:type="spellStart"/>
+      <w:r>
+        <w:t>Guestrin</w:t>
+      </w:r>
+      <w:proofErr w:type="spellEnd"/>
+      <w:r>
+        <w:t>, "</w:t>
+      </w:r>
+      <w:proofErr w:type="spellStart"/>
+      <w:r>
+        <w:t>XGBoost</w:t>
+      </w:r>
+      <w:proofErr w:type="spellEnd"/>
+      <w:r>
+        <w:t>: A Scalable Tree Boosting System," in Proceedings of the 22nd ACM SIGKDD International Conference on Knowledge Discovery and Data Mining, 2016, pp. 785–794.</w:t>
       </w:r>
     </w:p>
     <w:p>
@@ -25574,7 +28042,15 @@
         <w:jc w:val="both"/>
       </w:pPr>
       <w:r>
-        <w:t>[16] S. M. Arik and T. Pfister, "TabNet: Attentive Interpretable Tabular Learning," in Proceedings of the AAAI Conference on Artificial Intelligence, vol. 35, no. 8, 2021, pp. 6679–6687.</w:t>
+        <w:t>[16] S. M. Arik and T. Pfister, "</w:t>
+      </w:r>
+      <w:proofErr w:type="spellStart"/>
+      <w:r>
+        <w:t>TabNet</w:t>
+      </w:r>
+      <w:proofErr w:type="spellEnd"/>
+      <w:r>
+        <w:t>: Attentive Interpretable Tabular Learning," in Proceedings of the AAAI Conference on Artificial Intelligence, vol. 35, no. 8, 2021, pp. 6679–6687.</w:t>
       </w:r>
     </w:p>
     <w:p>
@@ -25644,59 +28120,1295 @@
           <w:sz w:val="20"/>
           <w:szCs w:val="20"/>
         </w:rPr>
-        <w:t>import pandas as pd import numpy as np import matplotlib.pyplot as plt import seaborn as sns from sklearn.pipeline import Pipeline from sklearn.compose import ColumnTransformer from sklearn.preprocessing import StandardScaler, OneHotEncoder from sklearn.impute import SimpleImputer from sklearn.model_selection import cross_val_score, StratifiedKFold from sklearn.ensemble import RandomForestClassifier, GradientBoostingClassifier from sklearn.linear_model import LogisticRegression from sklearn.metrics import (accuracy_score, classification_report,     confusion_matrix, roc_auc_score, roc_curve) import joblib</w:t>
-      </w:r>
-    </w:p>
-    <w:p>
-      <w:pPr>
-        <w:pStyle w:val="Heading2"/>
-      </w:pPr>
-      <w:bookmarkStart w:id="130" w:name="_Toc229918720"/>
-      <w:r>
-        <w:t>A.2 Data Loading</w:t>
-      </w:r>
-      <w:bookmarkEnd w:id="130"/>
-    </w:p>
-    <w:p>
-      <w:pPr>
-        <w:spacing w:after="160" w:line="276" w:lineRule="auto"/>
-      </w:pPr>
+        <w:t xml:space="preserve">import pandas as pd import </w:t>
+      </w:r>
+      <w:proofErr w:type="spellStart"/>
       <w:r>
         <w:rPr>
           <w:rFonts w:ascii="Courier New" w:eastAsia="Courier New" w:hAnsi="Courier New" w:cs="Courier New"/>
           <w:sz w:val="20"/>
           <w:szCs w:val="20"/>
         </w:rPr>
-        <w:t>column_names = ['age','workclass','fnlwgt','education','education_num',     'marital_status','occupation','relationship','race','sex',     'capital_gain','capital_loss','hours_per_week','native_country','income']  train_df = pd.read_csv('adult.data', names=column_names,     sep=', ', engine='python', na_values='?') test_df  = pd.read_csv('adult.test', names=column_names,     sep=', ', engine='python', na_values='?', skiprows=1) test_df['income'] = test_df['income'].str.replace('.', '', regex=False)</w:t>
-      </w:r>
-    </w:p>
-    <w:p>
-      <w:pPr>
-        <w:pStyle w:val="Heading2"/>
-      </w:pPr>
-      <w:bookmarkStart w:id="131" w:name="_Toc229918721"/>
-      <w:r>
-        <w:t>A.3 Preprocessing Pipeline Construction</w:t>
-      </w:r>
-      <w:bookmarkEnd w:id="131"/>
-    </w:p>
-    <w:p>
-      <w:pPr>
-        <w:spacing w:after="160" w:line="276" w:lineRule="auto"/>
-      </w:pPr>
+        <w:t>numpy</w:t>
+      </w:r>
+      <w:proofErr w:type="spellEnd"/>
       <w:r>
         <w:rPr>
           <w:rFonts w:ascii="Courier New" w:eastAsia="Courier New" w:hAnsi="Courier New" w:cs="Courier New"/>
           <w:sz w:val="20"/>
           <w:szCs w:val="20"/>
         </w:rPr>
-        <w:t>numerical_pipeline = Pipeline(steps=[     ('imputer', SimpleImputer(strategy='median')),     ('scaler',  StandardScaler()) ])  categorical_pipeline = Pipeline(steps=[     ('imputer', SimpleImputer(strategy='most_frequent')),     ('encoder', OneHotEncoder(handle_unknown='ignore', sparse_output=False)) ])  preprocessor = ColumnTransformer(transformers=[     ('num', numerical_pipeline, numerical_cols),     ('cat', categorical_pipeline, categorical_cols) ])  ml_pipeline = Pipeline(steps=[     ('preprocessor', preprocessor),     ('classifier',   RandomForestClassifier(                         n_estimators=200,                         max_depth=10,                         min_samples_leaf=5,                         random_state=42,                         n_jobs=-1                     )) ])</w:t>
-      </w:r>
+        <w:t xml:space="preserve"> as np import </w:t>
+      </w:r>
+      <w:proofErr w:type="spellStart"/>
+      <w:r>
+        <w:rPr>
+          <w:rFonts w:ascii="Courier New" w:eastAsia="Courier New" w:hAnsi="Courier New" w:cs="Courier New"/>
+          <w:sz w:val="20"/>
+          <w:szCs w:val="20"/>
+        </w:rPr>
+        <w:t>matplotlib.pyplot</w:t>
+      </w:r>
+      <w:proofErr w:type="spellEnd"/>
+      <w:r>
+        <w:rPr>
+          <w:rFonts w:ascii="Courier New" w:eastAsia="Courier New" w:hAnsi="Courier New" w:cs="Courier New"/>
+          <w:sz w:val="20"/>
+          <w:szCs w:val="20"/>
+        </w:rPr>
+        <w:t xml:space="preserve"> as </w:t>
+      </w:r>
+      <w:proofErr w:type="spellStart"/>
+      <w:r>
+        <w:rPr>
+          <w:rFonts w:ascii="Courier New" w:eastAsia="Courier New" w:hAnsi="Courier New" w:cs="Courier New"/>
+          <w:sz w:val="20"/>
+          <w:szCs w:val="20"/>
+        </w:rPr>
+        <w:t>plt</w:t>
+      </w:r>
+      <w:proofErr w:type="spellEnd"/>
+      <w:r>
+        <w:rPr>
+          <w:rFonts w:ascii="Courier New" w:eastAsia="Courier New" w:hAnsi="Courier New" w:cs="Courier New"/>
+          <w:sz w:val="20"/>
+          <w:szCs w:val="20"/>
+        </w:rPr>
+        <w:t xml:space="preserve"> import seaborn as </w:t>
+      </w:r>
+      <w:proofErr w:type="spellStart"/>
+      <w:r>
+        <w:rPr>
+          <w:rFonts w:ascii="Courier New" w:eastAsia="Courier New" w:hAnsi="Courier New" w:cs="Courier New"/>
+          <w:sz w:val="20"/>
+          <w:szCs w:val="20"/>
+        </w:rPr>
+        <w:t>sns</w:t>
+      </w:r>
+      <w:proofErr w:type="spellEnd"/>
+      <w:r>
+        <w:rPr>
+          <w:rFonts w:ascii="Courier New" w:eastAsia="Courier New" w:hAnsi="Courier New" w:cs="Courier New"/>
+          <w:sz w:val="20"/>
+          <w:szCs w:val="20"/>
+        </w:rPr>
+        <w:t xml:space="preserve"> from </w:t>
+      </w:r>
+      <w:proofErr w:type="spellStart"/>
+      <w:r>
+        <w:rPr>
+          <w:rFonts w:ascii="Courier New" w:eastAsia="Courier New" w:hAnsi="Courier New" w:cs="Courier New"/>
+          <w:sz w:val="20"/>
+          <w:szCs w:val="20"/>
+        </w:rPr>
+        <w:t>sklearn.pipeline</w:t>
+      </w:r>
+      <w:proofErr w:type="spellEnd"/>
+      <w:r>
+        <w:rPr>
+          <w:rFonts w:ascii="Courier New" w:eastAsia="Courier New" w:hAnsi="Courier New" w:cs="Courier New"/>
+          <w:sz w:val="20"/>
+          <w:szCs w:val="20"/>
+        </w:rPr>
+        <w:t xml:space="preserve"> import Pipeline from </w:t>
+      </w:r>
+      <w:proofErr w:type="spellStart"/>
+      <w:r>
+        <w:rPr>
+          <w:rFonts w:ascii="Courier New" w:eastAsia="Courier New" w:hAnsi="Courier New" w:cs="Courier New"/>
+          <w:sz w:val="20"/>
+          <w:szCs w:val="20"/>
+        </w:rPr>
+        <w:t>sklearn.compose</w:t>
+      </w:r>
+      <w:proofErr w:type="spellEnd"/>
+      <w:r>
+        <w:rPr>
+          <w:rFonts w:ascii="Courier New" w:eastAsia="Courier New" w:hAnsi="Courier New" w:cs="Courier New"/>
+          <w:sz w:val="20"/>
+          <w:szCs w:val="20"/>
+        </w:rPr>
+        <w:t xml:space="preserve"> import </w:t>
+      </w:r>
+      <w:proofErr w:type="spellStart"/>
+      <w:r>
+        <w:rPr>
+          <w:rFonts w:ascii="Courier New" w:eastAsia="Courier New" w:hAnsi="Courier New" w:cs="Courier New"/>
+          <w:sz w:val="20"/>
+          <w:szCs w:val="20"/>
+        </w:rPr>
+        <w:t>ColumnTransformer</w:t>
+      </w:r>
+      <w:proofErr w:type="spellEnd"/>
+      <w:r>
+        <w:rPr>
+          <w:rFonts w:ascii="Courier New" w:eastAsia="Courier New" w:hAnsi="Courier New" w:cs="Courier New"/>
+          <w:sz w:val="20"/>
+          <w:szCs w:val="20"/>
+        </w:rPr>
+        <w:t xml:space="preserve"> from </w:t>
+      </w:r>
+      <w:proofErr w:type="spellStart"/>
+      <w:r>
+        <w:rPr>
+          <w:rFonts w:ascii="Courier New" w:eastAsia="Courier New" w:hAnsi="Courier New" w:cs="Courier New"/>
+          <w:sz w:val="20"/>
+          <w:szCs w:val="20"/>
+        </w:rPr>
+        <w:t>sklearn.preprocessing</w:t>
+      </w:r>
+      <w:proofErr w:type="spellEnd"/>
+      <w:r>
+        <w:rPr>
+          <w:rFonts w:ascii="Courier New" w:eastAsia="Courier New" w:hAnsi="Courier New" w:cs="Courier New"/>
+          <w:sz w:val="20"/>
+          <w:szCs w:val="20"/>
+        </w:rPr>
+        <w:t xml:space="preserve"> import </w:t>
+      </w:r>
+      <w:proofErr w:type="spellStart"/>
+      <w:r>
+        <w:rPr>
+          <w:rFonts w:ascii="Courier New" w:eastAsia="Courier New" w:hAnsi="Courier New" w:cs="Courier New"/>
+          <w:sz w:val="20"/>
+          <w:szCs w:val="20"/>
+        </w:rPr>
+        <w:t>StandardScaler</w:t>
+      </w:r>
+      <w:proofErr w:type="spellEnd"/>
+      <w:r>
+        <w:rPr>
+          <w:rFonts w:ascii="Courier New" w:eastAsia="Courier New" w:hAnsi="Courier New" w:cs="Courier New"/>
+          <w:sz w:val="20"/>
+          <w:szCs w:val="20"/>
+        </w:rPr>
+        <w:t xml:space="preserve">, </w:t>
+      </w:r>
+      <w:proofErr w:type="spellStart"/>
+      <w:r>
+        <w:rPr>
+          <w:rFonts w:ascii="Courier New" w:eastAsia="Courier New" w:hAnsi="Courier New" w:cs="Courier New"/>
+          <w:sz w:val="20"/>
+          <w:szCs w:val="20"/>
+        </w:rPr>
+        <w:t>OneHotEncoder</w:t>
+      </w:r>
+      <w:proofErr w:type="spellEnd"/>
+      <w:r>
+        <w:rPr>
+          <w:rFonts w:ascii="Courier New" w:eastAsia="Courier New" w:hAnsi="Courier New" w:cs="Courier New"/>
+          <w:sz w:val="20"/>
+          <w:szCs w:val="20"/>
+        </w:rPr>
+        <w:t xml:space="preserve"> from </w:t>
+      </w:r>
+      <w:proofErr w:type="spellStart"/>
+      <w:r>
+        <w:rPr>
+          <w:rFonts w:ascii="Courier New" w:eastAsia="Courier New" w:hAnsi="Courier New" w:cs="Courier New"/>
+          <w:sz w:val="20"/>
+          <w:szCs w:val="20"/>
+        </w:rPr>
+        <w:t>sklearn.impute</w:t>
+      </w:r>
+      <w:proofErr w:type="spellEnd"/>
+      <w:r>
+        <w:rPr>
+          <w:rFonts w:ascii="Courier New" w:eastAsia="Courier New" w:hAnsi="Courier New" w:cs="Courier New"/>
+          <w:sz w:val="20"/>
+          <w:szCs w:val="20"/>
+        </w:rPr>
+        <w:t xml:space="preserve"> import </w:t>
+      </w:r>
+      <w:proofErr w:type="spellStart"/>
+      <w:r>
+        <w:rPr>
+          <w:rFonts w:ascii="Courier New" w:eastAsia="Courier New" w:hAnsi="Courier New" w:cs="Courier New"/>
+          <w:sz w:val="20"/>
+          <w:szCs w:val="20"/>
+        </w:rPr>
+        <w:t>SimpleImputer</w:t>
+      </w:r>
+      <w:proofErr w:type="spellEnd"/>
+      <w:r>
+        <w:rPr>
+          <w:rFonts w:ascii="Courier New" w:eastAsia="Courier New" w:hAnsi="Courier New" w:cs="Courier New"/>
+          <w:sz w:val="20"/>
+          <w:szCs w:val="20"/>
+        </w:rPr>
+        <w:t xml:space="preserve"> from </w:t>
+      </w:r>
+      <w:proofErr w:type="spellStart"/>
+      <w:r>
+        <w:rPr>
+          <w:rFonts w:ascii="Courier New" w:eastAsia="Courier New" w:hAnsi="Courier New" w:cs="Courier New"/>
+          <w:sz w:val="20"/>
+          <w:szCs w:val="20"/>
+        </w:rPr>
+        <w:t>sklearn.model_selection</w:t>
+      </w:r>
+      <w:proofErr w:type="spellEnd"/>
+      <w:r>
+        <w:rPr>
+          <w:rFonts w:ascii="Courier New" w:eastAsia="Courier New" w:hAnsi="Courier New" w:cs="Courier New"/>
+          <w:sz w:val="20"/>
+          <w:szCs w:val="20"/>
+        </w:rPr>
+        <w:t xml:space="preserve"> import </w:t>
+      </w:r>
+      <w:proofErr w:type="spellStart"/>
+      <w:r>
+        <w:rPr>
+          <w:rFonts w:ascii="Courier New" w:eastAsia="Courier New" w:hAnsi="Courier New" w:cs="Courier New"/>
+          <w:sz w:val="20"/>
+          <w:szCs w:val="20"/>
+        </w:rPr>
+        <w:t>cross_val_score</w:t>
+      </w:r>
+      <w:proofErr w:type="spellEnd"/>
+      <w:r>
+        <w:rPr>
+          <w:rFonts w:ascii="Courier New" w:eastAsia="Courier New" w:hAnsi="Courier New" w:cs="Courier New"/>
+          <w:sz w:val="20"/>
+          <w:szCs w:val="20"/>
+        </w:rPr>
+        <w:t xml:space="preserve">, </w:t>
+      </w:r>
+      <w:proofErr w:type="spellStart"/>
+      <w:r>
+        <w:rPr>
+          <w:rFonts w:ascii="Courier New" w:eastAsia="Courier New" w:hAnsi="Courier New" w:cs="Courier New"/>
+          <w:sz w:val="20"/>
+          <w:szCs w:val="20"/>
+        </w:rPr>
+        <w:t>StratifiedKFold</w:t>
+      </w:r>
+      <w:proofErr w:type="spellEnd"/>
+      <w:r>
+        <w:rPr>
+          <w:rFonts w:ascii="Courier New" w:eastAsia="Courier New" w:hAnsi="Courier New" w:cs="Courier New"/>
+          <w:sz w:val="20"/>
+          <w:szCs w:val="20"/>
+        </w:rPr>
+        <w:t xml:space="preserve"> from </w:t>
+      </w:r>
+      <w:proofErr w:type="spellStart"/>
+      <w:r>
+        <w:rPr>
+          <w:rFonts w:ascii="Courier New" w:eastAsia="Courier New" w:hAnsi="Courier New" w:cs="Courier New"/>
+          <w:sz w:val="20"/>
+          <w:szCs w:val="20"/>
+        </w:rPr>
+        <w:t>sklearn.ensemble</w:t>
+      </w:r>
+      <w:proofErr w:type="spellEnd"/>
+      <w:r>
+        <w:rPr>
+          <w:rFonts w:ascii="Courier New" w:eastAsia="Courier New" w:hAnsi="Courier New" w:cs="Courier New"/>
+          <w:sz w:val="20"/>
+          <w:szCs w:val="20"/>
+        </w:rPr>
+        <w:t xml:space="preserve"> import </w:t>
+      </w:r>
+      <w:proofErr w:type="spellStart"/>
+      <w:r>
+        <w:rPr>
+          <w:rFonts w:ascii="Courier New" w:eastAsia="Courier New" w:hAnsi="Courier New" w:cs="Courier New"/>
+          <w:sz w:val="20"/>
+          <w:szCs w:val="20"/>
+        </w:rPr>
+        <w:t>RandomForestClassifier</w:t>
+      </w:r>
+      <w:proofErr w:type="spellEnd"/>
+      <w:r>
+        <w:rPr>
+          <w:rFonts w:ascii="Courier New" w:eastAsia="Courier New" w:hAnsi="Courier New" w:cs="Courier New"/>
+          <w:sz w:val="20"/>
+          <w:szCs w:val="20"/>
+        </w:rPr>
+        <w:t xml:space="preserve">, </w:t>
+      </w:r>
+      <w:proofErr w:type="spellStart"/>
+      <w:r>
+        <w:rPr>
+          <w:rFonts w:ascii="Courier New" w:eastAsia="Courier New" w:hAnsi="Courier New" w:cs="Courier New"/>
+          <w:sz w:val="20"/>
+          <w:szCs w:val="20"/>
+        </w:rPr>
+        <w:t>GradientBoostingClassifier</w:t>
+      </w:r>
+      <w:proofErr w:type="spellEnd"/>
+      <w:r>
+        <w:rPr>
+          <w:rFonts w:ascii="Courier New" w:eastAsia="Courier New" w:hAnsi="Courier New" w:cs="Courier New"/>
+          <w:sz w:val="20"/>
+          <w:szCs w:val="20"/>
+        </w:rPr>
+        <w:t xml:space="preserve"> from </w:t>
+      </w:r>
+      <w:proofErr w:type="spellStart"/>
+      <w:r>
+        <w:rPr>
+          <w:rFonts w:ascii="Courier New" w:eastAsia="Courier New" w:hAnsi="Courier New" w:cs="Courier New"/>
+          <w:sz w:val="20"/>
+          <w:szCs w:val="20"/>
+        </w:rPr>
+        <w:t>sklearn.linear_model</w:t>
+      </w:r>
+      <w:proofErr w:type="spellEnd"/>
+      <w:r>
+        <w:rPr>
+          <w:rFonts w:ascii="Courier New" w:eastAsia="Courier New" w:hAnsi="Courier New" w:cs="Courier New"/>
+          <w:sz w:val="20"/>
+          <w:szCs w:val="20"/>
+        </w:rPr>
+        <w:t xml:space="preserve"> import </w:t>
+      </w:r>
+      <w:proofErr w:type="spellStart"/>
+      <w:r>
+        <w:rPr>
+          <w:rFonts w:ascii="Courier New" w:eastAsia="Courier New" w:hAnsi="Courier New" w:cs="Courier New"/>
+          <w:sz w:val="20"/>
+          <w:szCs w:val="20"/>
+        </w:rPr>
+        <w:t>LogisticRegression</w:t>
+      </w:r>
+      <w:proofErr w:type="spellEnd"/>
+      <w:r>
+        <w:rPr>
+          <w:rFonts w:ascii="Courier New" w:eastAsia="Courier New" w:hAnsi="Courier New" w:cs="Courier New"/>
+          <w:sz w:val="20"/>
+          <w:szCs w:val="20"/>
+        </w:rPr>
+        <w:t xml:space="preserve"> from </w:t>
+      </w:r>
+      <w:proofErr w:type="spellStart"/>
+      <w:r>
+        <w:rPr>
+          <w:rFonts w:ascii="Courier New" w:eastAsia="Courier New" w:hAnsi="Courier New" w:cs="Courier New"/>
+          <w:sz w:val="20"/>
+          <w:szCs w:val="20"/>
+        </w:rPr>
+        <w:t>sklearn.metrics</w:t>
+      </w:r>
+      <w:proofErr w:type="spellEnd"/>
+      <w:r>
+        <w:rPr>
+          <w:rFonts w:ascii="Courier New" w:eastAsia="Courier New" w:hAnsi="Courier New" w:cs="Courier New"/>
+          <w:sz w:val="20"/>
+          <w:szCs w:val="20"/>
+        </w:rPr>
+        <w:t xml:space="preserve"> import (</w:t>
+      </w:r>
+      <w:proofErr w:type="spellStart"/>
+      <w:r>
+        <w:rPr>
+          <w:rFonts w:ascii="Courier New" w:eastAsia="Courier New" w:hAnsi="Courier New" w:cs="Courier New"/>
+          <w:sz w:val="20"/>
+          <w:szCs w:val="20"/>
+        </w:rPr>
+        <w:t>accuracy_score</w:t>
+      </w:r>
+      <w:proofErr w:type="spellEnd"/>
+      <w:r>
+        <w:rPr>
+          <w:rFonts w:ascii="Courier New" w:eastAsia="Courier New" w:hAnsi="Courier New" w:cs="Courier New"/>
+          <w:sz w:val="20"/>
+          <w:szCs w:val="20"/>
+        </w:rPr>
+        <w:t xml:space="preserve">, </w:t>
+      </w:r>
+      <w:proofErr w:type="spellStart"/>
+      <w:r>
+        <w:rPr>
+          <w:rFonts w:ascii="Courier New" w:eastAsia="Courier New" w:hAnsi="Courier New" w:cs="Courier New"/>
+          <w:sz w:val="20"/>
+          <w:szCs w:val="20"/>
+        </w:rPr>
+        <w:t>classification_report</w:t>
+      </w:r>
+      <w:proofErr w:type="spellEnd"/>
+      <w:r>
+        <w:rPr>
+          <w:rFonts w:ascii="Courier New" w:eastAsia="Courier New" w:hAnsi="Courier New" w:cs="Courier New"/>
+          <w:sz w:val="20"/>
+          <w:szCs w:val="20"/>
+        </w:rPr>
+        <w:t xml:space="preserve">,     </w:t>
+      </w:r>
+      <w:proofErr w:type="spellStart"/>
+      <w:r>
+        <w:rPr>
+          <w:rFonts w:ascii="Courier New" w:eastAsia="Courier New" w:hAnsi="Courier New" w:cs="Courier New"/>
+          <w:sz w:val="20"/>
+          <w:szCs w:val="20"/>
+        </w:rPr>
+        <w:t>confusion_matrix</w:t>
+      </w:r>
+      <w:proofErr w:type="spellEnd"/>
+      <w:r>
+        <w:rPr>
+          <w:rFonts w:ascii="Courier New" w:eastAsia="Courier New" w:hAnsi="Courier New" w:cs="Courier New"/>
+          <w:sz w:val="20"/>
+          <w:szCs w:val="20"/>
+        </w:rPr>
+        <w:t xml:space="preserve">, </w:t>
+      </w:r>
+      <w:proofErr w:type="spellStart"/>
+      <w:r>
+        <w:rPr>
+          <w:rFonts w:ascii="Courier New" w:eastAsia="Courier New" w:hAnsi="Courier New" w:cs="Courier New"/>
+          <w:sz w:val="20"/>
+          <w:szCs w:val="20"/>
+        </w:rPr>
+        <w:t>roc_auc_score</w:t>
+      </w:r>
+      <w:proofErr w:type="spellEnd"/>
+      <w:r>
+        <w:rPr>
+          <w:rFonts w:ascii="Courier New" w:eastAsia="Courier New" w:hAnsi="Courier New" w:cs="Courier New"/>
+          <w:sz w:val="20"/>
+          <w:szCs w:val="20"/>
+        </w:rPr>
+        <w:t xml:space="preserve">, </w:t>
+      </w:r>
+      <w:proofErr w:type="spellStart"/>
+      <w:r>
+        <w:rPr>
+          <w:rFonts w:ascii="Courier New" w:eastAsia="Courier New" w:hAnsi="Courier New" w:cs="Courier New"/>
+          <w:sz w:val="20"/>
+          <w:szCs w:val="20"/>
+        </w:rPr>
+        <w:t>roc_curve</w:t>
+      </w:r>
+      <w:proofErr w:type="spellEnd"/>
+      <w:r>
+        <w:rPr>
+          <w:rFonts w:ascii="Courier New" w:eastAsia="Courier New" w:hAnsi="Courier New" w:cs="Courier New"/>
+          <w:sz w:val="20"/>
+          <w:szCs w:val="20"/>
+        </w:rPr>
+        <w:t xml:space="preserve">) import </w:t>
+      </w:r>
+      <w:proofErr w:type="spellStart"/>
+      <w:r>
+        <w:rPr>
+          <w:rFonts w:ascii="Courier New" w:eastAsia="Courier New" w:hAnsi="Courier New" w:cs="Courier New"/>
+          <w:sz w:val="20"/>
+          <w:szCs w:val="20"/>
+        </w:rPr>
+        <w:t>joblib</w:t>
+      </w:r>
+      <w:proofErr w:type="spellEnd"/>
     </w:p>
     <w:p>
       <w:pPr>
         <w:pStyle w:val="Heading2"/>
       </w:pPr>
+      <w:bookmarkStart w:id="130" w:name="_Toc229918720"/>
+      <w:r>
+        <w:t>A.2 Data Loading</w:t>
+      </w:r>
+      <w:bookmarkEnd w:id="130"/>
+    </w:p>
+    <w:p>
+      <w:pPr>
+        <w:spacing w:after="160" w:line="276" w:lineRule="auto"/>
+      </w:pPr>
+      <w:proofErr w:type="spellStart"/>
+      <w:r>
+        <w:rPr>
+          <w:rFonts w:ascii="Courier New" w:eastAsia="Courier New" w:hAnsi="Courier New" w:cs="Courier New"/>
+          <w:sz w:val="20"/>
+          <w:szCs w:val="20"/>
+        </w:rPr>
+        <w:t>column_names</w:t>
+      </w:r>
+      <w:proofErr w:type="spellEnd"/>
+      <w:r>
+        <w:rPr>
+          <w:rFonts w:ascii="Courier New" w:eastAsia="Courier New" w:hAnsi="Courier New" w:cs="Courier New"/>
+          <w:sz w:val="20"/>
+          <w:szCs w:val="20"/>
+        </w:rPr>
+        <w:t xml:space="preserve"> = ['age','</w:t>
+      </w:r>
+      <w:proofErr w:type="spellStart"/>
+      <w:r>
+        <w:rPr>
+          <w:rFonts w:ascii="Courier New" w:eastAsia="Courier New" w:hAnsi="Courier New" w:cs="Courier New"/>
+          <w:sz w:val="20"/>
+          <w:szCs w:val="20"/>
+        </w:rPr>
+        <w:t>workclass</w:t>
+      </w:r>
+      <w:proofErr w:type="spellEnd"/>
+      <w:r>
+        <w:rPr>
+          <w:rFonts w:ascii="Courier New" w:eastAsia="Courier New" w:hAnsi="Courier New" w:cs="Courier New"/>
+          <w:sz w:val="20"/>
+          <w:szCs w:val="20"/>
+        </w:rPr>
+        <w:t>','</w:t>
+      </w:r>
+      <w:proofErr w:type="spellStart"/>
+      <w:r>
+        <w:rPr>
+          <w:rFonts w:ascii="Courier New" w:eastAsia="Courier New" w:hAnsi="Courier New" w:cs="Courier New"/>
+          <w:sz w:val="20"/>
+          <w:szCs w:val="20"/>
+        </w:rPr>
+        <w:t>fnlwgt</w:t>
+      </w:r>
+      <w:proofErr w:type="spellEnd"/>
+      <w:r>
+        <w:rPr>
+          <w:rFonts w:ascii="Courier New" w:eastAsia="Courier New" w:hAnsi="Courier New" w:cs="Courier New"/>
+          <w:sz w:val="20"/>
+          <w:szCs w:val="20"/>
+        </w:rPr>
+        <w:t>','education','</w:t>
+      </w:r>
+      <w:proofErr w:type="spellStart"/>
+      <w:r>
+        <w:rPr>
+          <w:rFonts w:ascii="Courier New" w:eastAsia="Courier New" w:hAnsi="Courier New" w:cs="Courier New"/>
+          <w:sz w:val="20"/>
+          <w:szCs w:val="20"/>
+        </w:rPr>
+        <w:t>education_num</w:t>
+      </w:r>
+      <w:proofErr w:type="spellEnd"/>
+      <w:r>
+        <w:rPr>
+          <w:rFonts w:ascii="Courier New" w:eastAsia="Courier New" w:hAnsi="Courier New" w:cs="Courier New"/>
+          <w:sz w:val="20"/>
+          <w:szCs w:val="20"/>
+        </w:rPr>
+        <w:t>',     '</w:t>
+      </w:r>
+      <w:proofErr w:type="spellStart"/>
+      <w:r>
+        <w:rPr>
+          <w:rFonts w:ascii="Courier New" w:eastAsia="Courier New" w:hAnsi="Courier New" w:cs="Courier New"/>
+          <w:sz w:val="20"/>
+          <w:szCs w:val="20"/>
+        </w:rPr>
+        <w:t>marital_status','occupation','relationship','race','sex</w:t>
+      </w:r>
+      <w:proofErr w:type="spellEnd"/>
+      <w:r>
+        <w:rPr>
+          <w:rFonts w:ascii="Courier New" w:eastAsia="Courier New" w:hAnsi="Courier New" w:cs="Courier New"/>
+          <w:sz w:val="20"/>
+          <w:szCs w:val="20"/>
+        </w:rPr>
+        <w:t xml:space="preserve">',     'capital_gain','capital_loss','hours_per_week','native_country','income']  </w:t>
+      </w:r>
+      <w:proofErr w:type="spellStart"/>
+      <w:r>
+        <w:rPr>
+          <w:rFonts w:ascii="Courier New" w:eastAsia="Courier New" w:hAnsi="Courier New" w:cs="Courier New"/>
+          <w:sz w:val="20"/>
+          <w:szCs w:val="20"/>
+        </w:rPr>
+        <w:t>train_df</w:t>
+      </w:r>
+      <w:proofErr w:type="spellEnd"/>
+      <w:r>
+        <w:rPr>
+          <w:rFonts w:ascii="Courier New" w:eastAsia="Courier New" w:hAnsi="Courier New" w:cs="Courier New"/>
+          <w:sz w:val="20"/>
+          <w:szCs w:val="20"/>
+        </w:rPr>
+        <w:t xml:space="preserve"> = </w:t>
+      </w:r>
+      <w:proofErr w:type="spellStart"/>
+      <w:r>
+        <w:rPr>
+          <w:rFonts w:ascii="Courier New" w:eastAsia="Courier New" w:hAnsi="Courier New" w:cs="Courier New"/>
+          <w:sz w:val="20"/>
+          <w:szCs w:val="20"/>
+        </w:rPr>
+        <w:t>pd.read_csv</w:t>
+      </w:r>
+      <w:proofErr w:type="spellEnd"/>
+      <w:r>
+        <w:rPr>
+          <w:rFonts w:ascii="Courier New" w:eastAsia="Courier New" w:hAnsi="Courier New" w:cs="Courier New"/>
+          <w:sz w:val="20"/>
+          <w:szCs w:val="20"/>
+        </w:rPr>
+        <w:t>('</w:t>
+      </w:r>
+      <w:proofErr w:type="spellStart"/>
+      <w:r>
+        <w:rPr>
+          <w:rFonts w:ascii="Courier New" w:eastAsia="Courier New" w:hAnsi="Courier New" w:cs="Courier New"/>
+          <w:sz w:val="20"/>
+          <w:szCs w:val="20"/>
+        </w:rPr>
+        <w:t>adult.data</w:t>
+      </w:r>
+      <w:proofErr w:type="spellEnd"/>
+      <w:r>
+        <w:rPr>
+          <w:rFonts w:ascii="Courier New" w:eastAsia="Courier New" w:hAnsi="Courier New" w:cs="Courier New"/>
+          <w:sz w:val="20"/>
+          <w:szCs w:val="20"/>
+        </w:rPr>
+        <w:t>', names=</w:t>
+      </w:r>
+      <w:proofErr w:type="spellStart"/>
+      <w:r>
+        <w:rPr>
+          <w:rFonts w:ascii="Courier New" w:eastAsia="Courier New" w:hAnsi="Courier New" w:cs="Courier New"/>
+          <w:sz w:val="20"/>
+          <w:szCs w:val="20"/>
+        </w:rPr>
+        <w:t>column_names</w:t>
+      </w:r>
+      <w:proofErr w:type="spellEnd"/>
+      <w:r>
+        <w:rPr>
+          <w:rFonts w:ascii="Courier New" w:eastAsia="Courier New" w:hAnsi="Courier New" w:cs="Courier New"/>
+          <w:sz w:val="20"/>
+          <w:szCs w:val="20"/>
+        </w:rPr>
+        <w:t xml:space="preserve">,     </w:t>
+      </w:r>
+      <w:proofErr w:type="spellStart"/>
+      <w:r>
+        <w:rPr>
+          <w:rFonts w:ascii="Courier New" w:eastAsia="Courier New" w:hAnsi="Courier New" w:cs="Courier New"/>
+          <w:sz w:val="20"/>
+          <w:szCs w:val="20"/>
+        </w:rPr>
+        <w:t>sep</w:t>
+      </w:r>
+      <w:proofErr w:type="spellEnd"/>
+      <w:r>
+        <w:rPr>
+          <w:rFonts w:ascii="Courier New" w:eastAsia="Courier New" w:hAnsi="Courier New" w:cs="Courier New"/>
+          <w:sz w:val="20"/>
+          <w:szCs w:val="20"/>
+        </w:rPr>
+        <w:t xml:space="preserve">=', ', engine='python', </w:t>
+      </w:r>
+      <w:proofErr w:type="spellStart"/>
+      <w:r>
+        <w:rPr>
+          <w:rFonts w:ascii="Courier New" w:eastAsia="Courier New" w:hAnsi="Courier New" w:cs="Courier New"/>
+          <w:sz w:val="20"/>
+          <w:szCs w:val="20"/>
+        </w:rPr>
+        <w:t>na_values</w:t>
+      </w:r>
+      <w:proofErr w:type="spellEnd"/>
+      <w:r>
+        <w:rPr>
+          <w:rFonts w:ascii="Courier New" w:eastAsia="Courier New" w:hAnsi="Courier New" w:cs="Courier New"/>
+          <w:sz w:val="20"/>
+          <w:szCs w:val="20"/>
+        </w:rPr>
+        <w:t xml:space="preserve">='?') </w:t>
+      </w:r>
+      <w:proofErr w:type="spellStart"/>
+      <w:r>
+        <w:rPr>
+          <w:rFonts w:ascii="Courier New" w:eastAsia="Courier New" w:hAnsi="Courier New" w:cs="Courier New"/>
+          <w:sz w:val="20"/>
+          <w:szCs w:val="20"/>
+        </w:rPr>
+        <w:t>test_df</w:t>
+      </w:r>
+      <w:proofErr w:type="spellEnd"/>
+      <w:r>
+        <w:rPr>
+          <w:rFonts w:ascii="Courier New" w:eastAsia="Courier New" w:hAnsi="Courier New" w:cs="Courier New"/>
+          <w:sz w:val="20"/>
+          <w:szCs w:val="20"/>
+        </w:rPr>
+        <w:t xml:space="preserve">  = </w:t>
+      </w:r>
+      <w:proofErr w:type="spellStart"/>
+      <w:r>
+        <w:rPr>
+          <w:rFonts w:ascii="Courier New" w:eastAsia="Courier New" w:hAnsi="Courier New" w:cs="Courier New"/>
+          <w:sz w:val="20"/>
+          <w:szCs w:val="20"/>
+        </w:rPr>
+        <w:t>pd.read_csv</w:t>
+      </w:r>
+      <w:proofErr w:type="spellEnd"/>
+      <w:r>
+        <w:rPr>
+          <w:rFonts w:ascii="Courier New" w:eastAsia="Courier New" w:hAnsi="Courier New" w:cs="Courier New"/>
+          <w:sz w:val="20"/>
+          <w:szCs w:val="20"/>
+        </w:rPr>
+        <w:t>('</w:t>
+      </w:r>
+      <w:proofErr w:type="spellStart"/>
+      <w:r>
+        <w:rPr>
+          <w:rFonts w:ascii="Courier New" w:eastAsia="Courier New" w:hAnsi="Courier New" w:cs="Courier New"/>
+          <w:sz w:val="20"/>
+          <w:szCs w:val="20"/>
+        </w:rPr>
+        <w:t>adult.test</w:t>
+      </w:r>
+      <w:proofErr w:type="spellEnd"/>
+      <w:r>
+        <w:rPr>
+          <w:rFonts w:ascii="Courier New" w:eastAsia="Courier New" w:hAnsi="Courier New" w:cs="Courier New"/>
+          <w:sz w:val="20"/>
+          <w:szCs w:val="20"/>
+        </w:rPr>
+        <w:t>', names=</w:t>
+      </w:r>
+      <w:proofErr w:type="spellStart"/>
+      <w:r>
+        <w:rPr>
+          <w:rFonts w:ascii="Courier New" w:eastAsia="Courier New" w:hAnsi="Courier New" w:cs="Courier New"/>
+          <w:sz w:val="20"/>
+          <w:szCs w:val="20"/>
+        </w:rPr>
+        <w:t>column_names</w:t>
+      </w:r>
+      <w:proofErr w:type="spellEnd"/>
+      <w:r>
+        <w:rPr>
+          <w:rFonts w:ascii="Courier New" w:eastAsia="Courier New" w:hAnsi="Courier New" w:cs="Courier New"/>
+          <w:sz w:val="20"/>
+          <w:szCs w:val="20"/>
+        </w:rPr>
+        <w:t xml:space="preserve">,     </w:t>
+      </w:r>
+      <w:proofErr w:type="spellStart"/>
+      <w:r>
+        <w:rPr>
+          <w:rFonts w:ascii="Courier New" w:eastAsia="Courier New" w:hAnsi="Courier New" w:cs="Courier New"/>
+          <w:sz w:val="20"/>
+          <w:szCs w:val="20"/>
+        </w:rPr>
+        <w:t>sep</w:t>
+      </w:r>
+      <w:proofErr w:type="spellEnd"/>
+      <w:r>
+        <w:rPr>
+          <w:rFonts w:ascii="Courier New" w:eastAsia="Courier New" w:hAnsi="Courier New" w:cs="Courier New"/>
+          <w:sz w:val="20"/>
+          <w:szCs w:val="20"/>
+        </w:rPr>
+        <w:t xml:space="preserve">=', ', engine='python', </w:t>
+      </w:r>
+      <w:proofErr w:type="spellStart"/>
+      <w:r>
+        <w:rPr>
+          <w:rFonts w:ascii="Courier New" w:eastAsia="Courier New" w:hAnsi="Courier New" w:cs="Courier New"/>
+          <w:sz w:val="20"/>
+          <w:szCs w:val="20"/>
+        </w:rPr>
+        <w:t>na_values</w:t>
+      </w:r>
+      <w:proofErr w:type="spellEnd"/>
+      <w:r>
+        <w:rPr>
+          <w:rFonts w:ascii="Courier New" w:eastAsia="Courier New" w:hAnsi="Courier New" w:cs="Courier New"/>
+          <w:sz w:val="20"/>
+          <w:szCs w:val="20"/>
+        </w:rPr>
+        <w:t xml:space="preserve">='?', </w:t>
+      </w:r>
+      <w:proofErr w:type="spellStart"/>
+      <w:r>
+        <w:rPr>
+          <w:rFonts w:ascii="Courier New" w:eastAsia="Courier New" w:hAnsi="Courier New" w:cs="Courier New"/>
+          <w:sz w:val="20"/>
+          <w:szCs w:val="20"/>
+        </w:rPr>
+        <w:t>skiprows</w:t>
+      </w:r>
+      <w:proofErr w:type="spellEnd"/>
+      <w:r>
+        <w:rPr>
+          <w:rFonts w:ascii="Courier New" w:eastAsia="Courier New" w:hAnsi="Courier New" w:cs="Courier New"/>
+          <w:sz w:val="20"/>
+          <w:szCs w:val="20"/>
+        </w:rPr>
+        <w:t xml:space="preserve">=1) </w:t>
+      </w:r>
+      <w:proofErr w:type="spellStart"/>
+      <w:r>
+        <w:rPr>
+          <w:rFonts w:ascii="Courier New" w:eastAsia="Courier New" w:hAnsi="Courier New" w:cs="Courier New"/>
+          <w:sz w:val="20"/>
+          <w:szCs w:val="20"/>
+        </w:rPr>
+        <w:t>test_df</w:t>
+      </w:r>
+      <w:proofErr w:type="spellEnd"/>
+      <w:r>
+        <w:rPr>
+          <w:rFonts w:ascii="Courier New" w:eastAsia="Courier New" w:hAnsi="Courier New" w:cs="Courier New"/>
+          <w:sz w:val="20"/>
+          <w:szCs w:val="20"/>
+        </w:rPr>
+        <w:t xml:space="preserve">['income'] = </w:t>
+      </w:r>
+      <w:proofErr w:type="spellStart"/>
+      <w:r>
+        <w:rPr>
+          <w:rFonts w:ascii="Courier New" w:eastAsia="Courier New" w:hAnsi="Courier New" w:cs="Courier New"/>
+          <w:sz w:val="20"/>
+          <w:szCs w:val="20"/>
+        </w:rPr>
+        <w:t>test_df</w:t>
+      </w:r>
+      <w:proofErr w:type="spellEnd"/>
+      <w:r>
+        <w:rPr>
+          <w:rFonts w:ascii="Courier New" w:eastAsia="Courier New" w:hAnsi="Courier New" w:cs="Courier New"/>
+          <w:sz w:val="20"/>
+          <w:szCs w:val="20"/>
+        </w:rPr>
+        <w:t>['income'].</w:t>
+      </w:r>
+      <w:proofErr w:type="spellStart"/>
+      <w:r>
+        <w:rPr>
+          <w:rFonts w:ascii="Courier New" w:eastAsia="Courier New" w:hAnsi="Courier New" w:cs="Courier New"/>
+          <w:sz w:val="20"/>
+          <w:szCs w:val="20"/>
+        </w:rPr>
+        <w:t>str.replace</w:t>
+      </w:r>
+      <w:proofErr w:type="spellEnd"/>
+      <w:r>
+        <w:rPr>
+          <w:rFonts w:ascii="Courier New" w:eastAsia="Courier New" w:hAnsi="Courier New" w:cs="Courier New"/>
+          <w:sz w:val="20"/>
+          <w:szCs w:val="20"/>
+        </w:rPr>
+        <w:t>('.', '', regex=False)</w:t>
+      </w:r>
+    </w:p>
+    <w:p>
+      <w:pPr>
+        <w:pStyle w:val="Heading2"/>
+      </w:pPr>
+      <w:bookmarkStart w:id="131" w:name="_Toc229918721"/>
+      <w:r>
+        <w:t>A.3 Preprocessing Pipeline Construction</w:t>
+      </w:r>
+      <w:bookmarkEnd w:id="131"/>
+    </w:p>
+    <w:p>
+      <w:pPr>
+        <w:spacing w:after="160" w:line="276" w:lineRule="auto"/>
+      </w:pPr>
+      <w:proofErr w:type="spellStart"/>
+      <w:r>
+        <w:rPr>
+          <w:rFonts w:ascii="Courier New" w:eastAsia="Courier New" w:hAnsi="Courier New" w:cs="Courier New"/>
+          <w:sz w:val="20"/>
+          <w:szCs w:val="20"/>
+        </w:rPr>
+        <w:t>numerical_pipeline</w:t>
+      </w:r>
+      <w:proofErr w:type="spellEnd"/>
+      <w:r>
+        <w:rPr>
+          <w:rFonts w:ascii="Courier New" w:eastAsia="Courier New" w:hAnsi="Courier New" w:cs="Courier New"/>
+          <w:sz w:val="20"/>
+          <w:szCs w:val="20"/>
+        </w:rPr>
+        <w:t xml:space="preserve"> = Pipeline(steps=[     ('imputer', </w:t>
+      </w:r>
+      <w:proofErr w:type="spellStart"/>
+      <w:r>
+        <w:rPr>
+          <w:rFonts w:ascii="Courier New" w:eastAsia="Courier New" w:hAnsi="Courier New" w:cs="Courier New"/>
+          <w:sz w:val="20"/>
+          <w:szCs w:val="20"/>
+        </w:rPr>
+        <w:t>SimpleImputer</w:t>
+      </w:r>
+      <w:proofErr w:type="spellEnd"/>
+      <w:r>
+        <w:rPr>
+          <w:rFonts w:ascii="Courier New" w:eastAsia="Courier New" w:hAnsi="Courier New" w:cs="Courier New"/>
+          <w:sz w:val="20"/>
+          <w:szCs w:val="20"/>
+        </w:rPr>
+        <w:t xml:space="preserve">(strategy='median')),     ('scaler',  </w:t>
+      </w:r>
+      <w:proofErr w:type="spellStart"/>
+      <w:r>
+        <w:rPr>
+          <w:rFonts w:ascii="Courier New" w:eastAsia="Courier New" w:hAnsi="Courier New" w:cs="Courier New"/>
+          <w:sz w:val="20"/>
+          <w:szCs w:val="20"/>
+        </w:rPr>
+        <w:t>StandardScaler</w:t>
+      </w:r>
+      <w:proofErr w:type="spellEnd"/>
+      <w:r>
+        <w:rPr>
+          <w:rFonts w:ascii="Courier New" w:eastAsia="Courier New" w:hAnsi="Courier New" w:cs="Courier New"/>
+          <w:sz w:val="20"/>
+          <w:szCs w:val="20"/>
+        </w:rPr>
+        <w:t xml:space="preserve">()) ])  </w:t>
+      </w:r>
+      <w:proofErr w:type="spellStart"/>
+      <w:r>
+        <w:rPr>
+          <w:rFonts w:ascii="Courier New" w:eastAsia="Courier New" w:hAnsi="Courier New" w:cs="Courier New"/>
+          <w:sz w:val="20"/>
+          <w:szCs w:val="20"/>
+        </w:rPr>
+        <w:t>categorical_pipeline</w:t>
+      </w:r>
+      <w:proofErr w:type="spellEnd"/>
+      <w:r>
+        <w:rPr>
+          <w:rFonts w:ascii="Courier New" w:eastAsia="Courier New" w:hAnsi="Courier New" w:cs="Courier New"/>
+          <w:sz w:val="20"/>
+          <w:szCs w:val="20"/>
+        </w:rPr>
+        <w:t xml:space="preserve"> = Pipeline(steps=[     ('imputer', </w:t>
+      </w:r>
+      <w:proofErr w:type="spellStart"/>
+      <w:r>
+        <w:rPr>
+          <w:rFonts w:ascii="Courier New" w:eastAsia="Courier New" w:hAnsi="Courier New" w:cs="Courier New"/>
+          <w:sz w:val="20"/>
+          <w:szCs w:val="20"/>
+        </w:rPr>
+        <w:t>SimpleImputer</w:t>
+      </w:r>
+      <w:proofErr w:type="spellEnd"/>
+      <w:r>
+        <w:rPr>
+          <w:rFonts w:ascii="Courier New" w:eastAsia="Courier New" w:hAnsi="Courier New" w:cs="Courier New"/>
+          <w:sz w:val="20"/>
+          <w:szCs w:val="20"/>
+        </w:rPr>
+        <w:t>(strategy='</w:t>
+      </w:r>
+      <w:proofErr w:type="spellStart"/>
+      <w:r>
+        <w:rPr>
+          <w:rFonts w:ascii="Courier New" w:eastAsia="Courier New" w:hAnsi="Courier New" w:cs="Courier New"/>
+          <w:sz w:val="20"/>
+          <w:szCs w:val="20"/>
+        </w:rPr>
+        <w:t>most_frequent</w:t>
+      </w:r>
+      <w:proofErr w:type="spellEnd"/>
+      <w:r>
+        <w:rPr>
+          <w:rFonts w:ascii="Courier New" w:eastAsia="Courier New" w:hAnsi="Courier New" w:cs="Courier New"/>
+          <w:sz w:val="20"/>
+          <w:szCs w:val="20"/>
+        </w:rPr>
+        <w:t xml:space="preserve">')),     ('encoder', </w:t>
+      </w:r>
+      <w:proofErr w:type="spellStart"/>
+      <w:r>
+        <w:rPr>
+          <w:rFonts w:ascii="Courier New" w:eastAsia="Courier New" w:hAnsi="Courier New" w:cs="Courier New"/>
+          <w:sz w:val="20"/>
+          <w:szCs w:val="20"/>
+        </w:rPr>
+        <w:t>OneHotEncoder</w:t>
+      </w:r>
+      <w:proofErr w:type="spellEnd"/>
+      <w:r>
+        <w:rPr>
+          <w:rFonts w:ascii="Courier New" w:eastAsia="Courier New" w:hAnsi="Courier New" w:cs="Courier New"/>
+          <w:sz w:val="20"/>
+          <w:szCs w:val="20"/>
+        </w:rPr>
+        <w:t>(</w:t>
+      </w:r>
+      <w:proofErr w:type="spellStart"/>
+      <w:r>
+        <w:rPr>
+          <w:rFonts w:ascii="Courier New" w:eastAsia="Courier New" w:hAnsi="Courier New" w:cs="Courier New"/>
+          <w:sz w:val="20"/>
+          <w:szCs w:val="20"/>
+        </w:rPr>
+        <w:t>handle_unknown</w:t>
+      </w:r>
+      <w:proofErr w:type="spellEnd"/>
+      <w:r>
+        <w:rPr>
+          <w:rFonts w:ascii="Courier New" w:eastAsia="Courier New" w:hAnsi="Courier New" w:cs="Courier New"/>
+          <w:sz w:val="20"/>
+          <w:szCs w:val="20"/>
+        </w:rPr>
+        <w:t xml:space="preserve">='ignore', </w:t>
+      </w:r>
+      <w:proofErr w:type="spellStart"/>
+      <w:r>
+        <w:rPr>
+          <w:rFonts w:ascii="Courier New" w:eastAsia="Courier New" w:hAnsi="Courier New" w:cs="Courier New"/>
+          <w:sz w:val="20"/>
+          <w:szCs w:val="20"/>
+        </w:rPr>
+        <w:t>sparse_output</w:t>
+      </w:r>
+      <w:proofErr w:type="spellEnd"/>
+      <w:r>
+        <w:rPr>
+          <w:rFonts w:ascii="Courier New" w:eastAsia="Courier New" w:hAnsi="Courier New" w:cs="Courier New"/>
+          <w:sz w:val="20"/>
+          <w:szCs w:val="20"/>
+        </w:rPr>
+        <w:t xml:space="preserve">=False)) ])  preprocessor = </w:t>
+      </w:r>
+      <w:proofErr w:type="spellStart"/>
+      <w:r>
+        <w:rPr>
+          <w:rFonts w:ascii="Courier New" w:eastAsia="Courier New" w:hAnsi="Courier New" w:cs="Courier New"/>
+          <w:sz w:val="20"/>
+          <w:szCs w:val="20"/>
+        </w:rPr>
+        <w:t>ColumnTransformer</w:t>
+      </w:r>
+      <w:proofErr w:type="spellEnd"/>
+      <w:r>
+        <w:rPr>
+          <w:rFonts w:ascii="Courier New" w:eastAsia="Courier New" w:hAnsi="Courier New" w:cs="Courier New"/>
+          <w:sz w:val="20"/>
+          <w:szCs w:val="20"/>
+        </w:rPr>
+        <w:t>(transformers=[     ('</w:t>
+      </w:r>
+      <w:proofErr w:type="spellStart"/>
+      <w:r>
+        <w:rPr>
+          <w:rFonts w:ascii="Courier New" w:eastAsia="Courier New" w:hAnsi="Courier New" w:cs="Courier New"/>
+          <w:sz w:val="20"/>
+          <w:szCs w:val="20"/>
+        </w:rPr>
+        <w:t>num</w:t>
+      </w:r>
+      <w:proofErr w:type="spellEnd"/>
+      <w:r>
+        <w:rPr>
+          <w:rFonts w:ascii="Courier New" w:eastAsia="Courier New" w:hAnsi="Courier New" w:cs="Courier New"/>
+          <w:sz w:val="20"/>
+          <w:szCs w:val="20"/>
+        </w:rPr>
+        <w:t xml:space="preserve">', </w:t>
+      </w:r>
+      <w:proofErr w:type="spellStart"/>
+      <w:r>
+        <w:rPr>
+          <w:rFonts w:ascii="Courier New" w:eastAsia="Courier New" w:hAnsi="Courier New" w:cs="Courier New"/>
+          <w:sz w:val="20"/>
+          <w:szCs w:val="20"/>
+        </w:rPr>
+        <w:t>numerical_pipeline</w:t>
+      </w:r>
+      <w:proofErr w:type="spellEnd"/>
+      <w:r>
+        <w:rPr>
+          <w:rFonts w:ascii="Courier New" w:eastAsia="Courier New" w:hAnsi="Courier New" w:cs="Courier New"/>
+          <w:sz w:val="20"/>
+          <w:szCs w:val="20"/>
+        </w:rPr>
+        <w:t xml:space="preserve">, </w:t>
+      </w:r>
+      <w:proofErr w:type="spellStart"/>
+      <w:r>
+        <w:rPr>
+          <w:rFonts w:ascii="Courier New" w:eastAsia="Courier New" w:hAnsi="Courier New" w:cs="Courier New"/>
+          <w:sz w:val="20"/>
+          <w:szCs w:val="20"/>
+        </w:rPr>
+        <w:t>numerical_cols</w:t>
+      </w:r>
+      <w:proofErr w:type="spellEnd"/>
+      <w:r>
+        <w:rPr>
+          <w:rFonts w:ascii="Courier New" w:eastAsia="Courier New" w:hAnsi="Courier New" w:cs="Courier New"/>
+          <w:sz w:val="20"/>
+          <w:szCs w:val="20"/>
+        </w:rPr>
+        <w:t xml:space="preserve">),     ('cat', </w:t>
+      </w:r>
+      <w:proofErr w:type="spellStart"/>
+      <w:r>
+        <w:rPr>
+          <w:rFonts w:ascii="Courier New" w:eastAsia="Courier New" w:hAnsi="Courier New" w:cs="Courier New"/>
+          <w:sz w:val="20"/>
+          <w:szCs w:val="20"/>
+        </w:rPr>
+        <w:t>categorical_pipeline</w:t>
+      </w:r>
+      <w:proofErr w:type="spellEnd"/>
+      <w:r>
+        <w:rPr>
+          <w:rFonts w:ascii="Courier New" w:eastAsia="Courier New" w:hAnsi="Courier New" w:cs="Courier New"/>
+          <w:sz w:val="20"/>
+          <w:szCs w:val="20"/>
+        </w:rPr>
+        <w:t xml:space="preserve">, </w:t>
+      </w:r>
+      <w:proofErr w:type="spellStart"/>
+      <w:r>
+        <w:rPr>
+          <w:rFonts w:ascii="Courier New" w:eastAsia="Courier New" w:hAnsi="Courier New" w:cs="Courier New"/>
+          <w:sz w:val="20"/>
+          <w:szCs w:val="20"/>
+        </w:rPr>
+        <w:t>categorical_cols</w:t>
+      </w:r>
+      <w:proofErr w:type="spellEnd"/>
+      <w:r>
+        <w:rPr>
+          <w:rFonts w:ascii="Courier New" w:eastAsia="Courier New" w:hAnsi="Courier New" w:cs="Courier New"/>
+          <w:sz w:val="20"/>
+          <w:szCs w:val="20"/>
+        </w:rPr>
+        <w:t xml:space="preserve">) ])  </w:t>
+      </w:r>
+      <w:proofErr w:type="spellStart"/>
+      <w:r>
+        <w:rPr>
+          <w:rFonts w:ascii="Courier New" w:eastAsia="Courier New" w:hAnsi="Courier New" w:cs="Courier New"/>
+          <w:sz w:val="20"/>
+          <w:szCs w:val="20"/>
+        </w:rPr>
+        <w:t>ml_pipeline</w:t>
+      </w:r>
+      <w:proofErr w:type="spellEnd"/>
+      <w:r>
+        <w:rPr>
+          <w:rFonts w:ascii="Courier New" w:eastAsia="Courier New" w:hAnsi="Courier New" w:cs="Courier New"/>
+          <w:sz w:val="20"/>
+          <w:szCs w:val="20"/>
+        </w:rPr>
+        <w:t xml:space="preserve"> = Pipeline(steps=[     ('preprocessor', preprocessor),     ('classifier',   </w:t>
+      </w:r>
+      <w:proofErr w:type="spellStart"/>
+      <w:r>
+        <w:rPr>
+          <w:rFonts w:ascii="Courier New" w:eastAsia="Courier New" w:hAnsi="Courier New" w:cs="Courier New"/>
+          <w:sz w:val="20"/>
+          <w:szCs w:val="20"/>
+        </w:rPr>
+        <w:t>RandomForestClassifier</w:t>
+      </w:r>
+      <w:proofErr w:type="spellEnd"/>
+      <w:r>
+        <w:rPr>
+          <w:rFonts w:ascii="Courier New" w:eastAsia="Courier New" w:hAnsi="Courier New" w:cs="Courier New"/>
+          <w:sz w:val="20"/>
+          <w:szCs w:val="20"/>
+        </w:rPr>
+        <w:t xml:space="preserve">(                         </w:t>
+      </w:r>
+      <w:proofErr w:type="spellStart"/>
+      <w:r>
+        <w:rPr>
+          <w:rFonts w:ascii="Courier New" w:eastAsia="Courier New" w:hAnsi="Courier New" w:cs="Courier New"/>
+          <w:sz w:val="20"/>
+          <w:szCs w:val="20"/>
+        </w:rPr>
+        <w:t>n_estimators</w:t>
+      </w:r>
+      <w:proofErr w:type="spellEnd"/>
+      <w:r>
+        <w:rPr>
+          <w:rFonts w:ascii="Courier New" w:eastAsia="Courier New" w:hAnsi="Courier New" w:cs="Courier New"/>
+          <w:sz w:val="20"/>
+          <w:szCs w:val="20"/>
+        </w:rPr>
+        <w:t xml:space="preserve">=200,                         </w:t>
+      </w:r>
+      <w:proofErr w:type="spellStart"/>
+      <w:r>
+        <w:rPr>
+          <w:rFonts w:ascii="Courier New" w:eastAsia="Courier New" w:hAnsi="Courier New" w:cs="Courier New"/>
+          <w:sz w:val="20"/>
+          <w:szCs w:val="20"/>
+        </w:rPr>
+        <w:t>max_depth</w:t>
+      </w:r>
+      <w:proofErr w:type="spellEnd"/>
+      <w:r>
+        <w:rPr>
+          <w:rFonts w:ascii="Courier New" w:eastAsia="Courier New" w:hAnsi="Courier New" w:cs="Courier New"/>
+          <w:sz w:val="20"/>
+          <w:szCs w:val="20"/>
+        </w:rPr>
+        <w:t xml:space="preserve">=10,                         </w:t>
+      </w:r>
+      <w:proofErr w:type="spellStart"/>
+      <w:r>
+        <w:rPr>
+          <w:rFonts w:ascii="Courier New" w:eastAsia="Courier New" w:hAnsi="Courier New" w:cs="Courier New"/>
+          <w:sz w:val="20"/>
+          <w:szCs w:val="20"/>
+        </w:rPr>
+        <w:t>min_samples_leaf</w:t>
+      </w:r>
+      <w:proofErr w:type="spellEnd"/>
+      <w:r>
+        <w:rPr>
+          <w:rFonts w:ascii="Courier New" w:eastAsia="Courier New" w:hAnsi="Courier New" w:cs="Courier New"/>
+          <w:sz w:val="20"/>
+          <w:szCs w:val="20"/>
+        </w:rPr>
+        <w:t xml:space="preserve">=5,                         </w:t>
+      </w:r>
+      <w:proofErr w:type="spellStart"/>
+      <w:r>
+        <w:rPr>
+          <w:rFonts w:ascii="Courier New" w:eastAsia="Courier New" w:hAnsi="Courier New" w:cs="Courier New"/>
+          <w:sz w:val="20"/>
+          <w:szCs w:val="20"/>
+        </w:rPr>
+        <w:t>random_state</w:t>
+      </w:r>
+      <w:proofErr w:type="spellEnd"/>
+      <w:r>
+        <w:rPr>
+          <w:rFonts w:ascii="Courier New" w:eastAsia="Courier New" w:hAnsi="Courier New" w:cs="Courier New"/>
+          <w:sz w:val="20"/>
+          <w:szCs w:val="20"/>
+        </w:rPr>
+        <w:t xml:space="preserve">=42,                         </w:t>
+      </w:r>
+      <w:proofErr w:type="spellStart"/>
+      <w:r>
+        <w:rPr>
+          <w:rFonts w:ascii="Courier New" w:eastAsia="Courier New" w:hAnsi="Courier New" w:cs="Courier New"/>
+          <w:sz w:val="20"/>
+          <w:szCs w:val="20"/>
+        </w:rPr>
+        <w:t>n_jobs</w:t>
+      </w:r>
+      <w:proofErr w:type="spellEnd"/>
+      <w:r>
+        <w:rPr>
+          <w:rFonts w:ascii="Courier New" w:eastAsia="Courier New" w:hAnsi="Courier New" w:cs="Courier New"/>
+          <w:sz w:val="20"/>
+          <w:szCs w:val="20"/>
+        </w:rPr>
+        <w:t>=-1                     )) ])</w:t>
+      </w:r>
+    </w:p>
+    <w:p>
+      <w:pPr>
+        <w:pStyle w:val="Heading2"/>
+      </w:pPr>
       <w:bookmarkStart w:id="132" w:name="_Toc229918722"/>
       <w:r>
         <w:t>A.4 Model Training and Evaluation</w:t>
@@ -25707,6 +29419,7 @@
       <w:pPr>
         <w:spacing w:after="160" w:line="276" w:lineRule="auto"/>
       </w:pPr>
+      <w:proofErr w:type="spellStart"/>
       <w:r>
         <w:rPr>
           <w:rFonts w:ascii="Courier New" w:eastAsia="Courier New" w:hAnsi="Courier New" w:cs="Courier New"/>
@@ -25714,30 +29427,913 @@
           <w:szCs w:val="20"/>
         </w:rPr>
         <w:lastRenderedPageBreak/>
-        <w:t>ml_pipeline.fit(X_train, y_train)  cv = StratifiedKFold(n_splits=5, shuffle=True, random_state=42) cv_scores = cross_val_score(ml_pipeline, X_train, y_train,                             cv=cv, scoring='accuracy') print(f'CV Mean Accuracy: {cv_scores.mean():.4f} +/- {cv_scores.std():.4f}')  y_pred       = ml_pipeline.predict(X_test) y_pred_proba = ml_pipeline.predict_proba(X_test)[:, 1]  print(f'Test Accuracy : {accuracy_score(y_test, y_pred):.4f}') print(f'ROC-AUC Score : {roc_auc_score(y_test, y_pred_proba):.4f}') print(classification_report(y_test, y_pred,       target_names=['&lt;=50K', '&gt;50K']))  joblib.dump(ml_pipeline, 'adult_income_pipeline.pkl')</w:t>
-      </w:r>
-    </w:p>
-    <w:p>
-      <w:pPr>
-        <w:pStyle w:val="Heading2"/>
-      </w:pPr>
-      <w:bookmarkStart w:id="133" w:name="_Toc229918723"/>
-      <w:r>
-        <w:t>A.5 Prediction on New Data</w:t>
-      </w:r>
-      <w:bookmarkEnd w:id="133"/>
-    </w:p>
-    <w:p>
-      <w:pPr>
-        <w:spacing w:after="160" w:line="276" w:lineRule="auto"/>
-      </w:pPr>
+        <w:t>ml_pipeline.fit</w:t>
+      </w:r>
+      <w:proofErr w:type="spellEnd"/>
       <w:r>
         <w:rPr>
           <w:rFonts w:ascii="Courier New" w:eastAsia="Courier New" w:hAnsi="Courier New" w:cs="Courier New"/>
           <w:sz w:val="20"/>
           <w:szCs w:val="20"/>
         </w:rPr>
-        <w:t>new_person = pd.DataFrame([{     'age': 35, 'workclass': 'Private', 'education': 'Bachelors',     'education_num': 13, 'marital_status': 'Married-civ-spouse',     'occupation': 'Exec-managerial', 'relationship': 'Husband',     'race': 'White', 'sex': 'Male', 'capital_gain': 5000,     'capital_loss': 0, 'hours_per_week': 45,     'native_country': 'United-States' }]) prediction   = ml_pipeline.predict(new_person)[0] probability  = ml_pipeline.predict_proba(new_person)[0] print(f'Prediction: {"&gt;50K" if prediction==1 else "&lt;=50K"}') print(f'Probability &gt;50K: {probability[1]*100:.1f}%')</w:t>
+        <w:t>(</w:t>
+      </w:r>
+      <w:proofErr w:type="spellStart"/>
+      <w:r>
+        <w:rPr>
+          <w:rFonts w:ascii="Courier New" w:eastAsia="Courier New" w:hAnsi="Courier New" w:cs="Courier New"/>
+          <w:sz w:val="20"/>
+          <w:szCs w:val="20"/>
+        </w:rPr>
+        <w:t>X_train</w:t>
+      </w:r>
+      <w:proofErr w:type="spellEnd"/>
+      <w:r>
+        <w:rPr>
+          <w:rFonts w:ascii="Courier New" w:eastAsia="Courier New" w:hAnsi="Courier New" w:cs="Courier New"/>
+          <w:sz w:val="20"/>
+          <w:szCs w:val="20"/>
+        </w:rPr>
+        <w:t xml:space="preserve">, </w:t>
+      </w:r>
+      <w:proofErr w:type="spellStart"/>
+      <w:r>
+        <w:rPr>
+          <w:rFonts w:ascii="Courier New" w:eastAsia="Courier New" w:hAnsi="Courier New" w:cs="Courier New"/>
+          <w:sz w:val="20"/>
+          <w:szCs w:val="20"/>
+        </w:rPr>
+        <w:t>y_train</w:t>
+      </w:r>
+      <w:proofErr w:type="spellEnd"/>
+      <w:r>
+        <w:rPr>
+          <w:rFonts w:ascii="Courier New" w:eastAsia="Courier New" w:hAnsi="Courier New" w:cs="Courier New"/>
+          <w:sz w:val="20"/>
+          <w:szCs w:val="20"/>
+        </w:rPr>
+        <w:t xml:space="preserve">)  cv = </w:t>
+      </w:r>
+      <w:proofErr w:type="spellStart"/>
+      <w:r>
+        <w:rPr>
+          <w:rFonts w:ascii="Courier New" w:eastAsia="Courier New" w:hAnsi="Courier New" w:cs="Courier New"/>
+          <w:sz w:val="20"/>
+          <w:szCs w:val="20"/>
+        </w:rPr>
+        <w:t>StratifiedKFold</w:t>
+      </w:r>
+      <w:proofErr w:type="spellEnd"/>
+      <w:r>
+        <w:rPr>
+          <w:rFonts w:ascii="Courier New" w:eastAsia="Courier New" w:hAnsi="Courier New" w:cs="Courier New"/>
+          <w:sz w:val="20"/>
+          <w:szCs w:val="20"/>
+        </w:rPr>
+        <w:t>(</w:t>
+      </w:r>
+      <w:proofErr w:type="spellStart"/>
+      <w:r>
+        <w:rPr>
+          <w:rFonts w:ascii="Courier New" w:eastAsia="Courier New" w:hAnsi="Courier New" w:cs="Courier New"/>
+          <w:sz w:val="20"/>
+          <w:szCs w:val="20"/>
+        </w:rPr>
+        <w:t>n_splits</w:t>
+      </w:r>
+      <w:proofErr w:type="spellEnd"/>
+      <w:r>
+        <w:rPr>
+          <w:rFonts w:ascii="Courier New" w:eastAsia="Courier New" w:hAnsi="Courier New" w:cs="Courier New"/>
+          <w:sz w:val="20"/>
+          <w:szCs w:val="20"/>
+        </w:rPr>
+        <w:t xml:space="preserve">=5, shuffle=True, </w:t>
+      </w:r>
+      <w:proofErr w:type="spellStart"/>
+      <w:r>
+        <w:rPr>
+          <w:rFonts w:ascii="Courier New" w:eastAsia="Courier New" w:hAnsi="Courier New" w:cs="Courier New"/>
+          <w:sz w:val="20"/>
+          <w:szCs w:val="20"/>
+        </w:rPr>
+        <w:t>random_state</w:t>
+      </w:r>
+      <w:proofErr w:type="spellEnd"/>
+      <w:r>
+        <w:rPr>
+          <w:rFonts w:ascii="Courier New" w:eastAsia="Courier New" w:hAnsi="Courier New" w:cs="Courier New"/>
+          <w:sz w:val="20"/>
+          <w:szCs w:val="20"/>
+        </w:rPr>
+        <w:t xml:space="preserve">=42) </w:t>
+      </w:r>
+      <w:proofErr w:type="spellStart"/>
+      <w:r>
+        <w:rPr>
+          <w:rFonts w:ascii="Courier New" w:eastAsia="Courier New" w:hAnsi="Courier New" w:cs="Courier New"/>
+          <w:sz w:val="20"/>
+          <w:szCs w:val="20"/>
+        </w:rPr>
+        <w:t>cv_scores</w:t>
+      </w:r>
+      <w:proofErr w:type="spellEnd"/>
+      <w:r>
+        <w:rPr>
+          <w:rFonts w:ascii="Courier New" w:eastAsia="Courier New" w:hAnsi="Courier New" w:cs="Courier New"/>
+          <w:sz w:val="20"/>
+          <w:szCs w:val="20"/>
+        </w:rPr>
+        <w:t xml:space="preserve"> = </w:t>
+      </w:r>
+      <w:proofErr w:type="spellStart"/>
+      <w:r>
+        <w:rPr>
+          <w:rFonts w:ascii="Courier New" w:eastAsia="Courier New" w:hAnsi="Courier New" w:cs="Courier New"/>
+          <w:sz w:val="20"/>
+          <w:szCs w:val="20"/>
+        </w:rPr>
+        <w:t>cross_val_score</w:t>
+      </w:r>
+      <w:proofErr w:type="spellEnd"/>
+      <w:r>
+        <w:rPr>
+          <w:rFonts w:ascii="Courier New" w:eastAsia="Courier New" w:hAnsi="Courier New" w:cs="Courier New"/>
+          <w:sz w:val="20"/>
+          <w:szCs w:val="20"/>
+        </w:rPr>
+        <w:t>(</w:t>
+      </w:r>
+      <w:proofErr w:type="spellStart"/>
+      <w:r>
+        <w:rPr>
+          <w:rFonts w:ascii="Courier New" w:eastAsia="Courier New" w:hAnsi="Courier New" w:cs="Courier New"/>
+          <w:sz w:val="20"/>
+          <w:szCs w:val="20"/>
+        </w:rPr>
+        <w:t>ml_pipeline</w:t>
+      </w:r>
+      <w:proofErr w:type="spellEnd"/>
+      <w:r>
+        <w:rPr>
+          <w:rFonts w:ascii="Courier New" w:eastAsia="Courier New" w:hAnsi="Courier New" w:cs="Courier New"/>
+          <w:sz w:val="20"/>
+          <w:szCs w:val="20"/>
+        </w:rPr>
+        <w:t xml:space="preserve">, </w:t>
+      </w:r>
+      <w:proofErr w:type="spellStart"/>
+      <w:r>
+        <w:rPr>
+          <w:rFonts w:ascii="Courier New" w:eastAsia="Courier New" w:hAnsi="Courier New" w:cs="Courier New"/>
+          <w:sz w:val="20"/>
+          <w:szCs w:val="20"/>
+        </w:rPr>
+        <w:t>X_train</w:t>
+      </w:r>
+      <w:proofErr w:type="spellEnd"/>
+      <w:r>
+        <w:rPr>
+          <w:rFonts w:ascii="Courier New" w:eastAsia="Courier New" w:hAnsi="Courier New" w:cs="Courier New"/>
+          <w:sz w:val="20"/>
+          <w:szCs w:val="20"/>
+        </w:rPr>
+        <w:t xml:space="preserve">, </w:t>
+      </w:r>
+      <w:proofErr w:type="spellStart"/>
+      <w:r>
+        <w:rPr>
+          <w:rFonts w:ascii="Courier New" w:eastAsia="Courier New" w:hAnsi="Courier New" w:cs="Courier New"/>
+          <w:sz w:val="20"/>
+          <w:szCs w:val="20"/>
+        </w:rPr>
+        <w:t>y_train</w:t>
+      </w:r>
+      <w:proofErr w:type="spellEnd"/>
+      <w:r>
+        <w:rPr>
+          <w:rFonts w:ascii="Courier New" w:eastAsia="Courier New" w:hAnsi="Courier New" w:cs="Courier New"/>
+          <w:sz w:val="20"/>
+          <w:szCs w:val="20"/>
+        </w:rPr>
+        <w:t>,                             cv=cv, scoring='accuracy') print(</w:t>
+      </w:r>
+      <w:proofErr w:type="spellStart"/>
+      <w:r>
+        <w:rPr>
+          <w:rFonts w:ascii="Courier New" w:eastAsia="Courier New" w:hAnsi="Courier New" w:cs="Courier New"/>
+          <w:sz w:val="20"/>
+          <w:szCs w:val="20"/>
+        </w:rPr>
+        <w:t>f'CV</w:t>
+      </w:r>
+      <w:proofErr w:type="spellEnd"/>
+      <w:r>
+        <w:rPr>
+          <w:rFonts w:ascii="Courier New" w:eastAsia="Courier New" w:hAnsi="Courier New" w:cs="Courier New"/>
+          <w:sz w:val="20"/>
+          <w:szCs w:val="20"/>
+        </w:rPr>
+        <w:t xml:space="preserve"> Mean Accuracy: {</w:t>
+      </w:r>
+      <w:proofErr w:type="spellStart"/>
+      <w:r>
+        <w:rPr>
+          <w:rFonts w:ascii="Courier New" w:eastAsia="Courier New" w:hAnsi="Courier New" w:cs="Courier New"/>
+          <w:sz w:val="20"/>
+          <w:szCs w:val="20"/>
+        </w:rPr>
+        <w:t>cv_scores.mean</w:t>
+      </w:r>
+      <w:proofErr w:type="spellEnd"/>
+      <w:r>
+        <w:rPr>
+          <w:rFonts w:ascii="Courier New" w:eastAsia="Courier New" w:hAnsi="Courier New" w:cs="Courier New"/>
+          <w:sz w:val="20"/>
+          <w:szCs w:val="20"/>
+        </w:rPr>
+        <w:t>():.4f} +/- {</w:t>
+      </w:r>
+      <w:proofErr w:type="spellStart"/>
+      <w:r>
+        <w:rPr>
+          <w:rFonts w:ascii="Courier New" w:eastAsia="Courier New" w:hAnsi="Courier New" w:cs="Courier New"/>
+          <w:sz w:val="20"/>
+          <w:szCs w:val="20"/>
+        </w:rPr>
+        <w:t>cv_scores.std</w:t>
+      </w:r>
+      <w:proofErr w:type="spellEnd"/>
+      <w:r>
+        <w:rPr>
+          <w:rFonts w:ascii="Courier New" w:eastAsia="Courier New" w:hAnsi="Courier New" w:cs="Courier New"/>
+          <w:sz w:val="20"/>
+          <w:szCs w:val="20"/>
+        </w:rPr>
+        <w:t xml:space="preserve">():.4f}')  </w:t>
+      </w:r>
+      <w:proofErr w:type="spellStart"/>
+      <w:r>
+        <w:rPr>
+          <w:rFonts w:ascii="Courier New" w:eastAsia="Courier New" w:hAnsi="Courier New" w:cs="Courier New"/>
+          <w:sz w:val="20"/>
+          <w:szCs w:val="20"/>
+        </w:rPr>
+        <w:t>y_pred</w:t>
+      </w:r>
+      <w:proofErr w:type="spellEnd"/>
+      <w:r>
+        <w:rPr>
+          <w:rFonts w:ascii="Courier New" w:eastAsia="Courier New" w:hAnsi="Courier New" w:cs="Courier New"/>
+          <w:sz w:val="20"/>
+          <w:szCs w:val="20"/>
+        </w:rPr>
+        <w:t xml:space="preserve">       = </w:t>
+      </w:r>
+      <w:proofErr w:type="spellStart"/>
+      <w:r>
+        <w:rPr>
+          <w:rFonts w:ascii="Courier New" w:eastAsia="Courier New" w:hAnsi="Courier New" w:cs="Courier New"/>
+          <w:sz w:val="20"/>
+          <w:szCs w:val="20"/>
+        </w:rPr>
+        <w:t>ml_pipeline.predict</w:t>
+      </w:r>
+      <w:proofErr w:type="spellEnd"/>
+      <w:r>
+        <w:rPr>
+          <w:rFonts w:ascii="Courier New" w:eastAsia="Courier New" w:hAnsi="Courier New" w:cs="Courier New"/>
+          <w:sz w:val="20"/>
+          <w:szCs w:val="20"/>
+        </w:rPr>
+        <w:t>(</w:t>
+      </w:r>
+      <w:proofErr w:type="spellStart"/>
+      <w:r>
+        <w:rPr>
+          <w:rFonts w:ascii="Courier New" w:eastAsia="Courier New" w:hAnsi="Courier New" w:cs="Courier New"/>
+          <w:sz w:val="20"/>
+          <w:szCs w:val="20"/>
+        </w:rPr>
+        <w:t>X_test</w:t>
+      </w:r>
+      <w:proofErr w:type="spellEnd"/>
+      <w:r>
+        <w:rPr>
+          <w:rFonts w:ascii="Courier New" w:eastAsia="Courier New" w:hAnsi="Courier New" w:cs="Courier New"/>
+          <w:sz w:val="20"/>
+          <w:szCs w:val="20"/>
+        </w:rPr>
+        <w:t xml:space="preserve">) </w:t>
+      </w:r>
+      <w:proofErr w:type="spellStart"/>
+      <w:r>
+        <w:rPr>
+          <w:rFonts w:ascii="Courier New" w:eastAsia="Courier New" w:hAnsi="Courier New" w:cs="Courier New"/>
+          <w:sz w:val="20"/>
+          <w:szCs w:val="20"/>
+        </w:rPr>
+        <w:t>y_pred_proba</w:t>
+      </w:r>
+      <w:proofErr w:type="spellEnd"/>
+      <w:r>
+        <w:rPr>
+          <w:rFonts w:ascii="Courier New" w:eastAsia="Courier New" w:hAnsi="Courier New" w:cs="Courier New"/>
+          <w:sz w:val="20"/>
+          <w:szCs w:val="20"/>
+        </w:rPr>
+        <w:t xml:space="preserve"> = </w:t>
+      </w:r>
+      <w:proofErr w:type="spellStart"/>
+      <w:r>
+        <w:rPr>
+          <w:rFonts w:ascii="Courier New" w:eastAsia="Courier New" w:hAnsi="Courier New" w:cs="Courier New"/>
+          <w:sz w:val="20"/>
+          <w:szCs w:val="20"/>
+        </w:rPr>
+        <w:t>ml_pipeline.predict_proba</w:t>
+      </w:r>
+      <w:proofErr w:type="spellEnd"/>
+      <w:r>
+        <w:rPr>
+          <w:rFonts w:ascii="Courier New" w:eastAsia="Courier New" w:hAnsi="Courier New" w:cs="Courier New"/>
+          <w:sz w:val="20"/>
+          <w:szCs w:val="20"/>
+        </w:rPr>
+        <w:t>(</w:t>
+      </w:r>
+      <w:proofErr w:type="spellStart"/>
+      <w:r>
+        <w:rPr>
+          <w:rFonts w:ascii="Courier New" w:eastAsia="Courier New" w:hAnsi="Courier New" w:cs="Courier New"/>
+          <w:sz w:val="20"/>
+          <w:szCs w:val="20"/>
+        </w:rPr>
+        <w:t>X_test</w:t>
+      </w:r>
+      <w:proofErr w:type="spellEnd"/>
+      <w:r>
+        <w:rPr>
+          <w:rFonts w:ascii="Courier New" w:eastAsia="Courier New" w:hAnsi="Courier New" w:cs="Courier New"/>
+          <w:sz w:val="20"/>
+          <w:szCs w:val="20"/>
+        </w:rPr>
+        <w:t>)[:, 1]  print(</w:t>
+      </w:r>
+      <w:proofErr w:type="spellStart"/>
+      <w:r>
+        <w:rPr>
+          <w:rFonts w:ascii="Courier New" w:eastAsia="Courier New" w:hAnsi="Courier New" w:cs="Courier New"/>
+          <w:sz w:val="20"/>
+          <w:szCs w:val="20"/>
+        </w:rPr>
+        <w:t>f'Test</w:t>
+      </w:r>
+      <w:proofErr w:type="spellEnd"/>
+      <w:r>
+        <w:rPr>
+          <w:rFonts w:ascii="Courier New" w:eastAsia="Courier New" w:hAnsi="Courier New" w:cs="Courier New"/>
+          <w:sz w:val="20"/>
+          <w:szCs w:val="20"/>
+        </w:rPr>
+        <w:t xml:space="preserve"> Accuracy : {</w:t>
+      </w:r>
+      <w:proofErr w:type="spellStart"/>
+      <w:r>
+        <w:rPr>
+          <w:rFonts w:ascii="Courier New" w:eastAsia="Courier New" w:hAnsi="Courier New" w:cs="Courier New"/>
+          <w:sz w:val="20"/>
+          <w:szCs w:val="20"/>
+        </w:rPr>
+        <w:t>accuracy_score</w:t>
+      </w:r>
+      <w:proofErr w:type="spellEnd"/>
+      <w:r>
+        <w:rPr>
+          <w:rFonts w:ascii="Courier New" w:eastAsia="Courier New" w:hAnsi="Courier New" w:cs="Courier New"/>
+          <w:sz w:val="20"/>
+          <w:szCs w:val="20"/>
+        </w:rPr>
+        <w:t>(</w:t>
+      </w:r>
+      <w:proofErr w:type="spellStart"/>
+      <w:r>
+        <w:rPr>
+          <w:rFonts w:ascii="Courier New" w:eastAsia="Courier New" w:hAnsi="Courier New" w:cs="Courier New"/>
+          <w:sz w:val="20"/>
+          <w:szCs w:val="20"/>
+        </w:rPr>
+        <w:t>y_test</w:t>
+      </w:r>
+      <w:proofErr w:type="spellEnd"/>
+      <w:r>
+        <w:rPr>
+          <w:rFonts w:ascii="Courier New" w:eastAsia="Courier New" w:hAnsi="Courier New" w:cs="Courier New"/>
+          <w:sz w:val="20"/>
+          <w:szCs w:val="20"/>
+        </w:rPr>
+        <w:t xml:space="preserve">, </w:t>
+      </w:r>
+      <w:proofErr w:type="spellStart"/>
+      <w:r>
+        <w:rPr>
+          <w:rFonts w:ascii="Courier New" w:eastAsia="Courier New" w:hAnsi="Courier New" w:cs="Courier New"/>
+          <w:sz w:val="20"/>
+          <w:szCs w:val="20"/>
+        </w:rPr>
+        <w:t>y_pred</w:t>
+      </w:r>
+      <w:proofErr w:type="spellEnd"/>
+      <w:r>
+        <w:rPr>
+          <w:rFonts w:ascii="Courier New" w:eastAsia="Courier New" w:hAnsi="Courier New" w:cs="Courier New"/>
+          <w:sz w:val="20"/>
+          <w:szCs w:val="20"/>
+        </w:rPr>
+        <w:t>):.4f}') print(</w:t>
+      </w:r>
+      <w:proofErr w:type="spellStart"/>
+      <w:r>
+        <w:rPr>
+          <w:rFonts w:ascii="Courier New" w:eastAsia="Courier New" w:hAnsi="Courier New" w:cs="Courier New"/>
+          <w:sz w:val="20"/>
+          <w:szCs w:val="20"/>
+        </w:rPr>
+        <w:t>f'ROC</w:t>
+      </w:r>
+      <w:proofErr w:type="spellEnd"/>
+      <w:r>
+        <w:rPr>
+          <w:rFonts w:ascii="Courier New" w:eastAsia="Courier New" w:hAnsi="Courier New" w:cs="Courier New"/>
+          <w:sz w:val="20"/>
+          <w:szCs w:val="20"/>
+        </w:rPr>
+        <w:t>-AUC Score : {</w:t>
+      </w:r>
+      <w:proofErr w:type="spellStart"/>
+      <w:r>
+        <w:rPr>
+          <w:rFonts w:ascii="Courier New" w:eastAsia="Courier New" w:hAnsi="Courier New" w:cs="Courier New"/>
+          <w:sz w:val="20"/>
+          <w:szCs w:val="20"/>
+        </w:rPr>
+        <w:t>roc_auc_score</w:t>
+      </w:r>
+      <w:proofErr w:type="spellEnd"/>
+      <w:r>
+        <w:rPr>
+          <w:rFonts w:ascii="Courier New" w:eastAsia="Courier New" w:hAnsi="Courier New" w:cs="Courier New"/>
+          <w:sz w:val="20"/>
+          <w:szCs w:val="20"/>
+        </w:rPr>
+        <w:t>(</w:t>
+      </w:r>
+      <w:proofErr w:type="spellStart"/>
+      <w:r>
+        <w:rPr>
+          <w:rFonts w:ascii="Courier New" w:eastAsia="Courier New" w:hAnsi="Courier New" w:cs="Courier New"/>
+          <w:sz w:val="20"/>
+          <w:szCs w:val="20"/>
+        </w:rPr>
+        <w:t>y_test</w:t>
+      </w:r>
+      <w:proofErr w:type="spellEnd"/>
+      <w:r>
+        <w:rPr>
+          <w:rFonts w:ascii="Courier New" w:eastAsia="Courier New" w:hAnsi="Courier New" w:cs="Courier New"/>
+          <w:sz w:val="20"/>
+          <w:szCs w:val="20"/>
+        </w:rPr>
+        <w:t xml:space="preserve">, </w:t>
+      </w:r>
+      <w:proofErr w:type="spellStart"/>
+      <w:r>
+        <w:rPr>
+          <w:rFonts w:ascii="Courier New" w:eastAsia="Courier New" w:hAnsi="Courier New" w:cs="Courier New"/>
+          <w:sz w:val="20"/>
+          <w:szCs w:val="20"/>
+        </w:rPr>
+        <w:t>y_pred_proba</w:t>
+      </w:r>
+      <w:proofErr w:type="spellEnd"/>
+      <w:r>
+        <w:rPr>
+          <w:rFonts w:ascii="Courier New" w:eastAsia="Courier New" w:hAnsi="Courier New" w:cs="Courier New"/>
+          <w:sz w:val="20"/>
+          <w:szCs w:val="20"/>
+        </w:rPr>
+        <w:t>):.4f}') print(</w:t>
+      </w:r>
+      <w:proofErr w:type="spellStart"/>
+      <w:r>
+        <w:rPr>
+          <w:rFonts w:ascii="Courier New" w:eastAsia="Courier New" w:hAnsi="Courier New" w:cs="Courier New"/>
+          <w:sz w:val="20"/>
+          <w:szCs w:val="20"/>
+        </w:rPr>
+        <w:t>classification_report</w:t>
+      </w:r>
+      <w:proofErr w:type="spellEnd"/>
+      <w:r>
+        <w:rPr>
+          <w:rFonts w:ascii="Courier New" w:eastAsia="Courier New" w:hAnsi="Courier New" w:cs="Courier New"/>
+          <w:sz w:val="20"/>
+          <w:szCs w:val="20"/>
+        </w:rPr>
+        <w:t>(</w:t>
+      </w:r>
+      <w:proofErr w:type="spellStart"/>
+      <w:r>
+        <w:rPr>
+          <w:rFonts w:ascii="Courier New" w:eastAsia="Courier New" w:hAnsi="Courier New" w:cs="Courier New"/>
+          <w:sz w:val="20"/>
+          <w:szCs w:val="20"/>
+        </w:rPr>
+        <w:t>y_test</w:t>
+      </w:r>
+      <w:proofErr w:type="spellEnd"/>
+      <w:r>
+        <w:rPr>
+          <w:rFonts w:ascii="Courier New" w:eastAsia="Courier New" w:hAnsi="Courier New" w:cs="Courier New"/>
+          <w:sz w:val="20"/>
+          <w:szCs w:val="20"/>
+        </w:rPr>
+        <w:t xml:space="preserve">, </w:t>
+      </w:r>
+      <w:proofErr w:type="spellStart"/>
+      <w:r>
+        <w:rPr>
+          <w:rFonts w:ascii="Courier New" w:eastAsia="Courier New" w:hAnsi="Courier New" w:cs="Courier New"/>
+          <w:sz w:val="20"/>
+          <w:szCs w:val="20"/>
+        </w:rPr>
+        <w:t>y_pred</w:t>
+      </w:r>
+      <w:proofErr w:type="spellEnd"/>
+      <w:r>
+        <w:rPr>
+          <w:rFonts w:ascii="Courier New" w:eastAsia="Courier New" w:hAnsi="Courier New" w:cs="Courier New"/>
+          <w:sz w:val="20"/>
+          <w:szCs w:val="20"/>
+        </w:rPr>
+        <w:t xml:space="preserve">,       </w:t>
+      </w:r>
+      <w:proofErr w:type="spellStart"/>
+      <w:r>
+        <w:rPr>
+          <w:rFonts w:ascii="Courier New" w:eastAsia="Courier New" w:hAnsi="Courier New" w:cs="Courier New"/>
+          <w:sz w:val="20"/>
+          <w:szCs w:val="20"/>
+        </w:rPr>
+        <w:t>target_names</w:t>
+      </w:r>
+      <w:proofErr w:type="spellEnd"/>
+      <w:r>
+        <w:rPr>
+          <w:rFonts w:ascii="Courier New" w:eastAsia="Courier New" w:hAnsi="Courier New" w:cs="Courier New"/>
+          <w:sz w:val="20"/>
+          <w:szCs w:val="20"/>
+        </w:rPr>
+        <w:t xml:space="preserve">=['&lt;=50K', '&gt;50K']))  </w:t>
+      </w:r>
+      <w:proofErr w:type="spellStart"/>
+      <w:r>
+        <w:rPr>
+          <w:rFonts w:ascii="Courier New" w:eastAsia="Courier New" w:hAnsi="Courier New" w:cs="Courier New"/>
+          <w:sz w:val="20"/>
+          <w:szCs w:val="20"/>
+        </w:rPr>
+        <w:t>joblib.dump</w:t>
+      </w:r>
+      <w:proofErr w:type="spellEnd"/>
+      <w:r>
+        <w:rPr>
+          <w:rFonts w:ascii="Courier New" w:eastAsia="Courier New" w:hAnsi="Courier New" w:cs="Courier New"/>
+          <w:sz w:val="20"/>
+          <w:szCs w:val="20"/>
+        </w:rPr>
+        <w:t>(</w:t>
+      </w:r>
+      <w:proofErr w:type="spellStart"/>
+      <w:r>
+        <w:rPr>
+          <w:rFonts w:ascii="Courier New" w:eastAsia="Courier New" w:hAnsi="Courier New" w:cs="Courier New"/>
+          <w:sz w:val="20"/>
+          <w:szCs w:val="20"/>
+        </w:rPr>
+        <w:t>ml_pipeline</w:t>
+      </w:r>
+      <w:proofErr w:type="spellEnd"/>
+      <w:r>
+        <w:rPr>
+          <w:rFonts w:ascii="Courier New" w:eastAsia="Courier New" w:hAnsi="Courier New" w:cs="Courier New"/>
+          <w:sz w:val="20"/>
+          <w:szCs w:val="20"/>
+        </w:rPr>
+        <w:t>, '</w:t>
+      </w:r>
+      <w:proofErr w:type="spellStart"/>
+      <w:r>
+        <w:rPr>
+          <w:rFonts w:ascii="Courier New" w:eastAsia="Courier New" w:hAnsi="Courier New" w:cs="Courier New"/>
+          <w:sz w:val="20"/>
+          <w:szCs w:val="20"/>
+        </w:rPr>
+        <w:t>adult_income_pipeline.pkl</w:t>
+      </w:r>
+      <w:proofErr w:type="spellEnd"/>
+      <w:r>
+        <w:rPr>
+          <w:rFonts w:ascii="Courier New" w:eastAsia="Courier New" w:hAnsi="Courier New" w:cs="Courier New"/>
+          <w:sz w:val="20"/>
+          <w:szCs w:val="20"/>
+        </w:rPr>
+        <w:t>')</w:t>
+      </w:r>
+    </w:p>
+    <w:p>
+      <w:pPr>
+        <w:pStyle w:val="Heading2"/>
+      </w:pPr>
+      <w:bookmarkStart w:id="133" w:name="_Toc229918723"/>
+      <w:r>
+        <w:t>A.5 Prediction on New Data</w:t>
+      </w:r>
+      <w:bookmarkEnd w:id="133"/>
+    </w:p>
+    <w:p>
+      <w:pPr>
+        <w:spacing w:after="160" w:line="276" w:lineRule="auto"/>
+      </w:pPr>
+      <w:proofErr w:type="spellStart"/>
+      <w:r>
+        <w:rPr>
+          <w:rFonts w:ascii="Courier New" w:eastAsia="Courier New" w:hAnsi="Courier New" w:cs="Courier New"/>
+          <w:sz w:val="20"/>
+          <w:szCs w:val="20"/>
+        </w:rPr>
+        <w:t>new_person</w:t>
+      </w:r>
+      <w:proofErr w:type="spellEnd"/>
+      <w:r>
+        <w:rPr>
+          <w:rFonts w:ascii="Courier New" w:eastAsia="Courier New" w:hAnsi="Courier New" w:cs="Courier New"/>
+          <w:sz w:val="20"/>
+          <w:szCs w:val="20"/>
+        </w:rPr>
+        <w:t xml:space="preserve"> = </w:t>
+      </w:r>
+      <w:proofErr w:type="spellStart"/>
+      <w:r>
+        <w:rPr>
+          <w:rFonts w:ascii="Courier New" w:eastAsia="Courier New" w:hAnsi="Courier New" w:cs="Courier New"/>
+          <w:sz w:val="20"/>
+          <w:szCs w:val="20"/>
+        </w:rPr>
+        <w:t>pd.DataFrame</w:t>
+      </w:r>
+      <w:proofErr w:type="spellEnd"/>
+      <w:r>
+        <w:rPr>
+          <w:rFonts w:ascii="Courier New" w:eastAsia="Courier New" w:hAnsi="Courier New" w:cs="Courier New"/>
+          <w:sz w:val="20"/>
+          <w:szCs w:val="20"/>
+        </w:rPr>
+        <w:t>([{     'age': 35, '</w:t>
+      </w:r>
+      <w:proofErr w:type="spellStart"/>
+      <w:r>
+        <w:rPr>
+          <w:rFonts w:ascii="Courier New" w:eastAsia="Courier New" w:hAnsi="Courier New" w:cs="Courier New"/>
+          <w:sz w:val="20"/>
+          <w:szCs w:val="20"/>
+        </w:rPr>
+        <w:t>workclass</w:t>
+      </w:r>
+      <w:proofErr w:type="spellEnd"/>
+      <w:r>
+        <w:rPr>
+          <w:rFonts w:ascii="Courier New" w:eastAsia="Courier New" w:hAnsi="Courier New" w:cs="Courier New"/>
+          <w:sz w:val="20"/>
+          <w:szCs w:val="20"/>
+        </w:rPr>
+        <w:t>': 'Private', 'education': 'Bachelors',     '</w:t>
+      </w:r>
+      <w:proofErr w:type="spellStart"/>
+      <w:r>
+        <w:rPr>
+          <w:rFonts w:ascii="Courier New" w:eastAsia="Courier New" w:hAnsi="Courier New" w:cs="Courier New"/>
+          <w:sz w:val="20"/>
+          <w:szCs w:val="20"/>
+        </w:rPr>
+        <w:t>education_num</w:t>
+      </w:r>
+      <w:proofErr w:type="spellEnd"/>
+      <w:r>
+        <w:rPr>
+          <w:rFonts w:ascii="Courier New" w:eastAsia="Courier New" w:hAnsi="Courier New" w:cs="Courier New"/>
+          <w:sz w:val="20"/>
+          <w:szCs w:val="20"/>
+        </w:rPr>
+        <w:t>': 13, '</w:t>
+      </w:r>
+      <w:proofErr w:type="spellStart"/>
+      <w:r>
+        <w:rPr>
+          <w:rFonts w:ascii="Courier New" w:eastAsia="Courier New" w:hAnsi="Courier New" w:cs="Courier New"/>
+          <w:sz w:val="20"/>
+          <w:szCs w:val="20"/>
+        </w:rPr>
+        <w:t>marital_status</w:t>
+      </w:r>
+      <w:proofErr w:type="spellEnd"/>
+      <w:r>
+        <w:rPr>
+          <w:rFonts w:ascii="Courier New" w:eastAsia="Courier New" w:hAnsi="Courier New" w:cs="Courier New"/>
+          <w:sz w:val="20"/>
+          <w:szCs w:val="20"/>
+        </w:rPr>
+        <w:t>': 'Married-civ-spouse',     'occupation': 'Exec-managerial', 'relationship': 'Husband',     'race': 'White', 'sex': 'Male', '</w:t>
+      </w:r>
+      <w:proofErr w:type="spellStart"/>
+      <w:r>
+        <w:rPr>
+          <w:rFonts w:ascii="Courier New" w:eastAsia="Courier New" w:hAnsi="Courier New" w:cs="Courier New"/>
+          <w:sz w:val="20"/>
+          <w:szCs w:val="20"/>
+        </w:rPr>
+        <w:t>capital_gain</w:t>
+      </w:r>
+      <w:proofErr w:type="spellEnd"/>
+      <w:r>
+        <w:rPr>
+          <w:rFonts w:ascii="Courier New" w:eastAsia="Courier New" w:hAnsi="Courier New" w:cs="Courier New"/>
+          <w:sz w:val="20"/>
+          <w:szCs w:val="20"/>
+        </w:rPr>
+        <w:t>': 5000,     '</w:t>
+      </w:r>
+      <w:proofErr w:type="spellStart"/>
+      <w:r>
+        <w:rPr>
+          <w:rFonts w:ascii="Courier New" w:eastAsia="Courier New" w:hAnsi="Courier New" w:cs="Courier New"/>
+          <w:sz w:val="20"/>
+          <w:szCs w:val="20"/>
+        </w:rPr>
+        <w:t>capital_loss</w:t>
+      </w:r>
+      <w:proofErr w:type="spellEnd"/>
+      <w:r>
+        <w:rPr>
+          <w:rFonts w:ascii="Courier New" w:eastAsia="Courier New" w:hAnsi="Courier New" w:cs="Courier New"/>
+          <w:sz w:val="20"/>
+          <w:szCs w:val="20"/>
+        </w:rPr>
+        <w:t>': 0, '</w:t>
+      </w:r>
+      <w:proofErr w:type="spellStart"/>
+      <w:r>
+        <w:rPr>
+          <w:rFonts w:ascii="Courier New" w:eastAsia="Courier New" w:hAnsi="Courier New" w:cs="Courier New"/>
+          <w:sz w:val="20"/>
+          <w:szCs w:val="20"/>
+        </w:rPr>
+        <w:t>hours_per_week</w:t>
+      </w:r>
+      <w:proofErr w:type="spellEnd"/>
+      <w:r>
+        <w:rPr>
+          <w:rFonts w:ascii="Courier New" w:eastAsia="Courier New" w:hAnsi="Courier New" w:cs="Courier New"/>
+          <w:sz w:val="20"/>
+          <w:szCs w:val="20"/>
+        </w:rPr>
+        <w:t>': 45,     '</w:t>
+      </w:r>
+      <w:proofErr w:type="spellStart"/>
+      <w:r>
+        <w:rPr>
+          <w:rFonts w:ascii="Courier New" w:eastAsia="Courier New" w:hAnsi="Courier New" w:cs="Courier New"/>
+          <w:sz w:val="20"/>
+          <w:szCs w:val="20"/>
+        </w:rPr>
+        <w:t>native_country</w:t>
+      </w:r>
+      <w:proofErr w:type="spellEnd"/>
+      <w:r>
+        <w:rPr>
+          <w:rFonts w:ascii="Courier New" w:eastAsia="Courier New" w:hAnsi="Courier New" w:cs="Courier New"/>
+          <w:sz w:val="20"/>
+          <w:szCs w:val="20"/>
+        </w:rPr>
+        <w:t xml:space="preserve">': 'United-States' }]) prediction   = </w:t>
+      </w:r>
+      <w:proofErr w:type="spellStart"/>
+      <w:r>
+        <w:rPr>
+          <w:rFonts w:ascii="Courier New" w:eastAsia="Courier New" w:hAnsi="Courier New" w:cs="Courier New"/>
+          <w:sz w:val="20"/>
+          <w:szCs w:val="20"/>
+        </w:rPr>
+        <w:t>ml_pipeline.predict</w:t>
+      </w:r>
+      <w:proofErr w:type="spellEnd"/>
+      <w:r>
+        <w:rPr>
+          <w:rFonts w:ascii="Courier New" w:eastAsia="Courier New" w:hAnsi="Courier New" w:cs="Courier New"/>
+          <w:sz w:val="20"/>
+          <w:szCs w:val="20"/>
+        </w:rPr>
+        <w:t>(</w:t>
+      </w:r>
+      <w:proofErr w:type="spellStart"/>
+      <w:r>
+        <w:rPr>
+          <w:rFonts w:ascii="Courier New" w:eastAsia="Courier New" w:hAnsi="Courier New" w:cs="Courier New"/>
+          <w:sz w:val="20"/>
+          <w:szCs w:val="20"/>
+        </w:rPr>
+        <w:t>new_person</w:t>
+      </w:r>
+      <w:proofErr w:type="spellEnd"/>
+      <w:r>
+        <w:rPr>
+          <w:rFonts w:ascii="Courier New" w:eastAsia="Courier New" w:hAnsi="Courier New" w:cs="Courier New"/>
+          <w:sz w:val="20"/>
+          <w:szCs w:val="20"/>
+        </w:rPr>
+        <w:t xml:space="preserve">)[0] probability  = </w:t>
+      </w:r>
+      <w:proofErr w:type="spellStart"/>
+      <w:r>
+        <w:rPr>
+          <w:rFonts w:ascii="Courier New" w:eastAsia="Courier New" w:hAnsi="Courier New" w:cs="Courier New"/>
+          <w:sz w:val="20"/>
+          <w:szCs w:val="20"/>
+        </w:rPr>
+        <w:t>ml_pipeline.predict_proba</w:t>
+      </w:r>
+      <w:proofErr w:type="spellEnd"/>
+      <w:r>
+        <w:rPr>
+          <w:rFonts w:ascii="Courier New" w:eastAsia="Courier New" w:hAnsi="Courier New" w:cs="Courier New"/>
+          <w:sz w:val="20"/>
+          <w:szCs w:val="20"/>
+        </w:rPr>
+        <w:t>(</w:t>
+      </w:r>
+      <w:proofErr w:type="spellStart"/>
+      <w:r>
+        <w:rPr>
+          <w:rFonts w:ascii="Courier New" w:eastAsia="Courier New" w:hAnsi="Courier New" w:cs="Courier New"/>
+          <w:sz w:val="20"/>
+          <w:szCs w:val="20"/>
+        </w:rPr>
+        <w:t>new_person</w:t>
+      </w:r>
+      <w:proofErr w:type="spellEnd"/>
+      <w:r>
+        <w:rPr>
+          <w:rFonts w:ascii="Courier New" w:eastAsia="Courier New" w:hAnsi="Courier New" w:cs="Courier New"/>
+          <w:sz w:val="20"/>
+          <w:szCs w:val="20"/>
+        </w:rPr>
+        <w:t>)[0] print(</w:t>
+      </w:r>
+      <w:proofErr w:type="spellStart"/>
+      <w:r>
+        <w:rPr>
+          <w:rFonts w:ascii="Courier New" w:eastAsia="Courier New" w:hAnsi="Courier New" w:cs="Courier New"/>
+          <w:sz w:val="20"/>
+          <w:szCs w:val="20"/>
+        </w:rPr>
+        <w:t>f'Prediction</w:t>
+      </w:r>
+      <w:proofErr w:type="spellEnd"/>
+      <w:r>
+        <w:rPr>
+          <w:rFonts w:ascii="Courier New" w:eastAsia="Courier New" w:hAnsi="Courier New" w:cs="Courier New"/>
+          <w:sz w:val="20"/>
+          <w:szCs w:val="20"/>
+        </w:rPr>
+        <w:t>: {"&gt;50K" if prediction==1 else "&lt;=50K"}') print(</w:t>
+      </w:r>
+      <w:proofErr w:type="spellStart"/>
+      <w:r>
+        <w:rPr>
+          <w:rFonts w:ascii="Courier New" w:eastAsia="Courier New" w:hAnsi="Courier New" w:cs="Courier New"/>
+          <w:sz w:val="20"/>
+          <w:szCs w:val="20"/>
+        </w:rPr>
+        <w:t>f'Probability</w:t>
+      </w:r>
+      <w:proofErr w:type="spellEnd"/>
+      <w:r>
+        <w:rPr>
+          <w:rFonts w:ascii="Courier New" w:eastAsia="Courier New" w:hAnsi="Courier New" w:cs="Courier New"/>
+          <w:sz w:val="20"/>
+          <w:szCs w:val="20"/>
+        </w:rPr>
+        <w:t xml:space="preserve"> &gt;50K: {probability[1]*100:.1f}%')</w:t>
       </w:r>
     </w:p>
     <w:p>
@@ -25761,12 +30357,28 @@
         <w:jc w:val="both"/>
       </w:pPr>
       <w:r>
-        <w:t>The adult.data file contains 32,561 training instances with 15 columns. The adult.test file contains 16,281 test instances with the same column structure. Both files use comma-space (', ') as the delimiter and encode missing values as '?'. The complete dataset is available from the UCI Machine Learning Repository at https://archive.ics.uci.edu/ml/datasets/adult.</w:t>
+        <w:t xml:space="preserve">The </w:t>
+      </w:r>
+      <w:proofErr w:type="spellStart"/>
+      <w:r>
+        <w:t>adult.data</w:t>
+      </w:r>
+      <w:proofErr w:type="spellEnd"/>
+      <w:r>
+        <w:t xml:space="preserve"> file contains 32,561 training instances with 15 columns. The </w:t>
+      </w:r>
+      <w:proofErr w:type="spellStart"/>
+      <w:r>
+        <w:t>adult.test</w:t>
+      </w:r>
+      <w:proofErr w:type="spellEnd"/>
+      <w:r>
+        <w:t xml:space="preserve"> file contains 16,281 test instances with the same column structure. Both files use comma-space (', ') as the delimiter and encode missing values as '?'. The complete dataset is available from the UCI Machine Learning Repository at https://archive.ics.uci.edu/ml/datasets/adult.</w:t>
       </w:r>
     </w:p>
     <w:sectPr>
-      <w:headerReference w:type="default" r:id="rId22"/>
-      <w:footerReference w:type="default" r:id="rId23"/>
+      <w:headerReference w:type="default" r:id="rId28"/>
+      <w:footerReference w:type="default" r:id="rId29"/>
       <w:pgSz w:w="11906" w:h="16838"/>
       <w:pgMar w:top="1440" w:right="1440" w:bottom="1440" w:left="2160" w:header="708" w:footer="708" w:gutter="0"/>
       <w:cols w:space="720"/>
